--- a/ДикевичЕА_ОКС_ПИ261_ЛР03.docx
+++ b/ДикевичЕА_ОКС_ПИ261_ЛР03.docx
@@ -83,7 +83,7 @@
           <w:szCs w:val="28"/>
           <w:lang w:val="ru-RU"/>
         </w:rPr>
-        <w:t>1</w:t>
+        <w:t>3</w:t>
       </w:r>
     </w:p>
     <w:p>
@@ -121,7 +121,7 @@
           <w:sz w:val="32"/>
           <w:szCs w:val="32"/>
         </w:rPr>
-        <w:t>Теоретические основы электробезопасности и диагностика подсистем питания вычислительной техники</w:t>
+        <w:t>Комплексная диагностика аппаратного обеспечения с применением специализированного ПО</w:t>
       </w:r>
     </w:p>
     <w:p>
@@ -165,8 +165,25 @@
           <w:rFonts w:ascii="Times New Roman" w:hAnsi="Times New Roman" w:cs="Times New Roman"/>
           <w:sz w:val="28"/>
           <w:szCs w:val="28"/>
-        </w:rPr>
-        <w:t>сформировать практические навыки безопасной эксплуатации аппаратного обеспечения и освоить методы аппаратно-программной диагностики систем питания портативных и настольных ПК в кроссплатформенной среде (ОС Windows и macOS).</w:t>
+          <w:lang w:val="ru-RU"/>
+        </w:rPr>
+        <w:t>о</w:t>
+      </w:r>
+      <w:r>
+        <w:rPr>
+          <w:rFonts w:ascii="Times New Roman" w:hAnsi="Times New Roman" w:cs="Times New Roman"/>
+          <w:sz w:val="28"/>
+          <w:szCs w:val="28"/>
+        </w:rPr>
+        <w:t>своение методов глубокой программной диагностики компонентов ПК, изучение функциональности сторонних диагностических комплексов, проведение мониторинга температурных показателей, аудит программной среды и автоматизированная генерация профильных отчетов</w:t>
+      </w:r>
+      <w:r>
+        <w:rPr>
+          <w:rFonts w:ascii="Times New Roman" w:hAnsi="Times New Roman" w:cs="Times New Roman"/>
+          <w:sz w:val="28"/>
+          <w:szCs w:val="28"/>
+        </w:rPr>
+        <w:t>.</w:t>
       </w:r>
     </w:p>
     <w:p>
@@ -426,7 +443,30 @@
           <w:szCs w:val="28"/>
           <w:u w:val="single"/>
         </w:rPr>
-        <w:t>ТЕХНИКА БЕЗОПАСНОСТИ (ч. 1)</w:t>
+        <w:t>ТЕ</w:t>
+      </w:r>
+      <w:r>
+        <w:rPr>
+          <w:rFonts w:ascii="Times New Roman" w:eastAsiaTheme="minorEastAsia" w:hAnsi="Times New Roman" w:cs="Times New Roman"/>
+          <w:b/>
+          <w:bCs/>
+          <w:sz w:val="28"/>
+          <w:szCs w:val="28"/>
+          <w:u w:val="single"/>
+          <w:lang w:val="ru-RU"/>
+        </w:rPr>
+        <w:t>ОРЕТИЧЕСКИЙ БЛОК</w:t>
+      </w:r>
+      <w:r>
+        <w:rPr>
+          <w:rFonts w:ascii="Times New Roman" w:eastAsiaTheme="minorEastAsia" w:hAnsi="Times New Roman" w:cs="Times New Roman"/>
+          <w:b/>
+          <w:bCs/>
+          <w:sz w:val="28"/>
+          <w:szCs w:val="28"/>
+          <w:u w:val="single"/>
+        </w:rPr>
+        <w:t xml:space="preserve"> (ч. 1)</w:t>
       </w:r>
     </w:p>
     <w:p>
@@ -454,7 +494,6 @@
           <w:bCs/>
           <w:sz w:val="28"/>
           <w:szCs w:val="28"/>
-          <w:lang w:val="ru-RU"/>
         </w:rPr>
       </w:pPr>
       <w:r>
@@ -498,7 +537,53 @@
           <w:sz w:val="28"/>
           <w:szCs w:val="28"/>
         </w:rPr>
-        <w:t> Анализ требований электробезопасности и физики заземления</w:t>
+        <w:t> </w:t>
+      </w:r>
+      <w:r>
+        <w:rPr>
+          <w:rFonts w:ascii="Times New Roman" w:hAnsi="Times New Roman" w:cs="Times New Roman"/>
+          <w:b/>
+          <w:bCs/>
+          <w:sz w:val="28"/>
+          <w:szCs w:val="28"/>
+        </w:rPr>
+        <w:t>Развертывание диагностической среды</w:t>
+      </w:r>
+    </w:p>
+    <w:p>
+      <w:pPr>
+        <w:spacing w:after="0" w:line="240" w:lineRule="auto"/>
+        <w:ind w:firstLine="709"/>
+        <w:jc w:val="both"/>
+        <w:rPr>
+          <w:rFonts w:ascii="Times New Roman" w:hAnsi="Times New Roman" w:cs="Times New Roman"/>
+          <w:b/>
+          <w:bCs/>
+          <w:sz w:val="28"/>
+          <w:szCs w:val="28"/>
+          <w:lang w:val="ru-RU"/>
+        </w:rPr>
+      </w:pPr>
+      <w:r>
+        <w:rPr>
+          <w:rFonts w:ascii="Times New Roman" w:hAnsi="Times New Roman" w:cs="Times New Roman"/>
+          <w:b/>
+          <w:bCs/>
+          <w:sz w:val="28"/>
+          <w:szCs w:val="28"/>
+        </w:rPr>
+        <w:t>Принципиальная разница между встроенными утилитами и сторонними комплексами</w:t>
+      </w:r>
+      <w:r>
+        <w:rPr>
+          <w:rFonts w:ascii="Times New Roman" w:hAnsi="Times New Roman" w:cs="Times New Roman"/>
+          <w:b/>
+          <w:bCs/>
+          <w:sz w:val="28"/>
+          <w:szCs w:val="28"/>
+          <w:lang w:val="ru-RU"/>
+        </w:rPr>
+        <w:t>:</w:t>
       </w:r>
     </w:p>
     <w:p>
@@ -518,32 +603,40 @@
           <w:rFonts w:ascii="Times New Roman" w:hAnsi="Times New Roman" w:cs="Times New Roman"/>
           <w:sz w:val="28"/>
           <w:szCs w:val="28"/>
-        </w:rPr>
-      </w:pPr>
-      <w:r>
-        <w:rPr>
-          <w:rFonts w:ascii="Times New Roman" w:hAnsi="Times New Roman" w:cs="Times New Roman"/>
-          <w:sz w:val="28"/>
-          <w:szCs w:val="28"/>
-        </w:rPr>
-        <w:t>Внутренние компоненты блоков питания</w:t>
-      </w:r>
-      <w:r>
-        <w:rPr>
-          <w:rFonts w:ascii="Times New Roman" w:hAnsi="Times New Roman" w:cs="Times New Roman"/>
-          <w:sz w:val="28"/>
-          <w:szCs w:val="28"/>
-          <w:lang w:val="ru-RU"/>
-        </w:rPr>
-        <w:t xml:space="preserve"> </w:t>
-      </w:r>
-      <w:r>
-        <w:rPr>
-          <w:rFonts w:ascii="Times New Roman" w:hAnsi="Times New Roman" w:cs="Times New Roman"/>
-          <w:sz w:val="28"/>
-          <w:szCs w:val="28"/>
-        </w:rPr>
-        <w:t>(в первую очередь высоковольтные конденсаторы) способны удерживать опасный для жизни электрический заряд длительное время после полного отключения устройства от сети. Проведение любых ремонтных или диагностических работ без предварительного рассеивания остаточного заряда (разрядки конденсаторов) категорически запрещено.</w:t>
+          <w:lang w:val="ru-RU"/>
+        </w:rPr>
+      </w:pPr>
+      <w:r>
+        <w:rPr>
+          <w:rFonts w:ascii="Times New Roman" w:hAnsi="Times New Roman" w:cs="Times New Roman"/>
+          <w:sz w:val="28"/>
+          <w:szCs w:val="28"/>
+        </w:rPr>
+        <w:t xml:space="preserve">Штатные утилиты (msinfo32, Диспетчер задач): </w:t>
+      </w:r>
+      <w:r>
+        <w:rPr>
+          <w:rFonts w:ascii="Times New Roman" w:hAnsi="Times New Roman" w:cs="Times New Roman"/>
+          <w:sz w:val="28"/>
+          <w:szCs w:val="28"/>
+        </w:rPr>
+        <w:t>являются</w:t>
+      </w:r>
+      <w:r>
+        <w:rPr>
+          <w:rFonts w:ascii="Times New Roman" w:hAnsi="Times New Roman" w:cs="Times New Roman"/>
+          <w:sz w:val="28"/>
+          <w:szCs w:val="28"/>
+        </w:rPr>
+        <w:t xml:space="preserve"> высокоуровневым программным слоем. Они отображают только ту информацию об оборудовании, которую операционная система уже успела стандартизировать и пропустить через установленные драйверы. Они берут данные из реестра и стандартных API Windows</w:t>
+      </w:r>
+      <w:r>
+        <w:rPr>
+          <w:rFonts w:ascii="Times New Roman" w:hAnsi="Times New Roman" w:cs="Times New Roman"/>
+          <w:sz w:val="28"/>
+          <w:szCs w:val="28"/>
+        </w:rPr>
+        <w:t>.</w:t>
       </w:r>
     </w:p>
     <w:p>
@@ -572,74 +665,28 @@
           <w:sz w:val="28"/>
           <w:szCs w:val="28"/>
         </w:rPr>
-        <w:t xml:space="preserve">Заземление выполняет роль защитного барьера, создавая преднамеренное электрическое соединение металлических элементов корпуса ПК с землей. Физический принцип основан на законе Ома: ток течет по пути наименьшего сопротивления. Сопротивление заземляющего контура мало по сравнению с сопротивлением человеческого тела. В случае </w:t>
-      </w:r>
-      <w:r>
-        <w:rPr>
-          <w:rFonts w:ascii="Times New Roman" w:hAnsi="Times New Roman" w:cs="Times New Roman"/>
-          <w:sz w:val="28"/>
-          <w:szCs w:val="28"/>
-          <w:lang w:val="ru-RU"/>
-        </w:rPr>
-        <w:t>повреждения</w:t>
-      </w:r>
-      <w:r>
-        <w:rPr>
-          <w:rFonts w:ascii="Times New Roman" w:hAnsi="Times New Roman" w:cs="Times New Roman"/>
-          <w:sz w:val="28"/>
-          <w:szCs w:val="28"/>
-        </w:rPr>
-        <w:t xml:space="preserve"> фазы на корпус устройства опасный потенциал мгновенно сбрасывается в землю, активируя защитные автоматы и предотвращая поражение человека электрическим током.</w:t>
-      </w:r>
-    </w:p>
-    <w:p>
-      <w:pPr>
-        <w:spacing w:after="0" w:line="240" w:lineRule="auto"/>
-        <w:ind w:firstLine="709"/>
-        <w:rPr>
-          <w:rFonts w:ascii="Times New Roman" w:hAnsi="Times New Roman" w:cs="Times New Roman"/>
-          <w:b/>
-          <w:bCs/>
-          <w:sz w:val="28"/>
-          <w:szCs w:val="28"/>
-          <w:lang w:val="ru-RU"/>
-        </w:rPr>
-      </w:pPr>
-    </w:p>
-    <w:p>
-      <w:pPr>
-        <w:spacing w:after="0" w:line="240" w:lineRule="auto"/>
-        <w:jc w:val="center"/>
-        <w:rPr>
-          <w:rFonts w:ascii="Times New Roman" w:eastAsiaTheme="minorEastAsia" w:hAnsi="Times New Roman" w:cs="Times New Roman"/>
-          <w:b/>
-          <w:bCs/>
-          <w:sz w:val="28"/>
-          <w:szCs w:val="28"/>
-          <w:u w:val="single"/>
-          <w:lang w:val="ru-RU"/>
-        </w:rPr>
-      </w:pPr>
-      <w:r>
-        <w:rPr>
-          <w:rFonts w:ascii="Times New Roman" w:eastAsiaTheme="minorEastAsia" w:hAnsi="Times New Roman" w:cs="Times New Roman"/>
-          <w:b/>
-          <w:bCs/>
-          <w:sz w:val="28"/>
-          <w:szCs w:val="28"/>
-          <w:u w:val="single"/>
-        </w:rPr>
-        <w:t>АППАРАТНАЯ СПРАВКА</w:t>
-      </w:r>
-    </w:p>
-    <w:p>
-      <w:pPr>
-        <w:spacing w:after="0" w:line="240" w:lineRule="auto"/>
-        <w:jc w:val="center"/>
-        <w:rPr>
-          <w:rFonts w:ascii="Times New Roman" w:eastAsiaTheme="minorEastAsia" w:hAnsi="Times New Roman" w:cs="Times New Roman"/>
-          <w:b/>
-          <w:bCs/>
+        <w:t>Сторонние диагностические комплексы (AIDA64, HWMonitor): работают на низком аппаратном уровне (HAL — Hardware Abstraction Layer). При запуске от имени администратора они устанавливают собственный временный драйвер низкого уровня. Этот драйвер опрашивает контроллеры материнской платы, чипсет и внутренние регистры процессора напрямую в обход стандартных механизмов ОС</w:t>
+      </w:r>
+      <w:r>
+        <w:rPr>
+          <w:rFonts w:ascii="Times New Roman" w:hAnsi="Times New Roman" w:cs="Times New Roman"/>
+          <w:sz w:val="28"/>
+          <w:szCs w:val="28"/>
+        </w:rPr>
+        <w:t>.</w:t>
+      </w:r>
+    </w:p>
+    <w:p>
+      <w:pPr>
+        <w:pStyle w:val="a7"/>
+        <w:tabs>
+          <w:tab w:val="left" w:pos="1134"/>
+        </w:tabs>
+        <w:spacing w:after="0" w:line="240" w:lineRule="auto"/>
+        <w:ind w:left="709"/>
+        <w:jc w:val="both"/>
+        <w:rPr>
+          <w:rFonts w:ascii="Times New Roman" w:hAnsi="Times New Roman" w:cs="Times New Roman"/>
           <w:sz w:val="28"/>
           <w:szCs w:val="28"/>
           <w:lang w:val="ru-RU"/>
@@ -667,52 +714,236 @@
           <w:bCs/>
           <w:sz w:val="28"/>
           <w:szCs w:val="28"/>
-          <w:lang w:val="ru-RU"/>
-        </w:rPr>
-        <w:t>Шаг</w:t>
-      </w:r>
-      <w:r>
-        <w:rPr>
-          <w:rFonts w:ascii="Times New Roman" w:hAnsi="Times New Roman" w:cs="Times New Roman"/>
-          <w:b/>
-          <w:bCs/>
-          <w:sz w:val="28"/>
-          <w:szCs w:val="28"/>
+        </w:rPr>
+        <w:t>Почему сервисным инженерам часто недостаточно штатных средств ОС</w:t>
+      </w:r>
+      <w:r>
+        <w:rPr>
+          <w:rFonts w:ascii="Times New Roman" w:hAnsi="Times New Roman" w:cs="Times New Roman"/>
+          <w:b/>
+          <w:bCs/>
+          <w:sz w:val="28"/>
+          <w:szCs w:val="28"/>
+          <w:lang w:val="ru-RU"/>
+        </w:rPr>
+        <w:t>:</w:t>
+      </w:r>
+    </w:p>
+    <w:p>
+      <w:pPr>
+        <w:pStyle w:val="a7"/>
+        <w:numPr>
+          <w:ilvl w:val="0"/>
+          <w:numId w:val="8"/>
+        </w:numPr>
+        <w:tabs>
+          <w:tab w:val="left" w:pos="1134"/>
+        </w:tabs>
+        <w:spacing w:after="0" w:line="240" w:lineRule="auto"/>
+        <w:ind w:left="0" w:firstLine="709"/>
+        <w:jc w:val="both"/>
+        <w:rPr>
+          <w:rFonts w:ascii="Times New Roman" w:hAnsi="Times New Roman" w:cs="Times New Roman"/>
+          <w:sz w:val="28"/>
+          <w:szCs w:val="28"/>
+          <w:lang w:val="ru-RU"/>
+        </w:rPr>
+      </w:pPr>
+      <w:r>
+        <w:rPr>
+          <w:rFonts w:ascii="Times New Roman" w:hAnsi="Times New Roman" w:cs="Times New Roman"/>
+          <w:sz w:val="28"/>
+          <w:szCs w:val="28"/>
+        </w:rPr>
+        <w:t>Отсутствие доступа к датчикам: штатные средства не умеют считывать телеметрию в реальном времени. Инженер не увидит через msinfo32 точный вольтаж на линиях блока питания, обороты конкретного кулера или температуру хот-спота (Hotspot) видеокарты</w:t>
+      </w:r>
+      <w:r>
+        <w:rPr>
+          <w:rFonts w:ascii="Times New Roman" w:hAnsi="Times New Roman" w:cs="Times New Roman"/>
+          <w:sz w:val="28"/>
+          <w:szCs w:val="28"/>
+        </w:rPr>
+        <w:t>.</w:t>
+      </w:r>
+    </w:p>
+    <w:p>
+      <w:pPr>
+        <w:pStyle w:val="a7"/>
+        <w:numPr>
+          <w:ilvl w:val="0"/>
+          <w:numId w:val="8"/>
+        </w:numPr>
+        <w:tabs>
+          <w:tab w:val="left" w:pos="1134"/>
+        </w:tabs>
+        <w:spacing w:after="0" w:line="240" w:lineRule="auto"/>
+        <w:ind w:left="0" w:firstLine="709"/>
+        <w:jc w:val="both"/>
+        <w:rPr>
+          <w:rFonts w:ascii="Times New Roman" w:hAnsi="Times New Roman" w:cs="Times New Roman"/>
+          <w:sz w:val="28"/>
+          <w:szCs w:val="28"/>
+          <w:lang w:val="ru-RU"/>
+        </w:rPr>
+      </w:pPr>
+      <w:r>
+        <w:rPr>
+          <w:rFonts w:ascii="Times New Roman" w:hAnsi="Times New Roman" w:cs="Times New Roman"/>
+          <w:sz w:val="28"/>
+          <w:szCs w:val="28"/>
+        </w:rPr>
+        <w:t>Неизвестность при отсутствии драйверов: если устройство повреждено или для него нет драйвера, ОС Windows покажет лишь «Неизвестное устройство». Программы уровня AIDA64, используя собственную встроенную базу оборудования, часто могут определить модель чипа даже без установленных драйверов в ОС</w:t>
+      </w:r>
+      <w:r>
+        <w:rPr>
+          <w:rFonts w:ascii="Times New Roman" w:hAnsi="Times New Roman" w:cs="Times New Roman"/>
+          <w:sz w:val="28"/>
+          <w:szCs w:val="28"/>
+        </w:rPr>
+        <w:t>.</w:t>
+      </w:r>
+    </w:p>
+    <w:p>
+      <w:pPr>
+        <w:pStyle w:val="a7"/>
+        <w:numPr>
+          <w:ilvl w:val="0"/>
+          <w:numId w:val="8"/>
+        </w:numPr>
+        <w:tabs>
+          <w:tab w:val="left" w:pos="1134"/>
+        </w:tabs>
+        <w:spacing w:after="0" w:line="240" w:lineRule="auto"/>
+        <w:ind w:left="0" w:firstLine="709"/>
+        <w:jc w:val="both"/>
+        <w:rPr>
+          <w:rFonts w:ascii="Times New Roman" w:hAnsi="Times New Roman" w:cs="Times New Roman"/>
+          <w:b/>
+          <w:bCs/>
+          <w:sz w:val="28"/>
+          <w:szCs w:val="28"/>
+          <w:lang w:val="ru-RU"/>
+        </w:rPr>
+      </w:pPr>
+      <w:r>
+        <w:rPr>
+          <w:rFonts w:ascii="Times New Roman" w:hAnsi="Times New Roman" w:cs="Times New Roman"/>
+          <w:sz w:val="28"/>
+          <w:szCs w:val="28"/>
+        </w:rPr>
+        <w:t xml:space="preserve">Отсутствие инструментов стресс-тестирования: штатные утилиты могут констатировать сбой, но не способны искусственно воссоздать максимальную нагрузку (комбинированный стресс-тест CPU, FPU, Cache, </w:t>
+      </w:r>
+      <w:r>
+        <w:rPr>
+          <w:rFonts w:ascii="Times New Roman" w:hAnsi="Times New Roman" w:cs="Times New Roman"/>
+          <w:sz w:val="28"/>
+          <w:szCs w:val="28"/>
+        </w:rPr>
+        <w:lastRenderedPageBreak/>
+        <w:t>RAM), чтобы проверить стабильность системы охлаждения и цепей питания (VRM) под нагрузкой</w:t>
+      </w:r>
+      <w:r>
+        <w:rPr>
+          <w:rFonts w:ascii="Times New Roman" w:hAnsi="Times New Roman" w:cs="Times New Roman"/>
+          <w:sz w:val="28"/>
+          <w:szCs w:val="28"/>
+        </w:rPr>
+        <w:t>.</w:t>
+      </w:r>
+    </w:p>
+    <w:p>
+      <w:pPr>
+        <w:pStyle w:val="a7"/>
+        <w:tabs>
+          <w:tab w:val="left" w:pos="1134"/>
+        </w:tabs>
+        <w:spacing w:after="0" w:line="240" w:lineRule="auto"/>
+        <w:ind w:left="709"/>
+        <w:jc w:val="both"/>
+        <w:rPr>
+          <w:rFonts w:ascii="Times New Roman" w:hAnsi="Times New Roman" w:cs="Times New Roman"/>
+          <w:b/>
+          <w:bCs/>
+          <w:sz w:val="28"/>
+          <w:szCs w:val="28"/>
+          <w:lang w:val="ru-RU"/>
+        </w:rPr>
+      </w:pPr>
+    </w:p>
+    <w:p>
+      <w:pPr>
+        <w:spacing w:after="0" w:line="240" w:lineRule="auto"/>
+        <w:jc w:val="center"/>
+        <w:rPr>
+          <w:rFonts w:ascii="Times New Roman" w:eastAsiaTheme="minorEastAsia" w:hAnsi="Times New Roman" w:cs="Times New Roman"/>
+          <w:b/>
+          <w:bCs/>
+          <w:sz w:val="28"/>
+          <w:szCs w:val="28"/>
+          <w:u w:val="single"/>
+          <w:lang w:val="ru-RU"/>
+        </w:rPr>
+      </w:pPr>
+      <w:r>
+        <w:rPr>
+          <w:rFonts w:ascii="Times New Roman" w:eastAsiaTheme="minorEastAsia" w:hAnsi="Times New Roman" w:cs="Times New Roman"/>
+          <w:b/>
+          <w:bCs/>
+          <w:sz w:val="28"/>
+          <w:szCs w:val="28"/>
+          <w:u w:val="single"/>
+        </w:rPr>
+        <w:t>АППАРАТН</w:t>
+      </w:r>
+      <w:r>
+        <w:rPr>
+          <w:rFonts w:ascii="Times New Roman" w:eastAsiaTheme="minorEastAsia" w:hAnsi="Times New Roman" w:cs="Times New Roman"/>
+          <w:b/>
+          <w:bCs/>
+          <w:sz w:val="28"/>
+          <w:szCs w:val="28"/>
+          <w:u w:val="single"/>
+          <w:lang w:val="ru-RU"/>
+        </w:rPr>
+        <w:t>ЫЕ</w:t>
+      </w:r>
+      <w:r>
+        <w:rPr>
+          <w:rFonts w:ascii="Times New Roman" w:eastAsiaTheme="minorEastAsia" w:hAnsi="Times New Roman" w:cs="Times New Roman"/>
+          <w:b/>
+          <w:bCs/>
+          <w:sz w:val="28"/>
+          <w:szCs w:val="28"/>
+          <w:u w:val="single"/>
         </w:rPr>
         <w:t xml:space="preserve"> </w:t>
       </w:r>
       <w:r>
         <w:rPr>
-          <w:rFonts w:ascii="Times New Roman" w:hAnsi="Times New Roman" w:cs="Times New Roman"/>
-          <w:b/>
-          <w:bCs/>
-          <w:sz w:val="28"/>
-          <w:szCs w:val="28"/>
-          <w:lang w:val="ru-RU"/>
-        </w:rPr>
-        <w:t>№</w:t>
-      </w:r>
-      <w:r>
-        <w:rPr>
-          <w:rFonts w:ascii="Times New Roman" w:hAnsi="Times New Roman" w:cs="Times New Roman"/>
-          <w:b/>
-          <w:bCs/>
-          <w:sz w:val="28"/>
-          <w:szCs w:val="28"/>
-          <w:lang w:val="ru-RU"/>
-        </w:rPr>
-        <w:t> </w:t>
-      </w:r>
-      <w:r>
-        <w:rPr>
-          <w:rFonts w:ascii="Times New Roman" w:hAnsi="Times New Roman" w:cs="Times New Roman"/>
-          <w:b/>
-          <w:bCs/>
-          <w:sz w:val="28"/>
-          <w:szCs w:val="28"/>
-        </w:rPr>
-        <w:t>2. Аппаратный осмотр источника питания и расчет мощности</w:t>
-      </w:r>
+          <w:rFonts w:ascii="Times New Roman" w:eastAsiaTheme="minorEastAsia" w:hAnsi="Times New Roman" w:cs="Times New Roman"/>
+          <w:b/>
+          <w:bCs/>
+          <w:sz w:val="28"/>
+          <w:szCs w:val="28"/>
+          <w:u w:val="single"/>
+          <w:lang w:val="ru-RU"/>
+        </w:rPr>
+        <w:t>ХАРАКТЕРИСТИКИ</w:t>
+      </w:r>
+    </w:p>
+    <w:p>
+      <w:pPr>
+        <w:spacing w:after="0" w:line="240" w:lineRule="auto"/>
+        <w:jc w:val="center"/>
+        <w:rPr>
+          <w:rFonts w:ascii="Times New Roman" w:eastAsiaTheme="minorEastAsia" w:hAnsi="Times New Roman" w:cs="Times New Roman"/>
+          <w:b/>
+          <w:bCs/>
+          <w:sz w:val="28"/>
+          <w:szCs w:val="28"/>
+          <w:lang w:val="ru-RU"/>
+        </w:rPr>
+      </w:pPr>
     </w:p>
     <w:p>
       <w:pPr>
@@ -721,19 +952,75 @@
         <w:jc w:val="both"/>
         <w:rPr>
           <w:rFonts w:ascii="Times New Roman" w:hAnsi="Times New Roman" w:cs="Times New Roman"/>
-          <w:sz w:val="28"/>
-          <w:szCs w:val="28"/>
-          <w:lang w:val="ru-RU"/>
-        </w:rPr>
-      </w:pPr>
-      <w:r>
-        <w:rPr>
-          <w:rFonts w:ascii="Times New Roman" w:hAnsi="Times New Roman" w:cs="Times New Roman"/>
-          <w:sz w:val="28"/>
-          <w:szCs w:val="28"/>
-          <w:lang w:val="ru-RU"/>
-        </w:rPr>
-        <w:t>Характеристики блока питания ноутбука:</w:t>
+          <w:b/>
+          <w:bCs/>
+          <w:sz w:val="28"/>
+          <w:szCs w:val="28"/>
+          <w:lang w:val="ru-RU"/>
+        </w:rPr>
+      </w:pPr>
+      <w:r>
+        <w:rPr>
+          <w:rFonts w:ascii="Times New Roman" w:hAnsi="Times New Roman" w:cs="Times New Roman"/>
+          <w:b/>
+          <w:bCs/>
+          <w:sz w:val="28"/>
+          <w:szCs w:val="28"/>
+          <w:lang w:val="ru-RU"/>
+        </w:rPr>
+        <w:t>Шаг</w:t>
+      </w:r>
+      <w:r>
+        <w:rPr>
+          <w:rFonts w:ascii="Times New Roman" w:hAnsi="Times New Roman" w:cs="Times New Roman"/>
+          <w:b/>
+          <w:bCs/>
+          <w:sz w:val="28"/>
+          <w:szCs w:val="28"/>
+        </w:rPr>
+        <w:t xml:space="preserve"> </w:t>
+      </w:r>
+      <w:r>
+        <w:rPr>
+          <w:rFonts w:ascii="Times New Roman" w:hAnsi="Times New Roman" w:cs="Times New Roman"/>
+          <w:b/>
+          <w:bCs/>
+          <w:sz w:val="28"/>
+          <w:szCs w:val="28"/>
+          <w:lang w:val="ru-RU"/>
+        </w:rPr>
+        <w:t>№</w:t>
+      </w:r>
+      <w:r>
+        <w:rPr>
+          <w:rFonts w:ascii="Times New Roman" w:hAnsi="Times New Roman" w:cs="Times New Roman"/>
+          <w:b/>
+          <w:bCs/>
+          <w:sz w:val="28"/>
+          <w:szCs w:val="28"/>
+          <w:lang w:val="ru-RU"/>
+        </w:rPr>
+        <w:t> </w:t>
+      </w:r>
+      <w:r>
+        <w:rPr>
+          <w:rFonts w:ascii="Times New Roman" w:hAnsi="Times New Roman" w:cs="Times New Roman"/>
+          <w:b/>
+          <w:bCs/>
+          <w:sz w:val="28"/>
+          <w:szCs w:val="28"/>
+        </w:rPr>
+        <w:t xml:space="preserve">2. </w:t>
+      </w:r>
+      <w:r>
+        <w:rPr>
+          <w:rFonts w:ascii="Times New Roman" w:hAnsi="Times New Roman" w:cs="Times New Roman"/>
+          <w:b/>
+          <w:bCs/>
+          <w:sz w:val="28"/>
+          <w:szCs w:val="28"/>
+        </w:rPr>
+        <w:t>Инвентаризация аппаратного обеспечения (Системная плата и чипсет)</w:t>
       </w:r>
     </w:p>
     <w:p>
@@ -744,71 +1031,44 @@
           <w:numId w:val="6"/>
         </w:numPr>
         <w:tabs>
-          <w:tab w:val="left" w:pos="993"/>
+          <w:tab w:val="left" w:pos="1134"/>
         </w:tabs>
         <w:spacing w:after="0" w:line="240" w:lineRule="auto"/>
         <w:ind w:left="0" w:firstLine="709"/>
         <w:jc w:val="both"/>
         <w:rPr>
-          <w:rFonts w:ascii="Times New Roman" w:hAnsi="Times New Roman" w:cs="Times New Roman"/>
-          <w:sz w:val="28"/>
-          <w:szCs w:val="28"/>
-          <w:lang w:val="ru-RU"/>
-        </w:rPr>
-      </w:pPr>
-      <w:r>
-        <w:rPr>
-          <w:rFonts w:ascii="Times New Roman" w:hAnsi="Times New Roman" w:cs="Times New Roman"/>
-          <w:sz w:val="28"/>
-          <w:szCs w:val="28"/>
-          <w:lang w:val="ru-RU"/>
-        </w:rPr>
-        <w:t xml:space="preserve">Вход (переменный ток): 100-240 </w:t>
-      </w:r>
-      <w:r>
-        <w:rPr>
-          <w:rFonts w:ascii="Times New Roman" w:hAnsi="Times New Roman" w:cs="Times New Roman"/>
-          <w:sz w:val="28"/>
-          <w:szCs w:val="28"/>
-          <w:lang w:val="ru-RU"/>
-        </w:rPr>
-        <w:t>В</w:t>
-      </w:r>
-      <w:r>
-        <w:rPr>
-          <w:rFonts w:ascii="Times New Roman" w:hAnsi="Times New Roman" w:cs="Times New Roman"/>
-          <w:sz w:val="28"/>
-          <w:szCs w:val="28"/>
-          <w:lang w:val="ru-RU"/>
-        </w:rPr>
-        <w:t xml:space="preserve"> ~ 50-60 </w:t>
-      </w:r>
-      <w:r>
-        <w:rPr>
-          <w:rFonts w:ascii="Times New Roman" w:hAnsi="Times New Roman" w:cs="Times New Roman"/>
-          <w:sz w:val="28"/>
-          <w:szCs w:val="28"/>
-          <w:lang w:val="en-US"/>
-        </w:rPr>
-        <w:t>Hz</w:t>
-      </w:r>
-      <w:r>
-        <w:rPr>
-          <w:rFonts w:ascii="Times New Roman" w:hAnsi="Times New Roman" w:cs="Times New Roman"/>
-          <w:sz w:val="28"/>
-          <w:szCs w:val="28"/>
-          <w:lang w:val="ru-RU"/>
-        </w:rPr>
-        <w:t xml:space="preserve">, 2.5 </w:t>
-      </w:r>
-      <w:r>
-        <w:rPr>
-          <w:rFonts w:ascii="Times New Roman" w:hAnsi="Times New Roman" w:cs="Times New Roman"/>
-          <w:sz w:val="28"/>
-          <w:szCs w:val="28"/>
-          <w:lang w:val="ru-RU"/>
-        </w:rPr>
-        <w:t>А</w:t>
+          <w:rFonts w:ascii="Times New Roman" w:eastAsiaTheme="minorEastAsia" w:hAnsi="Times New Roman" w:cs="Times New Roman"/>
+          <w:sz w:val="28"/>
+          <w:szCs w:val="28"/>
+          <w:lang w:val="ru-RU"/>
+        </w:rPr>
+      </w:pPr>
+      <w:r>
+        <w:rPr>
+          <w:rFonts w:ascii="Times New Roman" w:hAnsi="Times New Roman" w:cs="Times New Roman"/>
+          <w:sz w:val="28"/>
+          <w:szCs w:val="28"/>
+          <w:lang w:val="ru-RU"/>
+        </w:rPr>
+        <w:t>Точное наименование системной платы:</w:t>
+      </w:r>
+      <w:r>
+        <w:rPr>
+          <w:rFonts w:ascii="Times New Roman" w:hAnsi="Times New Roman" w:cs="Times New Roman"/>
+          <w:sz w:val="28"/>
+          <w:szCs w:val="28"/>
+          <w:lang w:val="ru-RU"/>
+        </w:rPr>
+        <w:t xml:space="preserve"> </w:t>
+      </w:r>
+      <w:r>
+        <w:rPr>
+          <w:rFonts w:ascii="Times New Roman" w:hAnsi="Times New Roman" w:cs="Times New Roman"/>
+          <w:sz w:val="28"/>
+          <w:szCs w:val="28"/>
+          <w:lang w:val="ru-RU"/>
+        </w:rPr>
+        <w:t>ASUSTeK COMPUTER INC. FX607VJB</w:t>
       </w:r>
       <w:r>
         <w:rPr>
@@ -828,601 +1088,62 @@
           <w:numId w:val="6"/>
         </w:numPr>
         <w:tabs>
-          <w:tab w:val="left" w:pos="993"/>
+          <w:tab w:val="left" w:pos="1134"/>
         </w:tabs>
         <w:spacing w:after="0" w:line="240" w:lineRule="auto"/>
         <w:ind w:left="0" w:firstLine="709"/>
         <w:jc w:val="both"/>
         <w:rPr>
-          <w:rFonts w:ascii="Times New Roman" w:hAnsi="Times New Roman" w:cs="Times New Roman"/>
-          <w:sz w:val="28"/>
-          <w:szCs w:val="28"/>
-          <w:lang w:val="ru-RU"/>
-        </w:rPr>
-      </w:pPr>
-      <w:r>
-        <w:rPr>
-          <w:rFonts w:ascii="Times New Roman" w:hAnsi="Times New Roman" w:cs="Times New Roman"/>
-          <w:sz w:val="28"/>
-          <w:szCs w:val="28"/>
-          <w:lang w:val="ru-RU"/>
-        </w:rPr>
-        <w:t xml:space="preserve">Выход (постоянный ток): 20.0 </w:t>
-      </w:r>
-      <w:r>
-        <w:rPr>
-          <w:rFonts w:ascii="Times New Roman" w:hAnsi="Times New Roman" w:cs="Times New Roman"/>
-          <w:sz w:val="28"/>
-          <w:szCs w:val="28"/>
-          <w:lang w:val="ru-RU"/>
-        </w:rPr>
-        <w:t>В</w:t>
-      </w:r>
-      <w:r>
-        <w:rPr>
-          <w:rFonts w:ascii="Times New Roman" w:hAnsi="Times New Roman" w:cs="Times New Roman"/>
-          <w:sz w:val="28"/>
-          <w:szCs w:val="28"/>
-          <w:lang w:val="ru-RU"/>
+          <w:rFonts w:ascii="Times New Roman" w:eastAsiaTheme="minorEastAsia" w:hAnsi="Times New Roman" w:cs="Times New Roman"/>
+          <w:sz w:val="28"/>
+          <w:szCs w:val="28"/>
+          <w:lang w:val="en-US"/>
+        </w:rPr>
+      </w:pPr>
+      <w:r>
+        <w:rPr>
+          <w:rFonts w:ascii="Times New Roman" w:hAnsi="Times New Roman" w:cs="Times New Roman"/>
+          <w:sz w:val="28"/>
+          <w:szCs w:val="28"/>
+          <w:lang w:val="ru-RU"/>
+        </w:rPr>
+        <w:t>Модель</w:t>
+      </w:r>
+      <w:r>
+        <w:rPr>
+          <w:rFonts w:ascii="Times New Roman" w:hAnsi="Times New Roman" w:cs="Times New Roman"/>
+          <w:sz w:val="28"/>
+          <w:szCs w:val="28"/>
+          <w:lang w:val="en-US"/>
         </w:rPr>
         <w:t xml:space="preserve"> </w:t>
       </w:r>
       <w:r>
         <w:rPr>
-          <w:rFonts w:ascii="Cambria Math" w:hAnsi="Cambria Math" w:cs="Cambria Math"/>
-          <w:sz w:val="28"/>
-          <w:szCs w:val="28"/>
-        </w:rPr>
-        <w:t>⎓</w:t>
-      </w:r>
-      <w:r>
-        <w:rPr>
-          <w:rFonts w:ascii="Times New Roman" w:hAnsi="Times New Roman" w:cs="Times New Roman"/>
-          <w:sz w:val="28"/>
-          <w:szCs w:val="28"/>
-          <w:lang w:val="ru-RU"/>
-        </w:rPr>
-        <w:t xml:space="preserve"> 7.5 </w:t>
-      </w:r>
-      <w:r>
-        <w:rPr>
-          <w:rFonts w:ascii="Times New Roman" w:hAnsi="Times New Roman" w:cs="Times New Roman"/>
-          <w:sz w:val="28"/>
-          <w:szCs w:val="28"/>
-          <w:lang w:val="ru-RU"/>
-        </w:rPr>
-        <w:t>А</w:t>
-      </w:r>
-      <w:r>
-        <w:rPr>
-          <w:rFonts w:ascii="Times New Roman" w:hAnsi="Times New Roman" w:cs="Times New Roman"/>
-          <w:sz w:val="28"/>
-          <w:szCs w:val="28"/>
-          <w:lang w:val="ru-RU"/>
+          <w:rFonts w:ascii="Times New Roman" w:hAnsi="Times New Roman" w:cs="Times New Roman"/>
+          <w:sz w:val="28"/>
+          <w:szCs w:val="28"/>
+          <w:lang w:val="ru-RU"/>
+        </w:rPr>
+        <w:t>чипсета</w:t>
+      </w:r>
+      <w:r>
+        <w:rPr>
+          <w:rFonts w:ascii="Times New Roman" w:hAnsi="Times New Roman" w:cs="Times New Roman"/>
+          <w:sz w:val="28"/>
+          <w:szCs w:val="28"/>
+          <w:lang w:val="en-US"/>
+        </w:rPr>
+        <w:t>: Intel Raptor Lake-H IMC</w:t>
+      </w:r>
+      <w:r>
+        <w:rPr>
+          <w:rFonts w:ascii="Times New Roman" w:hAnsi="Times New Roman" w:cs="Times New Roman"/>
+          <w:sz w:val="28"/>
+          <w:szCs w:val="28"/>
+          <w:lang w:val="en-US"/>
         </w:rPr>
         <w:t>;</w:t>
-      </w:r>
-    </w:p>
-    <w:p>
-      <w:pPr>
-        <w:spacing w:after="0" w:line="240" w:lineRule="auto"/>
-        <w:ind w:firstLine="709"/>
-        <w:jc w:val="both"/>
-        <w:rPr>
-          <w:rFonts w:ascii="Times New Roman" w:eastAsiaTheme="minorEastAsia" w:hAnsi="Times New Roman" w:cs="Times New Roman"/>
-          <w:sz w:val="28"/>
-          <w:szCs w:val="28"/>
-          <w:lang w:val="ru-RU"/>
-        </w:rPr>
-      </w:pPr>
-      <w:r>
-        <w:rPr>
-          <w:rFonts w:ascii="Times New Roman" w:hAnsi="Times New Roman" w:cs="Times New Roman"/>
-          <w:sz w:val="28"/>
-          <w:szCs w:val="28"/>
-          <w:lang w:val="ru-RU"/>
-        </w:rPr>
-        <w:t>Мощность выхода рассчитывается по формуле:</w:t>
-      </w:r>
-      <w:r>
-        <w:rPr>
-          <w:rFonts w:ascii="Times New Roman" w:hAnsi="Times New Roman" w:cs="Times New Roman"/>
-          <w:sz w:val="28"/>
-          <w:szCs w:val="28"/>
-          <w:lang w:val="ru-RU"/>
-        </w:rPr>
-        <w:t xml:space="preserve"> </w:t>
-      </w:r>
-      <m:oMath>
-        <m:r>
-          <w:rPr>
-            <w:rFonts w:ascii="Cambria Math" w:hAnsi="Cambria Math" w:cs="Times New Roman"/>
-            <w:sz w:val="28"/>
-            <w:szCs w:val="28"/>
-            <w:lang w:val="en-US"/>
-          </w:rPr>
-          <m:t>P</m:t>
-        </m:r>
-        <m:r>
-          <w:rPr>
-            <w:rFonts w:ascii="Cambria Math" w:hAnsi="Cambria Math" w:cs="Times New Roman"/>
-            <w:sz w:val="28"/>
-            <w:szCs w:val="28"/>
-            <w:lang w:val="ru-RU"/>
-          </w:rPr>
-          <m:t>=</m:t>
-        </m:r>
-        <m:r>
-          <w:rPr>
-            <w:rFonts w:ascii="Cambria Math" w:hAnsi="Cambria Math" w:cs="Times New Roman"/>
-            <w:sz w:val="28"/>
-            <w:szCs w:val="28"/>
-            <w:lang w:val="en-US"/>
-          </w:rPr>
-          <m:t>UI</m:t>
-        </m:r>
-      </m:oMath>
-      <w:r>
-        <w:rPr>
-          <w:rFonts w:ascii="Times New Roman" w:eastAsiaTheme="minorEastAsia" w:hAnsi="Times New Roman" w:cs="Times New Roman"/>
-          <w:sz w:val="28"/>
-          <w:szCs w:val="28"/>
-          <w:lang w:val="ru-RU"/>
-        </w:rPr>
-        <w:t>.</w:t>
-      </w:r>
-    </w:p>
-    <w:p>
-      <w:pPr>
-        <w:spacing w:after="0" w:line="240" w:lineRule="auto"/>
-        <w:ind w:firstLine="709"/>
-        <w:jc w:val="both"/>
-        <w:rPr>
-          <w:rFonts w:ascii="Times New Roman" w:eastAsiaTheme="minorEastAsia" w:hAnsi="Times New Roman" w:cs="Times New Roman"/>
-          <w:sz w:val="28"/>
-          <w:szCs w:val="28"/>
-          <w:lang w:val="ru-RU"/>
-        </w:rPr>
-      </w:pPr>
-      <w:r>
-        <w:rPr>
-          <w:rFonts w:ascii="Times New Roman" w:eastAsiaTheme="minorEastAsia" w:hAnsi="Times New Roman" w:cs="Times New Roman"/>
-          <w:sz w:val="28"/>
-          <w:szCs w:val="28"/>
-          <w:lang w:val="ru-RU"/>
-        </w:rPr>
-        <w:t>Тогда мощность блока питания:</w:t>
-      </w:r>
-      <w:r>
-        <w:rPr>
-          <w:rFonts w:ascii="Times New Roman" w:eastAsiaTheme="minorEastAsia" w:hAnsi="Times New Roman" w:cs="Times New Roman"/>
-          <w:sz w:val="28"/>
-          <w:szCs w:val="28"/>
-          <w:lang w:val="ru-RU"/>
-        </w:rPr>
-        <w:t xml:space="preserve"> </w:t>
-      </w:r>
-      <m:oMath>
-        <m:r>
-          <w:rPr>
-            <w:rFonts w:ascii="Cambria Math" w:eastAsiaTheme="minorEastAsia" w:hAnsi="Cambria Math" w:cs="Times New Roman"/>
-            <w:sz w:val="28"/>
-            <w:szCs w:val="28"/>
-            <w:lang w:val="ru-RU"/>
-          </w:rPr>
-          <m:t xml:space="preserve">20 </m:t>
-        </m:r>
-        <m:r>
-          <m:rPr>
-            <m:sty m:val="p"/>
-          </m:rPr>
-          <w:rPr>
-            <w:rFonts w:ascii="Cambria Math" w:eastAsiaTheme="minorEastAsia" w:hAnsi="Cambria Math" w:cs="Times New Roman"/>
-            <w:sz w:val="28"/>
-            <w:szCs w:val="28"/>
-            <w:lang w:val="ru-RU"/>
-          </w:rPr>
-          <m:t>В</m:t>
-        </m:r>
-        <m:r>
-          <w:rPr>
-            <w:rFonts w:ascii="Cambria Math" w:eastAsiaTheme="minorEastAsia" w:hAnsi="Cambria Math" w:cs="Times New Roman"/>
-            <w:sz w:val="28"/>
-            <w:szCs w:val="28"/>
-            <w:lang w:val="ru-RU"/>
-          </w:rPr>
-          <m:t>×7.5 А=150 Вт</m:t>
-        </m:r>
-      </m:oMath>
-      <w:r>
-        <w:rPr>
-          <w:rFonts w:ascii="Times New Roman" w:eastAsiaTheme="minorEastAsia" w:hAnsi="Times New Roman" w:cs="Times New Roman"/>
-          <w:sz w:val="28"/>
-          <w:szCs w:val="28"/>
-          <w:lang w:val="ru-RU"/>
-        </w:rPr>
-        <w:t>.</w:t>
-      </w:r>
-    </w:p>
-    <w:p>
-      <w:pPr>
-        <w:spacing w:after="0" w:line="240" w:lineRule="auto"/>
-        <w:ind w:firstLine="709"/>
-        <w:jc w:val="both"/>
-        <w:rPr>
-          <w:rFonts w:ascii="Times New Roman" w:eastAsiaTheme="minorEastAsia" w:hAnsi="Times New Roman" w:cs="Times New Roman"/>
-          <w:sz w:val="28"/>
-          <w:szCs w:val="28"/>
-          <w:lang w:val="ru-RU"/>
-        </w:rPr>
-      </w:pPr>
-    </w:p>
-    <w:p>
-      <w:pPr>
-        <w:spacing w:after="0" w:line="240" w:lineRule="auto"/>
-        <w:ind w:firstLine="709"/>
-        <w:jc w:val="both"/>
-        <w:rPr>
-          <w:rFonts w:ascii="Times New Roman" w:eastAsiaTheme="minorEastAsia" w:hAnsi="Times New Roman" w:cs="Times New Roman"/>
-          <w:sz w:val="28"/>
-          <w:szCs w:val="28"/>
-          <w:lang w:val="ru-RU"/>
-        </w:rPr>
-      </w:pPr>
-    </w:p>
-    <w:p>
-      <w:pPr>
-        <w:spacing w:after="0" w:line="240" w:lineRule="auto"/>
-        <w:ind w:firstLine="709"/>
-        <w:jc w:val="both"/>
-        <w:rPr>
-          <w:rFonts w:ascii="Times New Roman" w:eastAsiaTheme="minorEastAsia" w:hAnsi="Times New Roman" w:cs="Times New Roman"/>
-          <w:sz w:val="28"/>
-          <w:szCs w:val="28"/>
-          <w:lang w:val="ru-RU"/>
-        </w:rPr>
-      </w:pPr>
-      <w:r>
-        <w:rPr>
-          <w:rFonts w:ascii="Times New Roman" w:eastAsiaTheme="minorEastAsia" w:hAnsi="Times New Roman" w:cs="Times New Roman"/>
-          <w:b/>
-          <w:bCs/>
-          <w:sz w:val="28"/>
-          <w:szCs w:val="28"/>
-        </w:rPr>
-        <w:lastRenderedPageBreak/>
-        <w:t xml:space="preserve">Шаг </w:t>
-      </w:r>
-      <w:r>
-        <w:rPr>
-          <w:rFonts w:ascii="Times New Roman" w:eastAsiaTheme="minorEastAsia" w:hAnsi="Times New Roman" w:cs="Times New Roman"/>
-          <w:b/>
-          <w:bCs/>
-          <w:sz w:val="28"/>
-          <w:szCs w:val="28"/>
-          <w:lang w:val="ru-RU"/>
-        </w:rPr>
-        <w:t>№</w:t>
-      </w:r>
-      <w:r>
-        <w:rPr>
-          <w:rFonts w:ascii="Times New Roman" w:eastAsiaTheme="minorEastAsia" w:hAnsi="Times New Roman" w:cs="Times New Roman"/>
-          <w:b/>
-          <w:bCs/>
-          <w:sz w:val="28"/>
-          <w:szCs w:val="28"/>
-          <w:lang w:val="ru-RU"/>
-        </w:rPr>
-        <w:t xml:space="preserve"> </w:t>
-      </w:r>
-      <w:r>
-        <w:rPr>
-          <w:rFonts w:ascii="Times New Roman" w:eastAsiaTheme="minorEastAsia" w:hAnsi="Times New Roman" w:cs="Times New Roman"/>
-          <w:b/>
-          <w:bCs/>
-          <w:sz w:val="28"/>
-          <w:szCs w:val="28"/>
-        </w:rPr>
-        <w:t>3. Классификация интерфейсов электропитания</w:t>
-      </w:r>
-    </w:p>
-    <w:p>
-      <w:pPr>
-        <w:spacing w:after="0" w:line="240" w:lineRule="auto"/>
-        <w:ind w:firstLine="709"/>
-        <w:jc w:val="both"/>
-        <w:rPr>
-          <w:rFonts w:ascii="Times New Roman" w:eastAsiaTheme="minorEastAsia" w:hAnsi="Times New Roman" w:cs="Times New Roman"/>
-          <w:sz w:val="28"/>
-          <w:szCs w:val="28"/>
-          <w:lang w:val="ru-RU"/>
-        </w:rPr>
-      </w:pPr>
-      <w:r>
-        <w:rPr>
-          <w:rFonts w:ascii="Times New Roman" w:eastAsiaTheme="minorEastAsia" w:hAnsi="Times New Roman" w:cs="Times New Roman"/>
-          <w:sz w:val="28"/>
-          <w:szCs w:val="28"/>
-          <w:lang w:val="ru-RU"/>
-        </w:rPr>
-        <w:t>У ноутбука основной порт зарядки — круглый проприетарный</w:t>
-      </w:r>
-      <w:r>
-        <w:rPr>
-          <w:rFonts w:ascii="Times New Roman" w:eastAsiaTheme="minorEastAsia" w:hAnsi="Times New Roman" w:cs="Times New Roman"/>
-          <w:sz w:val="28"/>
-          <w:szCs w:val="28"/>
-          <w:lang w:val="ru-RU"/>
-        </w:rPr>
-        <w:t xml:space="preserve"> от производителя</w:t>
-      </w:r>
-      <w:r>
-        <w:rPr>
-          <w:rFonts w:ascii="Times New Roman" w:eastAsiaTheme="minorEastAsia" w:hAnsi="Times New Roman" w:cs="Times New Roman"/>
-          <w:sz w:val="28"/>
-          <w:szCs w:val="28"/>
-          <w:lang w:val="ru-RU"/>
-        </w:rPr>
-        <w:t xml:space="preserve"> </w:t>
-      </w:r>
-      <w:r>
-        <w:rPr>
-          <w:rFonts w:ascii="Times New Roman" w:eastAsiaTheme="minorEastAsia" w:hAnsi="Times New Roman" w:cs="Times New Roman"/>
-          <w:sz w:val="28"/>
-          <w:szCs w:val="28"/>
-          <w:lang w:val="en-US"/>
-        </w:rPr>
-        <w:t>A</w:t>
-      </w:r>
-      <w:r>
-        <w:rPr>
-          <w:rFonts w:ascii="Times New Roman" w:eastAsiaTheme="minorEastAsia" w:hAnsi="Times New Roman" w:cs="Times New Roman"/>
-          <w:sz w:val="28"/>
-          <w:szCs w:val="28"/>
-          <w:lang w:val="en-US"/>
-        </w:rPr>
-        <w:t>SUS</w:t>
-      </w:r>
-      <w:r>
-        <w:rPr>
-          <w:rFonts w:ascii="Times New Roman" w:eastAsiaTheme="minorEastAsia" w:hAnsi="Times New Roman" w:cs="Times New Roman"/>
-          <w:sz w:val="28"/>
-          <w:szCs w:val="28"/>
-          <w:lang w:val="ru-RU"/>
-        </w:rPr>
-        <w:t xml:space="preserve">, но также есть возможность </w:t>
-      </w:r>
-      <w:r>
-        <w:rPr>
-          <w:rFonts w:ascii="Times New Roman" w:eastAsiaTheme="minorEastAsia" w:hAnsi="Times New Roman" w:cs="Times New Roman"/>
-          <w:sz w:val="28"/>
-          <w:szCs w:val="28"/>
-          <w:lang w:val="ru-RU"/>
-        </w:rPr>
-        <w:t xml:space="preserve">быстрой </w:t>
-      </w:r>
-      <w:r>
-        <w:rPr>
-          <w:rFonts w:ascii="Times New Roman" w:eastAsiaTheme="minorEastAsia" w:hAnsi="Times New Roman" w:cs="Times New Roman"/>
-          <w:sz w:val="28"/>
-          <w:szCs w:val="28"/>
-          <w:lang w:val="ru-RU"/>
-        </w:rPr>
-        <w:t>зарядки</w:t>
-      </w:r>
-      <w:r>
-        <w:rPr>
-          <w:rFonts w:ascii="Times New Roman" w:eastAsiaTheme="minorEastAsia" w:hAnsi="Times New Roman" w:cs="Times New Roman"/>
-          <w:sz w:val="28"/>
-          <w:szCs w:val="28"/>
-          <w:lang w:val="ru-RU"/>
-        </w:rPr>
-        <w:t xml:space="preserve"> </w:t>
-      </w:r>
-      <w:r>
-        <w:rPr>
-          <w:rFonts w:ascii="Times New Roman" w:eastAsiaTheme="minorEastAsia" w:hAnsi="Times New Roman" w:cs="Times New Roman"/>
-          <w:sz w:val="28"/>
-          <w:szCs w:val="28"/>
-          <w:lang w:val="en-US"/>
-        </w:rPr>
-        <w:t>Power</w:t>
-      </w:r>
-      <w:r>
-        <w:rPr>
-          <w:rFonts w:ascii="Times New Roman" w:eastAsiaTheme="minorEastAsia" w:hAnsi="Times New Roman" w:cs="Times New Roman"/>
-          <w:sz w:val="28"/>
-          <w:szCs w:val="28"/>
-          <w:lang w:val="ru-RU"/>
-        </w:rPr>
-        <w:t xml:space="preserve"> </w:t>
-      </w:r>
-      <w:r>
-        <w:rPr>
-          <w:rFonts w:ascii="Times New Roman" w:eastAsiaTheme="minorEastAsia" w:hAnsi="Times New Roman" w:cs="Times New Roman"/>
-          <w:sz w:val="28"/>
-          <w:szCs w:val="28"/>
-          <w:lang w:val="en-US"/>
-        </w:rPr>
-        <w:t>Delivery</w:t>
-      </w:r>
-      <w:r>
-        <w:rPr>
-          <w:rFonts w:ascii="Times New Roman" w:eastAsiaTheme="minorEastAsia" w:hAnsi="Times New Roman" w:cs="Times New Roman"/>
-          <w:sz w:val="28"/>
-          <w:szCs w:val="28"/>
-          <w:lang w:val="ru-RU"/>
-        </w:rPr>
-        <w:t xml:space="preserve"> через </w:t>
-      </w:r>
-      <w:r>
-        <w:rPr>
-          <w:rFonts w:ascii="Times New Roman" w:eastAsiaTheme="minorEastAsia" w:hAnsi="Times New Roman" w:cs="Times New Roman"/>
-          <w:sz w:val="28"/>
-          <w:szCs w:val="28"/>
-          <w:lang w:val="en-US"/>
-        </w:rPr>
-        <w:t>USB</w:t>
-      </w:r>
-      <w:r>
-        <w:rPr>
-          <w:rFonts w:ascii="Times New Roman" w:eastAsiaTheme="minorEastAsia" w:hAnsi="Times New Roman" w:cs="Times New Roman"/>
-          <w:sz w:val="28"/>
-          <w:szCs w:val="28"/>
-          <w:lang w:val="ru-RU"/>
-        </w:rPr>
-        <w:t>-</w:t>
-      </w:r>
-      <w:r>
-        <w:rPr>
-          <w:rFonts w:ascii="Times New Roman" w:eastAsiaTheme="minorEastAsia" w:hAnsi="Times New Roman" w:cs="Times New Roman"/>
-          <w:sz w:val="28"/>
-          <w:szCs w:val="28"/>
-          <w:lang w:val="en-US"/>
-        </w:rPr>
-        <w:t>C</w:t>
-      </w:r>
-      <w:r>
-        <w:rPr>
-          <w:rFonts w:ascii="Times New Roman" w:eastAsiaTheme="minorEastAsia" w:hAnsi="Times New Roman" w:cs="Times New Roman"/>
-          <w:sz w:val="28"/>
-          <w:szCs w:val="28"/>
-          <w:lang w:val="ru-RU"/>
-        </w:rPr>
-        <w:t xml:space="preserve"> порт с пропускной мощностью в 100 </w:t>
-      </w:r>
-      <w:r>
-        <w:rPr>
-          <w:rFonts w:ascii="Times New Roman" w:eastAsiaTheme="minorEastAsia" w:hAnsi="Times New Roman" w:cs="Times New Roman"/>
-          <w:sz w:val="28"/>
-          <w:szCs w:val="28"/>
-          <w:lang w:val="ru-RU"/>
-        </w:rPr>
-        <w:t>Вт</w:t>
-      </w:r>
-      <w:r>
-        <w:rPr>
-          <w:rFonts w:ascii="Times New Roman" w:eastAsiaTheme="minorEastAsia" w:hAnsi="Times New Roman" w:cs="Times New Roman"/>
-          <w:sz w:val="28"/>
-          <w:szCs w:val="28"/>
-          <w:lang w:val="ru-RU"/>
-        </w:rPr>
-        <w:t>.</w:t>
-      </w:r>
-    </w:p>
-    <w:p>
-      <w:pPr>
-        <w:spacing w:after="0" w:line="240" w:lineRule="auto"/>
-        <w:ind w:firstLine="709"/>
-        <w:jc w:val="both"/>
-        <w:rPr>
-          <w:rFonts w:ascii="Times New Roman" w:eastAsiaTheme="minorEastAsia" w:hAnsi="Times New Roman" w:cs="Times New Roman"/>
-          <w:sz w:val="28"/>
-          <w:szCs w:val="28"/>
-          <w:lang w:val="ru-RU"/>
-        </w:rPr>
-      </w:pPr>
-      <w:r>
-        <w:rPr>
-          <w:rFonts w:ascii="Times New Roman" w:eastAsiaTheme="minorEastAsia" w:hAnsi="Times New Roman" w:cs="Times New Roman"/>
-          <w:sz w:val="28"/>
-          <w:szCs w:val="28"/>
-        </w:rPr>
-        <w:t>Использование несовместимых адаптеров питания недопустимо. Разница в вольтаже или низкое качество фильтрации тока в неоригинальном адаптере ведут к критическому повреждению цепей питания на материнской плате и одновременному выходу из строя как самого адаптера, так и компьютера.</w:t>
-      </w:r>
-    </w:p>
-    <w:p>
-      <w:pPr>
-        <w:spacing w:after="0" w:line="240" w:lineRule="auto"/>
-        <w:ind w:firstLine="709"/>
-        <w:jc w:val="both"/>
-        <w:rPr>
-          <w:rFonts w:ascii="Times New Roman" w:eastAsiaTheme="minorEastAsia" w:hAnsi="Times New Roman" w:cs="Times New Roman"/>
-          <w:sz w:val="28"/>
-          <w:szCs w:val="28"/>
-          <w:lang w:val="ru-RU"/>
-        </w:rPr>
-      </w:pPr>
-      <w:r>
-        <w:rPr>
-          <w:rFonts w:ascii="Times New Roman" w:eastAsiaTheme="minorEastAsia" w:hAnsi="Times New Roman" w:cs="Times New Roman"/>
-          <w:sz w:val="28"/>
-          <w:szCs w:val="28"/>
-          <w:lang w:val="ru-RU"/>
-        </w:rPr>
-        <w:t>Например</w:t>
-      </w:r>
-      <w:r>
-        <w:rPr>
-          <w:rFonts w:ascii="Times New Roman" w:eastAsiaTheme="minorEastAsia" w:hAnsi="Times New Roman" w:cs="Times New Roman"/>
-          <w:sz w:val="28"/>
-          <w:szCs w:val="28"/>
-          <w:lang w:val="ru-RU"/>
-        </w:rPr>
-        <w:t>,</w:t>
-      </w:r>
-      <w:r>
-        <w:rPr>
-          <w:rFonts w:ascii="Times New Roman" w:eastAsiaTheme="minorEastAsia" w:hAnsi="Times New Roman" w:cs="Times New Roman"/>
-          <w:sz w:val="28"/>
-          <w:szCs w:val="28"/>
-          <w:lang w:val="ru-RU"/>
-        </w:rPr>
-        <w:t xml:space="preserve"> адаптер питания для смартфона на 20 </w:t>
-      </w:r>
-      <w:r>
-        <w:rPr>
-          <w:rFonts w:ascii="Times New Roman" w:eastAsiaTheme="minorEastAsia" w:hAnsi="Times New Roman" w:cs="Times New Roman"/>
-          <w:sz w:val="28"/>
-          <w:szCs w:val="28"/>
-          <w:lang w:val="ru-RU"/>
-        </w:rPr>
-        <w:t>Вт</w:t>
-      </w:r>
-      <w:r>
-        <w:rPr>
-          <w:rFonts w:ascii="Times New Roman" w:eastAsiaTheme="minorEastAsia" w:hAnsi="Times New Roman" w:cs="Times New Roman"/>
-          <w:sz w:val="28"/>
-          <w:szCs w:val="28"/>
-          <w:lang w:val="ru-RU"/>
-        </w:rPr>
-        <w:t xml:space="preserve"> с отсутствием </w:t>
-      </w:r>
-      <w:r>
-        <w:rPr>
-          <w:rFonts w:ascii="Times New Roman" w:eastAsiaTheme="minorEastAsia" w:hAnsi="Times New Roman" w:cs="Times New Roman"/>
-          <w:sz w:val="28"/>
-          <w:szCs w:val="28"/>
-          <w:lang w:val="en-US"/>
-        </w:rPr>
-        <w:t>e</w:t>
-      </w:r>
-      <w:r>
-        <w:rPr>
-          <w:rFonts w:ascii="Times New Roman" w:eastAsiaTheme="minorEastAsia" w:hAnsi="Times New Roman" w:cs="Times New Roman"/>
-          <w:sz w:val="28"/>
-          <w:szCs w:val="28"/>
-          <w:lang w:val="ru-RU"/>
-        </w:rPr>
-        <w:t>-</w:t>
-      </w:r>
-      <w:r>
-        <w:rPr>
-          <w:rFonts w:ascii="Times New Roman" w:eastAsiaTheme="minorEastAsia" w:hAnsi="Times New Roman" w:cs="Times New Roman"/>
-          <w:sz w:val="28"/>
-          <w:szCs w:val="28"/>
-          <w:lang w:val="en-US"/>
-        </w:rPr>
-        <w:t>Marker</w:t>
-      </w:r>
-      <w:r>
-        <w:rPr>
-          <w:rFonts w:ascii="Times New Roman" w:eastAsiaTheme="minorEastAsia" w:hAnsi="Times New Roman" w:cs="Times New Roman"/>
-          <w:sz w:val="28"/>
-          <w:szCs w:val="28"/>
-          <w:lang w:val="ru-RU"/>
-        </w:rPr>
-        <w:t>:</w:t>
       </w:r>
     </w:p>
     <w:p>
@@ -1430,371 +1151,211 @@
         <w:pStyle w:val="a7"/>
         <w:numPr>
           <w:ilvl w:val="0"/>
-          <w:numId w:val="10"/>
+          <w:numId w:val="8"/>
         </w:numPr>
         <w:tabs>
-          <w:tab w:val="left" w:pos="993"/>
+          <w:tab w:val="left" w:pos="1134"/>
         </w:tabs>
         <w:spacing w:after="0" w:line="240" w:lineRule="auto"/>
         <w:ind w:left="0" w:firstLine="709"/>
         <w:jc w:val="both"/>
         <w:rPr>
-          <w:rFonts w:ascii="Times New Roman" w:eastAsiaTheme="minorEastAsia" w:hAnsi="Times New Roman" w:cs="Times New Roman"/>
-          <w:sz w:val="28"/>
-          <w:szCs w:val="28"/>
-          <w:lang w:val="ru-RU"/>
-        </w:rPr>
-      </w:pPr>
-      <w:r>
-        <w:rPr>
-          <w:rFonts w:ascii="Times New Roman" w:eastAsiaTheme="minorEastAsia" w:hAnsi="Times New Roman" w:cs="Times New Roman"/>
-          <w:sz w:val="28"/>
-          <w:szCs w:val="28"/>
-          <w:lang w:val="ru-RU"/>
-        </w:rPr>
-        <w:t>Ноутбуку необходимо 45-100 Вт, адаптер просто не сможет выдать нужную мощность.</w:t>
+          <w:rFonts w:ascii="Times New Roman" w:hAnsi="Times New Roman" w:cs="Times New Roman"/>
+          <w:b/>
+          <w:bCs/>
+          <w:sz w:val="28"/>
+          <w:szCs w:val="28"/>
+          <w:lang w:val="ru-RU"/>
+        </w:rPr>
+      </w:pPr>
+      <w:r>
+        <w:rPr>
+          <w:rFonts w:ascii="Times New Roman" w:hAnsi="Times New Roman" w:cs="Times New Roman"/>
+          <w:sz w:val="28"/>
+          <w:szCs w:val="28"/>
+          <w:lang w:val="ru-RU"/>
+        </w:rPr>
+        <w:t>Максимальный объём оперативной памяти: 64 ГБ.</w:t>
       </w:r>
     </w:p>
     <w:p>
       <w:pPr>
         <w:pStyle w:val="a7"/>
-        <w:numPr>
-          <w:ilvl w:val="0"/>
-          <w:numId w:val="10"/>
-        </w:numPr>
         <w:tabs>
-          <w:tab w:val="left" w:pos="993"/>
+          <w:tab w:val="left" w:pos="1134"/>
         </w:tabs>
         <w:spacing w:after="0" w:line="240" w:lineRule="auto"/>
-        <w:ind w:left="0" w:firstLine="709"/>
+        <w:ind w:left="709"/>
         <w:jc w:val="both"/>
         <w:rPr>
-          <w:rFonts w:ascii="Times New Roman" w:eastAsiaTheme="minorEastAsia" w:hAnsi="Times New Roman" w:cs="Times New Roman"/>
-          <w:sz w:val="28"/>
-          <w:szCs w:val="28"/>
-          <w:lang w:val="ru-RU"/>
-        </w:rPr>
-      </w:pPr>
-      <w:r>
-        <w:rPr>
-          <w:rFonts w:ascii="Times New Roman" w:eastAsiaTheme="minorEastAsia" w:hAnsi="Times New Roman" w:cs="Times New Roman"/>
-          <w:sz w:val="28"/>
-          <w:szCs w:val="28"/>
-          <w:lang w:val="ru-RU"/>
-        </w:rPr>
-        <w:t>Контроллер питания ноутбука просто отклонит слишком слабый источник питания.</w:t>
-      </w:r>
-    </w:p>
-    <w:p>
-      <w:pPr>
-        <w:pStyle w:val="a7"/>
-        <w:numPr>
-          <w:ilvl w:val="0"/>
-          <w:numId w:val="10"/>
-        </w:numPr>
-        <w:tabs>
-          <w:tab w:val="left" w:pos="993"/>
-        </w:tabs>
-        <w:spacing w:after="0" w:line="240" w:lineRule="auto"/>
-        <w:ind w:left="0" w:firstLine="709"/>
+          <w:rFonts w:ascii="Times New Roman" w:hAnsi="Times New Roman" w:cs="Times New Roman"/>
+          <w:b/>
+          <w:bCs/>
+          <w:sz w:val="28"/>
+          <w:szCs w:val="28"/>
+          <w:lang w:val="ru-RU"/>
+        </w:rPr>
+      </w:pPr>
+    </w:p>
+    <w:p>
+      <w:pPr>
+        <w:spacing w:after="0" w:line="240" w:lineRule="auto"/>
+        <w:jc w:val="center"/>
+        <w:rPr>
+          <w:rFonts w:ascii="Times New Roman" w:eastAsiaTheme="minorEastAsia" w:hAnsi="Times New Roman" w:cs="Times New Roman"/>
+          <w:b/>
+          <w:bCs/>
+          <w:sz w:val="28"/>
+          <w:szCs w:val="28"/>
+          <w:u w:val="single"/>
+          <w:lang w:val="ru-RU"/>
+        </w:rPr>
+      </w:pPr>
+      <w:r>
+        <w:rPr>
+          <w:rFonts w:ascii="Times New Roman" w:eastAsiaTheme="minorEastAsia" w:hAnsi="Times New Roman" w:cs="Times New Roman"/>
+          <w:b/>
+          <w:bCs/>
+          <w:sz w:val="28"/>
+          <w:szCs w:val="28"/>
+          <w:u w:val="single"/>
+          <w:lang w:val="ru-RU"/>
+        </w:rPr>
+        <w:t>МОНИТОРИНГ ДАТЧИКОВ</w:t>
+      </w:r>
+    </w:p>
+    <w:p>
+      <w:pPr>
+        <w:spacing w:after="0" w:line="240" w:lineRule="auto"/>
+        <w:jc w:val="center"/>
+        <w:rPr>
+          <w:rFonts w:ascii="Times New Roman" w:eastAsiaTheme="minorEastAsia" w:hAnsi="Times New Roman" w:cs="Times New Roman"/>
+          <w:b/>
+          <w:bCs/>
+          <w:sz w:val="28"/>
+          <w:szCs w:val="28"/>
+          <w:lang w:val="ru-RU"/>
+        </w:rPr>
+      </w:pPr>
+    </w:p>
+    <w:p>
+      <w:pPr>
+        <w:spacing w:after="0" w:line="240" w:lineRule="auto"/>
+        <w:ind w:firstLine="709"/>
         <w:jc w:val="both"/>
         <w:rPr>
-          <w:rFonts w:ascii="Times New Roman" w:eastAsiaTheme="minorEastAsia" w:hAnsi="Times New Roman" w:cs="Times New Roman"/>
-          <w:sz w:val="28"/>
-          <w:szCs w:val="28"/>
-          <w:lang w:val="ru-RU"/>
-        </w:rPr>
-      </w:pPr>
-      <w:r>
-        <w:rPr>
-          <w:rFonts w:ascii="Times New Roman" w:eastAsiaTheme="minorEastAsia" w:hAnsi="Times New Roman" w:cs="Times New Roman"/>
-          <w:sz w:val="28"/>
-          <w:szCs w:val="28"/>
-          <w:lang w:val="ru-RU"/>
-        </w:rPr>
-        <w:t>Слабый блок питания начнёт работать на износ и сильно нагреется.</w:t>
-      </w:r>
-    </w:p>
-    <w:p>
-      <w:pPr>
-        <w:pStyle w:val="a7"/>
-        <w:numPr>
-          <w:ilvl w:val="0"/>
-          <w:numId w:val="10"/>
-        </w:numPr>
-        <w:tabs>
-          <w:tab w:val="left" w:pos="993"/>
-        </w:tabs>
-        <w:spacing w:after="0" w:line="240" w:lineRule="auto"/>
-        <w:ind w:left="0" w:firstLine="709"/>
+          <w:rFonts w:ascii="Times New Roman" w:hAnsi="Times New Roman" w:cs="Times New Roman"/>
+          <w:b/>
+          <w:bCs/>
+          <w:sz w:val="28"/>
+          <w:szCs w:val="28"/>
+        </w:rPr>
+      </w:pPr>
+      <w:r>
+        <w:rPr>
+          <w:rFonts w:ascii="Times New Roman" w:hAnsi="Times New Roman" w:cs="Times New Roman"/>
+          <w:b/>
+          <w:bCs/>
+          <w:sz w:val="28"/>
+          <w:szCs w:val="28"/>
+          <w:lang w:val="ru-RU"/>
+        </w:rPr>
+        <w:t>Шаг</w:t>
+      </w:r>
+      <w:r>
+        <w:rPr>
+          <w:rFonts w:ascii="Times New Roman" w:hAnsi="Times New Roman" w:cs="Times New Roman"/>
+          <w:b/>
+          <w:bCs/>
+          <w:sz w:val="28"/>
+          <w:szCs w:val="28"/>
+        </w:rPr>
+        <w:t xml:space="preserve"> </w:t>
+      </w:r>
+      <w:r>
+        <w:rPr>
+          <w:rFonts w:ascii="Times New Roman" w:hAnsi="Times New Roman" w:cs="Times New Roman"/>
+          <w:b/>
+          <w:bCs/>
+          <w:sz w:val="28"/>
+          <w:szCs w:val="28"/>
+          <w:lang w:val="ru-RU"/>
+        </w:rPr>
+        <w:t>№</w:t>
+      </w:r>
+      <w:r>
+        <w:rPr>
+          <w:rFonts w:ascii="Times New Roman" w:hAnsi="Times New Roman" w:cs="Times New Roman"/>
+          <w:b/>
+          <w:bCs/>
+          <w:sz w:val="28"/>
+          <w:szCs w:val="28"/>
+          <w:lang w:val="ru-RU"/>
+        </w:rPr>
+        <w:t> 3</w:t>
+      </w:r>
+      <w:r>
+        <w:rPr>
+          <w:rFonts w:ascii="Times New Roman" w:hAnsi="Times New Roman" w:cs="Times New Roman"/>
+          <w:b/>
+          <w:bCs/>
+          <w:sz w:val="28"/>
+          <w:szCs w:val="28"/>
+        </w:rPr>
+        <w:t xml:space="preserve">. </w:t>
+      </w:r>
+      <w:r>
+        <w:rPr>
+          <w:rFonts w:ascii="Times New Roman" w:hAnsi="Times New Roman" w:cs="Times New Roman"/>
+          <w:b/>
+          <w:bCs/>
+          <w:sz w:val="28"/>
+          <w:szCs w:val="28"/>
+        </w:rPr>
+        <w:t>Мониторинг аппаратных термодатчиков в режиме реального времени</w:t>
+      </w:r>
+    </w:p>
+    <w:p>
+      <w:pPr>
+        <w:spacing w:after="0" w:line="240" w:lineRule="auto"/>
+        <w:ind w:firstLine="709"/>
         <w:jc w:val="both"/>
         <w:rPr>
-          <w:rFonts w:ascii="Times New Roman" w:eastAsiaTheme="minorEastAsia" w:hAnsi="Times New Roman" w:cs="Times New Roman"/>
-          <w:sz w:val="28"/>
-          <w:szCs w:val="28"/>
-          <w:lang w:val="ru-RU"/>
-        </w:rPr>
-      </w:pPr>
-      <w:r>
-        <w:rPr>
-          <w:rFonts w:ascii="Times New Roman" w:eastAsiaTheme="minorEastAsia" w:hAnsi="Times New Roman" w:cs="Times New Roman"/>
-          <w:sz w:val="28"/>
-          <w:szCs w:val="28"/>
-          <w:lang w:val="ru-RU"/>
-        </w:rPr>
-        <w:t xml:space="preserve">Дешёвый кабель без </w:t>
-      </w:r>
-      <w:r>
-        <w:rPr>
-          <w:rFonts w:ascii="Times New Roman" w:eastAsiaTheme="minorEastAsia" w:hAnsi="Times New Roman" w:cs="Times New Roman"/>
-          <w:sz w:val="28"/>
-          <w:szCs w:val="28"/>
-          <w:lang w:val="en-US"/>
-        </w:rPr>
-        <w:t>e</w:t>
-      </w:r>
-      <w:r>
-        <w:rPr>
-          <w:rFonts w:ascii="Times New Roman" w:eastAsiaTheme="minorEastAsia" w:hAnsi="Times New Roman" w:cs="Times New Roman"/>
-          <w:sz w:val="28"/>
-          <w:szCs w:val="28"/>
-          <w:lang w:val="ru-RU"/>
-        </w:rPr>
-        <w:t>-</w:t>
-      </w:r>
-      <w:r>
-        <w:rPr>
-          <w:rFonts w:ascii="Times New Roman" w:eastAsiaTheme="minorEastAsia" w:hAnsi="Times New Roman" w:cs="Times New Roman"/>
-          <w:sz w:val="28"/>
-          <w:szCs w:val="28"/>
-          <w:lang w:val="en-US"/>
-        </w:rPr>
-        <w:t>Marker</w:t>
-      </w:r>
-      <w:r>
-        <w:rPr>
-          <w:rFonts w:ascii="Times New Roman" w:eastAsiaTheme="minorEastAsia" w:hAnsi="Times New Roman" w:cs="Times New Roman"/>
-          <w:sz w:val="28"/>
-          <w:szCs w:val="28"/>
-          <w:lang w:val="ru-RU"/>
-        </w:rPr>
-        <w:t xml:space="preserve"> не умеет сообщать устройствам безопасные лимиты тока.</w:t>
-      </w:r>
-    </w:p>
-    <w:p>
-      <w:pPr>
-        <w:pStyle w:val="a7"/>
-        <w:numPr>
-          <w:ilvl w:val="0"/>
-          <w:numId w:val="10"/>
-        </w:numPr>
-        <w:tabs>
-          <w:tab w:val="left" w:pos="993"/>
-        </w:tabs>
-        <w:spacing w:after="0" w:line="240" w:lineRule="auto"/>
-        <w:ind w:left="0" w:firstLine="709"/>
+          <w:rFonts w:ascii="Times New Roman" w:hAnsi="Times New Roman" w:cs="Times New Roman"/>
+          <w:b/>
+          <w:bCs/>
+          <w:sz w:val="28"/>
+          <w:szCs w:val="28"/>
+        </w:rPr>
+      </w:pPr>
+    </w:p>
+    <w:p>
+      <w:pPr>
+        <w:spacing w:after="0" w:line="240" w:lineRule="auto"/>
+        <w:ind w:firstLine="709"/>
         <w:jc w:val="both"/>
         <w:rPr>
-          <w:rFonts w:ascii="Times New Roman" w:eastAsiaTheme="minorEastAsia" w:hAnsi="Times New Roman" w:cs="Times New Roman"/>
-          <w:sz w:val="28"/>
-          <w:szCs w:val="28"/>
-          <w:lang w:val="ru-RU"/>
-        </w:rPr>
-      </w:pPr>
-      <w:r>
-        <w:rPr>
-          <w:rFonts w:ascii="Times New Roman" w:eastAsiaTheme="minorEastAsia" w:hAnsi="Times New Roman" w:cs="Times New Roman"/>
-          <w:sz w:val="28"/>
-          <w:szCs w:val="28"/>
-          <w:lang w:val="ru-RU"/>
-        </w:rPr>
-        <w:t>Без чипа контроля тонкие жилы провода оплавятся, пропустив избыточный ток</w:t>
-      </w:r>
-      <w:r>
-        <w:rPr>
-          <w:rFonts w:ascii="Times New Roman" w:eastAsiaTheme="minorEastAsia" w:hAnsi="Times New Roman" w:cs="Times New Roman"/>
-          <w:sz w:val="28"/>
-          <w:szCs w:val="28"/>
-          <w:lang w:val="ru-RU"/>
-        </w:rPr>
-        <w:t>.</w:t>
-      </w:r>
-    </w:p>
-    <w:p>
-      <w:pPr>
-        <w:pStyle w:val="a7"/>
-        <w:numPr>
-          <w:ilvl w:val="0"/>
-          <w:numId w:val="10"/>
-        </w:numPr>
-        <w:tabs>
-          <w:tab w:val="left" w:pos="993"/>
-        </w:tabs>
-        <w:spacing w:after="0" w:line="240" w:lineRule="auto"/>
-        <w:ind w:left="0" w:firstLine="709"/>
-        <w:jc w:val="both"/>
-        <w:rPr>
-          <w:rFonts w:ascii="Times New Roman" w:eastAsiaTheme="minorEastAsia" w:hAnsi="Times New Roman" w:cs="Times New Roman"/>
-          <w:sz w:val="28"/>
-          <w:szCs w:val="28"/>
-          <w:lang w:val="ru-RU"/>
-        </w:rPr>
-      </w:pPr>
-      <w:r>
-        <w:rPr>
-          <w:rFonts w:ascii="Times New Roman" w:eastAsiaTheme="minorEastAsia" w:hAnsi="Times New Roman" w:cs="Times New Roman"/>
-          <w:sz w:val="28"/>
-          <w:szCs w:val="28"/>
-          <w:lang w:val="ru-RU"/>
-        </w:rPr>
-        <w:t>Перегрев изоляции внутри провода неизбежно приведёт к короткому замыканию цепей.</w:t>
-      </w:r>
-    </w:p>
-    <w:p>
-      <w:pPr>
-        <w:spacing w:after="0" w:line="240" w:lineRule="auto"/>
-        <w:rPr>
-          <w:rFonts w:ascii="Times New Roman" w:eastAsiaTheme="minorEastAsia" w:hAnsi="Times New Roman" w:cs="Times New Roman"/>
-          <w:sz w:val="28"/>
-          <w:szCs w:val="28"/>
-          <w:lang w:val="ru-RU"/>
-        </w:rPr>
-      </w:pPr>
-    </w:p>
-    <w:p>
-      <w:pPr>
-        <w:spacing w:after="0" w:line="240" w:lineRule="auto"/>
-        <w:jc w:val="center"/>
-        <w:rPr>
-          <w:rFonts w:ascii="Times New Roman" w:eastAsiaTheme="minorEastAsia" w:hAnsi="Times New Roman" w:cs="Times New Roman"/>
-          <w:b/>
-          <w:bCs/>
-          <w:sz w:val="28"/>
-          <w:szCs w:val="28"/>
-          <w:u w:val="single"/>
-          <w:lang w:val="ru-RU"/>
-        </w:rPr>
-      </w:pPr>
-      <w:r>
-        <w:rPr>
-          <w:rFonts w:ascii="Times New Roman" w:eastAsiaTheme="minorEastAsia" w:hAnsi="Times New Roman" w:cs="Times New Roman"/>
-          <w:b/>
-          <w:bCs/>
-          <w:sz w:val="28"/>
-          <w:szCs w:val="28"/>
-          <w:u w:val="single"/>
-        </w:rPr>
-        <w:t>ПРОГРАММНАЯ ДИАГНОСТИКА</w:t>
-      </w:r>
-    </w:p>
-    <w:p>
-      <w:pPr>
-        <w:spacing w:after="0" w:line="240" w:lineRule="auto"/>
-        <w:jc w:val="center"/>
-        <w:rPr>
-          <w:rFonts w:ascii="Times New Roman" w:eastAsiaTheme="minorEastAsia" w:hAnsi="Times New Roman" w:cs="Times New Roman"/>
-          <w:b/>
-          <w:bCs/>
-          <w:sz w:val="28"/>
-          <w:szCs w:val="28"/>
-          <w:lang w:val="ru-RU"/>
-        </w:rPr>
-      </w:pPr>
-    </w:p>
-    <w:p>
-      <w:pPr>
-        <w:spacing w:after="0" w:line="240" w:lineRule="auto"/>
-        <w:ind w:firstLine="720"/>
-        <w:jc w:val="both"/>
-        <w:rPr>
-          <w:rFonts w:ascii="Times New Roman" w:eastAsiaTheme="minorEastAsia" w:hAnsi="Times New Roman" w:cs="Times New Roman"/>
-          <w:b/>
-          <w:bCs/>
-          <w:sz w:val="28"/>
-          <w:szCs w:val="28"/>
-          <w:lang w:val="ru-RU"/>
-        </w:rPr>
-      </w:pPr>
-      <w:r>
-        <w:rPr>
-          <w:rFonts w:ascii="Times New Roman" w:eastAsiaTheme="minorEastAsia" w:hAnsi="Times New Roman" w:cs="Times New Roman"/>
-          <w:b/>
-          <w:bCs/>
-          <w:sz w:val="28"/>
-          <w:szCs w:val="28"/>
-          <w:lang w:val="ru-RU"/>
-        </w:rPr>
-        <w:t>Шаг №</w:t>
-      </w:r>
-      <w:r>
-        <w:rPr>
-          <w:rFonts w:ascii="Times New Roman" w:eastAsiaTheme="minorEastAsia" w:hAnsi="Times New Roman" w:cs="Times New Roman"/>
-          <w:b/>
-          <w:bCs/>
-          <w:sz w:val="28"/>
-          <w:szCs w:val="28"/>
-          <w:lang w:val="ru-RU"/>
-        </w:rPr>
-        <w:t> </w:t>
-      </w:r>
-      <w:r>
-        <w:rPr>
-          <w:rFonts w:ascii="Times New Roman" w:eastAsiaTheme="minorEastAsia" w:hAnsi="Times New Roman" w:cs="Times New Roman"/>
-          <w:b/>
-          <w:bCs/>
-          <w:sz w:val="28"/>
-          <w:szCs w:val="28"/>
-          <w:lang w:val="ru-RU"/>
-        </w:rPr>
-        <w:t>4. Программный мониторинг состояния аккумулято</w:t>
-      </w:r>
-      <w:r>
-        <w:rPr>
-          <w:rFonts w:ascii="Times New Roman" w:eastAsiaTheme="minorEastAsia" w:hAnsi="Times New Roman" w:cs="Times New Roman"/>
-          <w:b/>
-          <w:bCs/>
-          <w:sz w:val="28"/>
-          <w:szCs w:val="28"/>
-          <w:lang w:val="ru-RU"/>
-        </w:rPr>
-        <w:t>р</w:t>
-      </w:r>
-      <w:r>
-        <w:rPr>
-          <w:rFonts w:ascii="Times New Roman" w:eastAsiaTheme="minorEastAsia" w:hAnsi="Times New Roman" w:cs="Times New Roman"/>
-          <w:b/>
-          <w:bCs/>
-          <w:sz w:val="28"/>
-          <w:szCs w:val="28"/>
-          <w:lang w:val="ru-RU"/>
-        </w:rPr>
-        <w:t>ной батареи</w:t>
-      </w:r>
-    </w:p>
-    <w:p>
-      <w:pPr>
-        <w:spacing w:after="0" w:line="240" w:lineRule="auto"/>
-        <w:jc w:val="center"/>
-        <w:rPr>
-          <w:rFonts w:ascii="Times New Roman" w:eastAsiaTheme="minorEastAsia" w:hAnsi="Times New Roman" w:cs="Times New Roman"/>
-          <w:sz w:val="28"/>
-          <w:szCs w:val="28"/>
-          <w:lang w:val="ru-RU"/>
-        </w:rPr>
-      </w:pPr>
-      <w:r>
-        <w:rPr>
-          <w:rFonts w:ascii="Times New Roman" w:eastAsiaTheme="minorEastAsia" w:hAnsi="Times New Roman" w:cs="Times New Roman"/>
+          <w:rFonts w:ascii="Times New Roman" w:hAnsi="Times New Roman" w:cs="Times New Roman"/>
+          <w:b/>
+          <w:bCs/>
+          <w:sz w:val="28"/>
+          <w:szCs w:val="28"/>
+        </w:rPr>
+      </w:pPr>
+      <w:r>
+        <w:rPr>
+          <w:rFonts w:ascii="Times New Roman" w:hAnsi="Times New Roman" w:cs="Times New Roman"/>
+          <w:b/>
+          <w:bCs/>
           <w:noProof/>
           <w:sz w:val="28"/>
           <w:szCs w:val="28"/>
-          <w:lang w:val="en-US"/>
         </w:rPr>
         <w:drawing>
-          <wp:inline distT="0" distB="0" distL="0" distR="0" wp14:anchorId="7861C655" wp14:editId="5A029EDE">
-            <wp:extent cx="3604572" cy="2842506"/>
-            <wp:effectExtent l="0" t="0" r="0" b="0"/>
-            <wp:docPr id="441948638" name="Рисунок 1"/>
+          <wp:inline distT="0" distB="0" distL="0" distR="0" wp14:anchorId="50BEDFDB" wp14:editId="459EBC09">
+            <wp:extent cx="5133975" cy="5476875"/>
+            <wp:effectExtent l="0" t="0" r="9525" b="9525"/>
+            <wp:docPr id="1524988350" name="Рисунок 1"/>
             <wp:cNvGraphicFramePr>
               <a:graphicFrameLocks xmlns:a="http://schemas.openxmlformats.org/drawingml/2006/main" noChangeAspect="1"/>
             </wp:cNvGraphicFramePr>
@@ -1802,7 +1363,7 @@
               <a:graphicData uri="http://schemas.openxmlformats.org/drawingml/2006/picture">
                 <pic:pic xmlns:pic="http://schemas.openxmlformats.org/drawingml/2006/picture">
                   <pic:nvPicPr>
-                    <pic:cNvPr id="441948638" name=""/>
+                    <pic:cNvPr id="1524988350" name=""/>
                     <pic:cNvPicPr/>
                   </pic:nvPicPr>
                   <pic:blipFill>
@@ -1814,7 +1375,7 @@
                   <pic:spPr>
                     <a:xfrm>
                       <a:off x="0" y="0"/>
-                      <a:ext cx="3604572" cy="2842506"/>
+                      <a:ext cx="5133975" cy="5476875"/>
                     </a:xfrm>
                     <a:prstGeom prst="rect">
                       <a:avLst/>
@@ -1830,6 +1391,528 @@
     <w:p>
       <w:pPr>
         <w:spacing w:after="0" w:line="240" w:lineRule="auto"/>
+        <w:ind w:firstLine="709"/>
+        <w:jc w:val="both"/>
+        <w:rPr>
+          <w:rFonts w:ascii="Times New Roman" w:hAnsi="Times New Roman" w:cs="Times New Roman"/>
+          <w:b/>
+          <w:bCs/>
+          <w:sz w:val="28"/>
+          <w:szCs w:val="28"/>
+        </w:rPr>
+      </w:pPr>
+      <w:r>
+        <w:rPr>
+          <w:rFonts w:ascii="Times New Roman" w:hAnsi="Times New Roman" w:cs="Times New Roman"/>
+          <w:b/>
+          <w:bCs/>
+          <w:noProof/>
+          <w:sz w:val="28"/>
+          <w:szCs w:val="28"/>
+        </w:rPr>
+        <w:lastRenderedPageBreak/>
+        <w:drawing>
+          <wp:inline distT="0" distB="0" distL="0" distR="0" wp14:anchorId="4CD0436A" wp14:editId="6CB71B36">
+            <wp:extent cx="5133975" cy="4267200"/>
+            <wp:effectExtent l="0" t="0" r="9525" b="0"/>
+            <wp:docPr id="706997592" name="Рисунок 1"/>
+            <wp:cNvGraphicFramePr>
+              <a:graphicFrameLocks xmlns:a="http://schemas.openxmlformats.org/drawingml/2006/main" noChangeAspect="1"/>
+            </wp:cNvGraphicFramePr>
+            <a:graphic xmlns:a="http://schemas.openxmlformats.org/drawingml/2006/main">
+              <a:graphicData uri="http://schemas.openxmlformats.org/drawingml/2006/picture">
+                <pic:pic xmlns:pic="http://schemas.openxmlformats.org/drawingml/2006/picture">
+                  <pic:nvPicPr>
+                    <pic:cNvPr id="706997592" name=""/>
+                    <pic:cNvPicPr/>
+                  </pic:nvPicPr>
+                  <pic:blipFill>
+                    <a:blip r:embed="rId9"/>
+                    <a:stretch>
+                      <a:fillRect/>
+                    </a:stretch>
+                  </pic:blipFill>
+                  <pic:spPr>
+                    <a:xfrm>
+                      <a:off x="0" y="0"/>
+                      <a:ext cx="5133975" cy="4267200"/>
+                    </a:xfrm>
+                    <a:prstGeom prst="rect">
+                      <a:avLst/>
+                    </a:prstGeom>
+                  </pic:spPr>
+                </pic:pic>
+              </a:graphicData>
+            </a:graphic>
+          </wp:inline>
+        </w:drawing>
+      </w:r>
+    </w:p>
+    <w:p>
+      <w:pPr>
+        <w:spacing w:after="0" w:line="240" w:lineRule="auto"/>
+        <w:ind w:firstLine="709"/>
+        <w:jc w:val="both"/>
+        <w:rPr>
+          <w:rFonts w:ascii="Times New Roman" w:hAnsi="Times New Roman" w:cs="Times New Roman"/>
+          <w:b/>
+          <w:bCs/>
+          <w:sz w:val="28"/>
+          <w:szCs w:val="28"/>
+        </w:rPr>
+      </w:pPr>
+    </w:p>
+    <w:p>
+      <w:pPr>
+        <w:spacing w:after="0" w:line="240" w:lineRule="auto"/>
+        <w:ind w:firstLine="709"/>
+        <w:jc w:val="both"/>
+        <w:rPr>
+          <w:rFonts w:ascii="Times New Roman" w:eastAsiaTheme="minorEastAsia" w:hAnsi="Times New Roman" w:cs="Times New Roman"/>
+          <w:b/>
+          <w:bCs/>
+          <w:sz w:val="28"/>
+          <w:szCs w:val="28"/>
+          <w:lang w:val="ru-RU"/>
+        </w:rPr>
+      </w:pPr>
+      <w:r>
+        <w:rPr>
+          <w:rFonts w:ascii="Times New Roman" w:eastAsiaTheme="minorEastAsia" w:hAnsi="Times New Roman" w:cs="Times New Roman"/>
+          <w:b/>
+          <w:bCs/>
+          <w:sz w:val="28"/>
+          <w:szCs w:val="28"/>
+        </w:rPr>
+        <w:t>Показания температурных датчиков в режиме простоя</w:t>
+      </w:r>
+      <w:r>
+        <w:rPr>
+          <w:rFonts w:ascii="Times New Roman" w:eastAsiaTheme="minorEastAsia" w:hAnsi="Times New Roman" w:cs="Times New Roman"/>
+          <w:b/>
+          <w:bCs/>
+          <w:sz w:val="28"/>
+          <w:szCs w:val="28"/>
+          <w:lang w:val="ru-RU"/>
+        </w:rPr>
+        <w:t>:</w:t>
+      </w:r>
+    </w:p>
+    <w:p>
+      <w:pPr>
+        <w:pStyle w:val="a7"/>
+        <w:numPr>
+          <w:ilvl w:val="0"/>
+          <w:numId w:val="10"/>
+        </w:numPr>
+        <w:tabs>
+          <w:tab w:val="left" w:pos="1134"/>
+        </w:tabs>
+        <w:spacing w:after="0" w:line="240" w:lineRule="auto"/>
+        <w:ind w:left="0" w:firstLine="709"/>
+        <w:jc w:val="both"/>
+        <w:rPr>
+          <w:rFonts w:ascii="Times New Roman" w:eastAsiaTheme="minorEastAsia" w:hAnsi="Times New Roman" w:cs="Times New Roman"/>
+          <w:sz w:val="28"/>
+          <w:szCs w:val="28"/>
+          <w:lang w:val="ru-RU"/>
+        </w:rPr>
+      </w:pPr>
+      <w:r>
+        <w:rPr>
+          <w:rFonts w:ascii="Times New Roman" w:eastAsiaTheme="minorEastAsia" w:hAnsi="Times New Roman" w:cs="Times New Roman"/>
+          <w:sz w:val="28"/>
+          <w:szCs w:val="28"/>
+        </w:rPr>
+        <w:t>Центральный процессор (CPU):</w:t>
+      </w:r>
+    </w:p>
+    <w:p>
+      <w:pPr>
+        <w:pStyle w:val="a7"/>
+        <w:numPr>
+          <w:ilvl w:val="1"/>
+          <w:numId w:val="10"/>
+        </w:numPr>
+        <w:tabs>
+          <w:tab w:val="left" w:pos="1134"/>
+        </w:tabs>
+        <w:spacing w:after="0" w:line="240" w:lineRule="auto"/>
+        <w:ind w:left="0" w:firstLine="709"/>
+        <w:jc w:val="both"/>
+        <w:rPr>
+          <w:rFonts w:ascii="Times New Roman" w:eastAsiaTheme="minorEastAsia" w:hAnsi="Times New Roman" w:cs="Times New Roman"/>
+          <w:sz w:val="28"/>
+          <w:szCs w:val="28"/>
+          <w:lang w:val="ru-RU"/>
+        </w:rPr>
+      </w:pPr>
+      <w:r>
+        <w:rPr>
+          <w:rFonts w:ascii="Times New Roman" w:eastAsiaTheme="minorEastAsia" w:hAnsi="Times New Roman" w:cs="Times New Roman"/>
+          <w:sz w:val="28"/>
+          <w:szCs w:val="28"/>
+        </w:rPr>
+        <w:t>Значение ЦП (CPU Package): 51 °C</w:t>
+      </w:r>
+      <w:r>
+        <w:rPr>
+          <w:rFonts w:ascii="Times New Roman" w:eastAsiaTheme="minorEastAsia" w:hAnsi="Times New Roman" w:cs="Times New Roman"/>
+          <w:sz w:val="28"/>
+          <w:szCs w:val="28"/>
+          <w:lang w:val="ru-RU"/>
+        </w:rPr>
+        <w:t>;</w:t>
+      </w:r>
+    </w:p>
+    <w:p>
+      <w:pPr>
+        <w:pStyle w:val="a7"/>
+        <w:numPr>
+          <w:ilvl w:val="1"/>
+          <w:numId w:val="10"/>
+        </w:numPr>
+        <w:tabs>
+          <w:tab w:val="left" w:pos="1134"/>
+        </w:tabs>
+        <w:spacing w:after="0" w:line="240" w:lineRule="auto"/>
+        <w:ind w:left="0" w:firstLine="709"/>
+        <w:jc w:val="both"/>
+        <w:rPr>
+          <w:rFonts w:ascii="Times New Roman" w:eastAsiaTheme="minorEastAsia" w:hAnsi="Times New Roman" w:cs="Times New Roman"/>
+          <w:sz w:val="28"/>
+          <w:szCs w:val="28"/>
+          <w:lang w:val="ru-RU"/>
+        </w:rPr>
+      </w:pPr>
+      <w:r>
+        <w:rPr>
+          <w:rFonts w:ascii="Times New Roman" w:eastAsiaTheme="minorEastAsia" w:hAnsi="Times New Roman" w:cs="Times New Roman"/>
+          <w:sz w:val="28"/>
+          <w:szCs w:val="28"/>
+          <w:lang w:val="ru-RU"/>
+        </w:rPr>
+        <w:t>Общая температура кристалла (Весь ЦП): 53 °C</w:t>
+      </w:r>
+      <w:r>
+        <w:rPr>
+          <w:rFonts w:ascii="Times New Roman" w:eastAsiaTheme="minorEastAsia" w:hAnsi="Times New Roman" w:cs="Times New Roman"/>
+          <w:sz w:val="28"/>
+          <w:szCs w:val="28"/>
+          <w:lang w:val="ru-RU"/>
+        </w:rPr>
+        <w:t>;</w:t>
+      </w:r>
+    </w:p>
+    <w:p>
+      <w:pPr>
+        <w:pStyle w:val="a7"/>
+        <w:numPr>
+          <w:ilvl w:val="1"/>
+          <w:numId w:val="10"/>
+        </w:numPr>
+        <w:tabs>
+          <w:tab w:val="left" w:pos="1134"/>
+        </w:tabs>
+        <w:spacing w:after="0" w:line="240" w:lineRule="auto"/>
+        <w:ind w:left="0" w:firstLine="709"/>
+        <w:jc w:val="both"/>
+        <w:rPr>
+          <w:rFonts w:ascii="Times New Roman" w:eastAsiaTheme="minorEastAsia" w:hAnsi="Times New Roman" w:cs="Times New Roman"/>
+          <w:sz w:val="28"/>
+          <w:szCs w:val="28"/>
+          <w:lang w:val="ru-RU"/>
+        </w:rPr>
+      </w:pPr>
+      <w:r>
+        <w:rPr>
+          <w:rFonts w:ascii="Times New Roman" w:eastAsiaTheme="minorEastAsia" w:hAnsi="Times New Roman" w:cs="Times New Roman"/>
+          <w:sz w:val="28"/>
+          <w:szCs w:val="28"/>
+          <w:lang w:val="ru-RU"/>
+        </w:rPr>
+        <w:t>Температуры отдельных вычислительных ядер колеблются в диапазоне от 45 °C (Ядро 3) до 53 °C (Ядро 1 и Ядро 2).</w:t>
+      </w:r>
+    </w:p>
+    <w:p>
+      <w:pPr>
+        <w:pStyle w:val="a7"/>
+        <w:numPr>
+          <w:ilvl w:val="0"/>
+          <w:numId w:val="10"/>
+        </w:numPr>
+        <w:tabs>
+          <w:tab w:val="left" w:pos="1134"/>
+        </w:tabs>
+        <w:spacing w:after="0" w:line="240" w:lineRule="auto"/>
+        <w:ind w:left="0" w:firstLine="709"/>
+        <w:jc w:val="both"/>
+        <w:rPr>
+          <w:rFonts w:ascii="Times New Roman" w:eastAsiaTheme="minorEastAsia" w:hAnsi="Times New Roman" w:cs="Times New Roman"/>
+          <w:sz w:val="28"/>
+          <w:szCs w:val="28"/>
+          <w:lang w:val="ru-RU"/>
+        </w:rPr>
+      </w:pPr>
+      <w:r>
+        <w:rPr>
+          <w:rFonts w:ascii="Times New Roman" w:eastAsiaTheme="minorEastAsia" w:hAnsi="Times New Roman" w:cs="Times New Roman"/>
+          <w:sz w:val="28"/>
+          <w:szCs w:val="28"/>
+          <w:lang w:val="ru-RU"/>
+        </w:rPr>
+        <w:t xml:space="preserve">Системная плата / Чипсет: </w:t>
+      </w:r>
+      <w:r>
+        <w:rPr>
+          <w:rFonts w:ascii="Times New Roman" w:eastAsiaTheme="minorEastAsia" w:hAnsi="Times New Roman" w:cs="Times New Roman"/>
+          <w:sz w:val="28"/>
+          <w:szCs w:val="28"/>
+          <w:lang w:val="ru-RU"/>
+        </w:rPr>
+        <w:t>в</w:t>
+      </w:r>
+      <w:r>
+        <w:rPr>
+          <w:rFonts w:ascii="Times New Roman" w:eastAsiaTheme="minorEastAsia" w:hAnsi="Times New Roman" w:cs="Times New Roman"/>
+          <w:sz w:val="28"/>
+          <w:szCs w:val="28"/>
+          <w:lang w:val="ru-RU"/>
+        </w:rPr>
+        <w:t xml:space="preserve"> текущей конфигурации датчик чипсета скрыт из-за ограничений пробной версии утилиты. Однако температура оперативной памяти (DIMM1) зафиксирована на отметке 41 °C</w:t>
+      </w:r>
+      <w:r>
+        <w:rPr>
+          <w:rFonts w:ascii="Times New Roman" w:eastAsiaTheme="minorEastAsia" w:hAnsi="Times New Roman" w:cs="Times New Roman"/>
+          <w:sz w:val="28"/>
+          <w:szCs w:val="28"/>
+          <w:lang w:val="ru-RU"/>
+        </w:rPr>
+        <w:t>;</w:t>
+      </w:r>
+    </w:p>
+    <w:p>
+      <w:pPr>
+        <w:pStyle w:val="a7"/>
+        <w:numPr>
+          <w:ilvl w:val="0"/>
+          <w:numId w:val="10"/>
+        </w:numPr>
+        <w:tabs>
+          <w:tab w:val="left" w:pos="1134"/>
+        </w:tabs>
+        <w:spacing w:after="0" w:line="240" w:lineRule="auto"/>
+        <w:ind w:left="0" w:firstLine="709"/>
+        <w:jc w:val="both"/>
+        <w:rPr>
+          <w:rFonts w:ascii="Times New Roman" w:eastAsiaTheme="minorEastAsia" w:hAnsi="Times New Roman" w:cs="Times New Roman"/>
+          <w:sz w:val="28"/>
+          <w:szCs w:val="28"/>
+          <w:lang w:val="ru-RU"/>
+        </w:rPr>
+      </w:pPr>
+      <w:r>
+        <w:rPr>
+          <w:rFonts w:ascii="Times New Roman" w:eastAsiaTheme="minorEastAsia" w:hAnsi="Times New Roman" w:cs="Times New Roman"/>
+          <w:sz w:val="28"/>
+          <w:szCs w:val="28"/>
+          <w:lang w:val="ru-RU"/>
+        </w:rPr>
+        <w:t xml:space="preserve">Накопитель (SSD): Датчик температуры твердотельного диска Micron скрыт заглушкой </w:t>
+      </w:r>
+      <w:r>
+        <w:rPr>
+          <w:rFonts w:ascii="Times New Roman" w:eastAsiaTheme="minorEastAsia" w:hAnsi="Times New Roman" w:cs="Times New Roman"/>
+          <w:sz w:val="28"/>
+          <w:szCs w:val="28"/>
+          <w:lang w:val="ru-RU"/>
+        </w:rPr>
+        <w:t xml:space="preserve">[ </w:t>
+      </w:r>
+      <w:r>
+        <w:rPr>
+          <w:rFonts w:ascii="Times New Roman" w:eastAsiaTheme="minorEastAsia" w:hAnsi="Times New Roman" w:cs="Times New Roman"/>
+          <w:sz w:val="28"/>
+          <w:szCs w:val="28"/>
+          <w:lang w:val="ru-RU"/>
+        </w:rPr>
+        <w:t xml:space="preserve">TRIAL VERSION </w:t>
+      </w:r>
+      <w:r>
+        <w:rPr>
+          <w:rFonts w:ascii="Times New Roman" w:eastAsiaTheme="minorEastAsia" w:hAnsi="Times New Roman" w:cs="Times New Roman"/>
+          <w:sz w:val="28"/>
+          <w:szCs w:val="28"/>
+          <w:lang w:val="ru-RU"/>
+        </w:rPr>
+        <w:t>]</w:t>
+      </w:r>
+      <w:r>
+        <w:rPr>
+          <w:rFonts w:ascii="Times New Roman" w:eastAsiaTheme="minorEastAsia" w:hAnsi="Times New Roman" w:cs="Times New Roman"/>
+          <w:sz w:val="28"/>
+          <w:szCs w:val="28"/>
+          <w:lang w:val="ru-RU"/>
+        </w:rPr>
+        <w:t>.</w:t>
+      </w:r>
+    </w:p>
+    <w:p>
+      <w:pPr>
+        <w:pStyle w:val="a7"/>
+        <w:tabs>
+          <w:tab w:val="left" w:pos="1134"/>
+        </w:tabs>
+        <w:spacing w:after="0" w:line="240" w:lineRule="auto"/>
+        <w:ind w:left="709"/>
+        <w:jc w:val="both"/>
+        <w:rPr>
+          <w:rFonts w:ascii="Times New Roman" w:eastAsiaTheme="minorEastAsia" w:hAnsi="Times New Roman" w:cs="Times New Roman"/>
+          <w:sz w:val="28"/>
+          <w:szCs w:val="28"/>
+          <w:lang w:val="ru-RU"/>
+        </w:rPr>
+      </w:pPr>
+    </w:p>
+    <w:p>
+      <w:pPr>
+        <w:spacing w:after="0" w:line="240" w:lineRule="auto"/>
+        <w:ind w:firstLine="709"/>
+        <w:jc w:val="both"/>
+        <w:rPr>
+          <w:rFonts w:ascii="Times New Roman" w:eastAsiaTheme="minorEastAsia" w:hAnsi="Times New Roman" w:cs="Times New Roman"/>
+          <w:b/>
+          <w:bCs/>
+          <w:sz w:val="28"/>
+          <w:szCs w:val="28"/>
+          <w:lang w:val="ru-RU"/>
+        </w:rPr>
+      </w:pPr>
+      <w:r>
+        <w:rPr>
+          <w:rFonts w:ascii="Times New Roman" w:eastAsiaTheme="minorEastAsia" w:hAnsi="Times New Roman" w:cs="Times New Roman"/>
+          <w:b/>
+          <w:bCs/>
+          <w:sz w:val="28"/>
+          <w:szCs w:val="28"/>
+          <w:lang w:val="ru-RU"/>
+        </w:rPr>
+        <w:t>Самый горячий компонент</w:t>
+      </w:r>
+      <w:r>
+        <w:rPr>
+          <w:rFonts w:ascii="Times New Roman" w:eastAsiaTheme="minorEastAsia" w:hAnsi="Times New Roman" w:cs="Times New Roman"/>
+          <w:b/>
+          <w:bCs/>
+          <w:sz w:val="28"/>
+          <w:szCs w:val="28"/>
+          <w:lang w:val="ru-RU"/>
+        </w:rPr>
+        <w:t>:</w:t>
+      </w:r>
+    </w:p>
+    <w:p>
+      <w:pPr>
+        <w:spacing w:after="0" w:line="240" w:lineRule="auto"/>
+        <w:ind w:firstLine="709"/>
+        <w:jc w:val="both"/>
+        <w:rPr>
+          <w:rFonts w:ascii="Times New Roman" w:eastAsiaTheme="minorEastAsia" w:hAnsi="Times New Roman" w:cs="Times New Roman"/>
+          <w:sz w:val="28"/>
+          <w:szCs w:val="28"/>
+          <w:lang w:val="ru-RU"/>
+        </w:rPr>
+      </w:pPr>
+      <w:r>
+        <w:rPr>
+          <w:rFonts w:ascii="Times New Roman" w:eastAsiaTheme="minorEastAsia" w:hAnsi="Times New Roman" w:cs="Times New Roman"/>
+          <w:sz w:val="28"/>
+          <w:szCs w:val="28"/>
+          <w:lang w:val="ru-RU"/>
+        </w:rPr>
+        <w:t>На основании полученной телеметрии самым горячим компонентом персонального компьютера в режиме простоя является память графического процессора (Память ГП), температура которой составляет 66 °C. На втором месте находится сам видеочип (Горячая точка ГП / Hotspot), нагретый до 52 °C.</w:t>
+      </w:r>
+    </w:p>
+    <w:p>
+      <w:pPr>
+        <w:spacing w:after="0" w:line="240" w:lineRule="auto"/>
+        <w:rPr>
+          <w:rFonts w:ascii="Times New Roman" w:eastAsiaTheme="minorEastAsia" w:hAnsi="Times New Roman" w:cs="Times New Roman"/>
+          <w:sz w:val="28"/>
+          <w:szCs w:val="28"/>
+          <w:lang w:val="ru-RU"/>
+        </w:rPr>
+      </w:pPr>
+    </w:p>
+    <w:p>
+      <w:pPr>
+        <w:spacing w:after="0" w:line="240" w:lineRule="auto"/>
+        <w:rPr>
+          <w:rFonts w:ascii="Times New Roman" w:eastAsiaTheme="minorEastAsia" w:hAnsi="Times New Roman" w:cs="Times New Roman"/>
+          <w:sz w:val="28"/>
+          <w:szCs w:val="28"/>
+          <w:lang w:val="ru-RU"/>
+        </w:rPr>
+      </w:pPr>
+    </w:p>
+    <w:p>
+      <w:pPr>
+        <w:spacing w:after="0" w:line="240" w:lineRule="auto"/>
+        <w:rPr>
+          <w:rFonts w:ascii="Times New Roman" w:eastAsiaTheme="minorEastAsia" w:hAnsi="Times New Roman" w:cs="Times New Roman"/>
+          <w:sz w:val="28"/>
+          <w:szCs w:val="28"/>
+          <w:lang w:val="ru-RU"/>
+        </w:rPr>
+      </w:pPr>
+    </w:p>
+    <w:p>
+      <w:pPr>
+        <w:spacing w:after="0" w:line="240" w:lineRule="auto"/>
+        <w:rPr>
+          <w:rFonts w:ascii="Times New Roman" w:eastAsiaTheme="minorEastAsia" w:hAnsi="Times New Roman" w:cs="Times New Roman"/>
+          <w:sz w:val="28"/>
+          <w:szCs w:val="28"/>
+          <w:lang w:val="ru-RU"/>
+        </w:rPr>
+      </w:pPr>
+    </w:p>
+    <w:p>
+      <w:pPr>
+        <w:spacing w:after="0" w:line="240" w:lineRule="auto"/>
+        <w:rPr>
+          <w:rFonts w:ascii="Times New Roman" w:eastAsiaTheme="minorEastAsia" w:hAnsi="Times New Roman" w:cs="Times New Roman"/>
+          <w:sz w:val="28"/>
+          <w:szCs w:val="28"/>
+          <w:lang w:val="ru-RU"/>
+        </w:rPr>
+      </w:pPr>
+    </w:p>
+    <w:p>
+      <w:pPr>
+        <w:spacing w:after="0" w:line="240" w:lineRule="auto"/>
+        <w:rPr>
+          <w:rFonts w:ascii="Times New Roman" w:eastAsiaTheme="minorEastAsia" w:hAnsi="Times New Roman" w:cs="Times New Roman"/>
+          <w:sz w:val="28"/>
+          <w:szCs w:val="28"/>
+          <w:lang w:val="ru-RU"/>
+        </w:rPr>
+      </w:pPr>
+    </w:p>
+    <w:p>
+      <w:pPr>
+        <w:spacing w:after="0" w:line="240" w:lineRule="auto"/>
+        <w:rPr>
+          <w:rFonts w:ascii="Times New Roman" w:eastAsiaTheme="minorEastAsia" w:hAnsi="Times New Roman" w:cs="Times New Roman"/>
+          <w:sz w:val="28"/>
+          <w:szCs w:val="28"/>
+          <w:lang w:val="ru-RU"/>
+        </w:rPr>
+      </w:pPr>
+    </w:p>
+    <w:p>
+      <w:pPr>
+        <w:spacing w:after="0" w:line="240" w:lineRule="auto"/>
         <w:jc w:val="center"/>
         <w:rPr>
           <w:rFonts w:ascii="Times New Roman" w:eastAsiaTheme="minorEastAsia" w:hAnsi="Times New Roman" w:cs="Times New Roman"/>
@@ -1837,9 +1920,23 @@
           <w:bCs/>
           <w:sz w:val="28"/>
           <w:szCs w:val="28"/>
-          <w:lang w:val="ru-RU"/>
-        </w:rPr>
-      </w:pPr>
+          <w:u w:val="single"/>
+          <w:lang w:val="ru-RU"/>
+        </w:rPr>
+      </w:pPr>
+      <w:r>
+        <w:rPr>
+          <w:rFonts w:ascii="Times New Roman" w:eastAsiaTheme="minorEastAsia" w:hAnsi="Times New Roman" w:cs="Times New Roman"/>
+          <w:b/>
+          <w:bCs/>
+          <w:sz w:val="28"/>
+          <w:szCs w:val="28"/>
+          <w:u w:val="single"/>
+          <w:lang w:val="ru-RU"/>
+        </w:rPr>
+        <w:lastRenderedPageBreak/>
+        <w:t>ТЕОРЕТИЧЕСКИЙ БЛОК (ч. 2)</w:t>
+      </w:r>
     </w:p>
     <w:p>
       <w:pPr>
@@ -1857,6 +1954,250 @@
     </w:p>
     <w:p>
       <w:pPr>
+        <w:pStyle w:val="a7"/>
+        <w:tabs>
+          <w:tab w:val="left" w:pos="1134"/>
+        </w:tabs>
+        <w:spacing w:after="0" w:line="240" w:lineRule="auto"/>
+        <w:ind w:left="709"/>
+        <w:jc w:val="both"/>
+        <w:rPr>
+          <w:rFonts w:ascii="Times New Roman" w:eastAsiaTheme="minorEastAsia" w:hAnsi="Times New Roman" w:cs="Times New Roman"/>
+          <w:sz w:val="28"/>
+          <w:szCs w:val="28"/>
+          <w:lang w:val="ru-RU"/>
+        </w:rPr>
+      </w:pPr>
+      <w:r>
+        <w:rPr>
+          <w:rFonts w:ascii="Times New Roman" w:eastAsiaTheme="minorEastAsia" w:hAnsi="Times New Roman" w:cs="Times New Roman"/>
+          <w:b/>
+          <w:bCs/>
+          <w:sz w:val="28"/>
+          <w:szCs w:val="28"/>
+          <w:lang w:val="ru-RU"/>
+        </w:rPr>
+        <w:t>Шаг №</w:t>
+      </w:r>
+      <w:r>
+        <w:rPr>
+          <w:rFonts w:ascii="Times New Roman" w:eastAsiaTheme="minorEastAsia" w:hAnsi="Times New Roman" w:cs="Times New Roman"/>
+          <w:b/>
+          <w:bCs/>
+          <w:sz w:val="28"/>
+          <w:szCs w:val="28"/>
+          <w:lang w:val="ru-RU"/>
+        </w:rPr>
+        <w:t> </w:t>
+      </w:r>
+      <w:r>
+        <w:rPr>
+          <w:rFonts w:ascii="Times New Roman" w:eastAsiaTheme="minorEastAsia" w:hAnsi="Times New Roman" w:cs="Times New Roman"/>
+          <w:b/>
+          <w:bCs/>
+          <w:sz w:val="28"/>
+          <w:szCs w:val="28"/>
+          <w:lang w:val="ru-RU"/>
+        </w:rPr>
+        <w:t xml:space="preserve">4. </w:t>
+      </w:r>
+      <w:r>
+        <w:rPr>
+          <w:rFonts w:ascii="Times New Roman" w:eastAsiaTheme="minorEastAsia" w:hAnsi="Times New Roman" w:cs="Times New Roman"/>
+          <w:b/>
+          <w:bCs/>
+          <w:sz w:val="28"/>
+          <w:szCs w:val="28"/>
+        </w:rPr>
+        <w:t>Инвентаризация программной среды и лицензий</w:t>
+      </w:r>
+    </w:p>
+    <w:p>
+      <w:pPr>
+        <w:spacing w:after="0" w:line="240" w:lineRule="auto"/>
+        <w:ind w:firstLine="709"/>
+        <w:jc w:val="both"/>
+        <w:rPr>
+          <w:rFonts w:ascii="Times New Roman" w:eastAsiaTheme="minorEastAsia" w:hAnsi="Times New Roman" w:cs="Times New Roman"/>
+          <w:b/>
+          <w:bCs/>
+          <w:sz w:val="28"/>
+          <w:szCs w:val="28"/>
+          <w:lang w:val="ru-RU"/>
+        </w:rPr>
+      </w:pPr>
+      <w:r>
+        <w:rPr>
+          <w:rFonts w:ascii="Times New Roman" w:eastAsiaTheme="minorEastAsia" w:hAnsi="Times New Roman" w:cs="Times New Roman"/>
+          <w:b/>
+          <w:bCs/>
+          <w:sz w:val="28"/>
+          <w:szCs w:val="28"/>
+        </w:rPr>
+        <w:t>Зачем инженеру по аппаратному обеспечению проверять список софта и лицензии:</w:t>
+      </w:r>
+    </w:p>
+    <w:p>
+      <w:pPr>
+        <w:pStyle w:val="a7"/>
+        <w:numPr>
+          <w:ilvl w:val="0"/>
+          <w:numId w:val="13"/>
+        </w:numPr>
+        <w:tabs>
+          <w:tab w:val="left" w:pos="1134"/>
+        </w:tabs>
+        <w:spacing w:after="0" w:line="240" w:lineRule="auto"/>
+        <w:ind w:left="0" w:firstLine="851"/>
+        <w:jc w:val="both"/>
+        <w:rPr>
+          <w:rFonts w:ascii="Times New Roman" w:eastAsiaTheme="minorEastAsia" w:hAnsi="Times New Roman" w:cs="Times New Roman"/>
+          <w:sz w:val="28"/>
+          <w:szCs w:val="28"/>
+          <w:lang w:val="ru-RU"/>
+        </w:rPr>
+      </w:pPr>
+      <w:r>
+        <w:rPr>
+          <w:rFonts w:ascii="Times New Roman" w:eastAsiaTheme="minorEastAsia" w:hAnsi="Times New Roman" w:cs="Times New Roman"/>
+          <w:sz w:val="28"/>
+          <w:szCs w:val="28"/>
+          <w:lang w:val="ru-RU"/>
+        </w:rPr>
+        <w:t xml:space="preserve">Выявление скрытой фоновой нагрузки (Перегрев и разряд): </w:t>
+      </w:r>
+      <w:r>
+        <w:rPr>
+          <w:rFonts w:ascii="Times New Roman" w:eastAsiaTheme="minorEastAsia" w:hAnsi="Times New Roman" w:cs="Times New Roman"/>
+          <w:sz w:val="28"/>
+          <w:szCs w:val="28"/>
+          <w:lang w:val="ru-RU"/>
+        </w:rPr>
+        <w:t>ч</w:t>
+      </w:r>
+      <w:r>
+        <w:rPr>
+          <w:rFonts w:ascii="Times New Roman" w:eastAsiaTheme="minorEastAsia" w:hAnsi="Times New Roman" w:cs="Times New Roman"/>
+          <w:sz w:val="28"/>
+          <w:szCs w:val="28"/>
+          <w:lang w:val="ru-RU"/>
+        </w:rPr>
+        <w:t>асто «железо» считают неисправным из-за высоких температур или быстрой разрядки батареи. Однако причиной может быть вредоносное ПО (скрытые майнеры), конфликтующие антивирусы или некорректно работающий софт в автозагрузке. Проверка списка установленных программ позволяет обнаружить утилиты, которые непрерывно загружают процессор и видеокарту на 100%.</w:t>
+      </w:r>
+    </w:p>
+    <w:p>
+      <w:pPr>
+        <w:pStyle w:val="a7"/>
+        <w:numPr>
+          <w:ilvl w:val="0"/>
+          <w:numId w:val="13"/>
+        </w:numPr>
+        <w:tabs>
+          <w:tab w:val="left" w:pos="1134"/>
+        </w:tabs>
+        <w:spacing w:after="0" w:line="240" w:lineRule="auto"/>
+        <w:ind w:left="0" w:firstLine="851"/>
+        <w:jc w:val="both"/>
+        <w:rPr>
+          <w:rFonts w:ascii="Times New Roman" w:eastAsiaTheme="minorEastAsia" w:hAnsi="Times New Roman" w:cs="Times New Roman"/>
+          <w:sz w:val="28"/>
+          <w:szCs w:val="28"/>
+          <w:lang w:val="ru-RU"/>
+        </w:rPr>
+      </w:pPr>
+      <w:r>
+        <w:rPr>
+          <w:rFonts w:ascii="Times New Roman" w:eastAsiaTheme="minorEastAsia" w:hAnsi="Times New Roman" w:cs="Times New Roman"/>
+          <w:sz w:val="28"/>
+          <w:szCs w:val="28"/>
+          <w:lang w:val="ru-RU"/>
+        </w:rPr>
+        <w:t xml:space="preserve">Поиск конфликтов низкоуровневого ПО: </w:t>
+      </w:r>
+      <w:r>
+        <w:rPr>
+          <w:rFonts w:ascii="Times New Roman" w:eastAsiaTheme="minorEastAsia" w:hAnsi="Times New Roman" w:cs="Times New Roman"/>
+          <w:sz w:val="28"/>
+          <w:szCs w:val="28"/>
+          <w:lang w:val="ru-RU"/>
+        </w:rPr>
+        <w:t>п</w:t>
+      </w:r>
+      <w:r>
+        <w:rPr>
+          <w:rFonts w:ascii="Times New Roman" w:eastAsiaTheme="minorEastAsia" w:hAnsi="Times New Roman" w:cs="Times New Roman"/>
+          <w:sz w:val="28"/>
+          <w:szCs w:val="28"/>
+          <w:lang w:val="ru-RU"/>
+        </w:rPr>
+        <w:t>рограммы для управления подсветкой, разгона (MSI Afterburner) или виртуализации (Docker, VirtualBox) устанавливают собственные драйверы аппаратного уровня. Они могут конфликтовать между собой, вызывая критические ошибки, зависания и синие экраны смерти (BSOD), которые легко спутать с аппаратной поломкой ОЗУ или процессора.</w:t>
+      </w:r>
+    </w:p>
+    <w:p>
+      <w:pPr>
+        <w:pStyle w:val="a7"/>
+        <w:numPr>
+          <w:ilvl w:val="0"/>
+          <w:numId w:val="13"/>
+        </w:numPr>
+        <w:tabs>
+          <w:tab w:val="left" w:pos="1134"/>
+        </w:tabs>
+        <w:spacing w:after="0" w:line="240" w:lineRule="auto"/>
+        <w:ind w:left="0" w:firstLine="851"/>
+        <w:jc w:val="both"/>
+        <w:rPr>
+          <w:rFonts w:ascii="Times New Roman" w:eastAsiaTheme="minorEastAsia" w:hAnsi="Times New Roman" w:cs="Times New Roman"/>
+          <w:sz w:val="28"/>
+          <w:szCs w:val="28"/>
+          <w:lang w:val="ru-RU"/>
+        </w:rPr>
+      </w:pPr>
+      <w:r>
+        <w:rPr>
+          <w:rFonts w:ascii="Times New Roman" w:eastAsiaTheme="minorEastAsia" w:hAnsi="Times New Roman" w:cs="Times New Roman"/>
+          <w:sz w:val="28"/>
+          <w:szCs w:val="28"/>
+          <w:lang w:val="ru-RU"/>
+        </w:rPr>
+        <w:t xml:space="preserve">Проверка подлинности ОС и обновлений: </w:t>
+      </w:r>
+      <w:r>
+        <w:rPr>
+          <w:rFonts w:ascii="Times New Roman" w:eastAsiaTheme="minorEastAsia" w:hAnsi="Times New Roman" w:cs="Times New Roman"/>
+          <w:sz w:val="28"/>
+          <w:szCs w:val="28"/>
+          <w:lang w:val="ru-RU"/>
+        </w:rPr>
+        <w:t>о</w:t>
+      </w:r>
+      <w:r>
+        <w:rPr>
+          <w:rFonts w:ascii="Times New Roman" w:eastAsiaTheme="minorEastAsia" w:hAnsi="Times New Roman" w:cs="Times New Roman"/>
+          <w:sz w:val="28"/>
+          <w:szCs w:val="28"/>
+          <w:lang w:val="ru-RU"/>
+        </w:rPr>
+        <w:t>тсутствие активной лицензии Windows часто блокирует получение важных системных обновлений и официальных исправлений безопасности. Устаревшие версии ОС могут некорректно распределять задачи между энергоэффективными и производительными ядрами современных процессоров (таких как ваш Intel Raptor Lake), что приводит к падению производительности на аппаратном уровне.</w:t>
+      </w:r>
+    </w:p>
+    <w:p>
+      <w:pPr>
+        <w:spacing w:after="0" w:line="240" w:lineRule="auto"/>
+        <w:ind w:firstLine="709"/>
+        <w:jc w:val="both"/>
+        <w:rPr>
+          <w:rFonts w:ascii="Times New Roman" w:eastAsiaTheme="minorEastAsia" w:hAnsi="Times New Roman" w:cs="Times New Roman"/>
+          <w:b/>
+          <w:bCs/>
+          <w:sz w:val="28"/>
+          <w:szCs w:val="28"/>
+          <w:lang w:val="ru-RU"/>
+        </w:rPr>
+      </w:pPr>
+    </w:p>
+    <w:p>
+      <w:pPr>
         <w:spacing w:after="0" w:line="240" w:lineRule="auto"/>
         <w:jc w:val="center"/>
         <w:rPr>
@@ -1865,20 +2206,6 @@
           <w:bCs/>
           <w:sz w:val="28"/>
           <w:szCs w:val="28"/>
-          <w:lang w:val="ru-RU"/>
-        </w:rPr>
-      </w:pPr>
-    </w:p>
-    <w:p>
-      <w:pPr>
-        <w:spacing w:after="0" w:line="240" w:lineRule="auto"/>
-        <w:jc w:val="center"/>
-        <w:rPr>
-          <w:rFonts w:ascii="Times New Roman" w:eastAsiaTheme="minorEastAsia" w:hAnsi="Times New Roman" w:cs="Times New Roman"/>
-          <w:b/>
-          <w:bCs/>
-          <w:sz w:val="28"/>
-          <w:szCs w:val="28"/>
           <w:u w:val="single"/>
           <w:lang w:val="ru-RU"/>
         </w:rPr>
@@ -1891,19 +2218,18 @@
           <w:sz w:val="28"/>
           <w:szCs w:val="28"/>
           <w:u w:val="single"/>
-        </w:rPr>
-        <w:lastRenderedPageBreak/>
-        <w:t>РАСЧЁТЫ</w:t>
-      </w:r>
-    </w:p>
-    <w:p>
-      <w:pPr>
-        <w:spacing w:after="0" w:line="240" w:lineRule="auto"/>
-        <w:jc w:val="center"/>
-        <w:rPr>
-          <w:rFonts w:ascii="Times New Roman" w:eastAsiaTheme="minorEastAsia" w:hAnsi="Times New Roman" w:cs="Times New Roman"/>
-          <w:b/>
-          <w:bCs/>
+          <w:lang w:val="ru-RU"/>
+        </w:rPr>
+        <w:t>АУДИТ АВТОЗАГРУЗКИ</w:t>
+      </w:r>
+    </w:p>
+    <w:p>
+      <w:pPr>
+        <w:spacing w:after="0" w:line="240" w:lineRule="auto"/>
+        <w:ind w:firstLine="709"/>
+        <w:jc w:val="both"/>
+        <w:rPr>
+          <w:rFonts w:ascii="Times New Roman" w:eastAsiaTheme="minorEastAsia" w:hAnsi="Times New Roman" w:cs="Times New Roman"/>
           <w:sz w:val="28"/>
           <w:szCs w:val="28"/>
           <w:lang w:val="ru-RU"/>
@@ -1964,583 +2290,18 @@
           <w:sz w:val="28"/>
           <w:szCs w:val="28"/>
         </w:rPr>
-        <w:t>5. Вычисление степени химической деградации аккумулятора</w:t>
-      </w:r>
-    </w:p>
-    <w:p>
-      <w:pPr>
-        <w:spacing w:after="0" w:line="240" w:lineRule="auto"/>
-        <w:ind w:firstLine="720"/>
-        <w:rPr>
-          <w:rFonts w:ascii="Times New Roman" w:eastAsiaTheme="minorEastAsia" w:hAnsi="Times New Roman" w:cs="Times New Roman"/>
-          <w:sz w:val="28"/>
-          <w:szCs w:val="28"/>
-          <w:lang w:val="ru-RU"/>
-        </w:rPr>
-      </w:pPr>
-      <w:r>
-        <w:rPr>
-          <w:rFonts w:ascii="Times New Roman" w:eastAsiaTheme="minorEastAsia" w:hAnsi="Times New Roman" w:cs="Times New Roman"/>
-          <w:sz w:val="28"/>
-          <w:szCs w:val="28"/>
-          <w:lang w:val="ru-RU"/>
-        </w:rPr>
-        <w:t xml:space="preserve">Пусть </w:t>
-      </w:r>
-      <w:r>
-        <w:rPr>
-          <w:rFonts w:ascii="Times New Roman" w:eastAsiaTheme="minorEastAsia" w:hAnsi="Times New Roman" w:cs="Times New Roman"/>
-          <w:sz w:val="28"/>
-          <w:szCs w:val="28"/>
-          <w:lang w:val="en-US"/>
-        </w:rPr>
-        <w:t>Q</w:t>
-      </w:r>
-      <w:r>
-        <w:rPr>
-          <w:rFonts w:ascii="Times New Roman" w:eastAsiaTheme="minorEastAsia" w:hAnsi="Times New Roman" w:cs="Times New Roman"/>
-          <w:sz w:val="28"/>
-          <w:szCs w:val="28"/>
-          <w:vertAlign w:val="subscript"/>
-          <w:lang w:val="ru-RU"/>
-        </w:rPr>
-        <w:t>1</w:t>
-      </w:r>
-      <w:r>
-        <w:rPr>
-          <w:rFonts w:ascii="Times New Roman" w:eastAsiaTheme="minorEastAsia" w:hAnsi="Times New Roman" w:cs="Times New Roman"/>
-          <w:sz w:val="28"/>
-          <w:szCs w:val="28"/>
-          <w:vertAlign w:val="subscript"/>
-          <w:lang w:val="ru-RU"/>
-        </w:rPr>
-        <w:t xml:space="preserve"> </w:t>
-      </w:r>
-      <w:r>
-        <w:rPr>
-          <w:rFonts w:ascii="Times New Roman" w:eastAsiaTheme="minorEastAsia" w:hAnsi="Times New Roman" w:cs="Times New Roman"/>
-          <w:sz w:val="28"/>
-          <w:szCs w:val="28"/>
-          <w:lang w:val="ru-RU"/>
-        </w:rPr>
-        <w:t xml:space="preserve">— </w:t>
-      </w:r>
-      <w:r>
-        <w:rPr>
-          <w:rFonts w:ascii="Times New Roman" w:eastAsiaTheme="minorEastAsia" w:hAnsi="Times New Roman" w:cs="Times New Roman"/>
-          <w:sz w:val="28"/>
-          <w:szCs w:val="28"/>
-          <w:lang w:val="en-US"/>
-        </w:rPr>
-        <w:t>Design</w:t>
-      </w:r>
-      <w:r>
-        <w:rPr>
-          <w:rFonts w:ascii="Times New Roman" w:eastAsiaTheme="minorEastAsia" w:hAnsi="Times New Roman" w:cs="Times New Roman"/>
-          <w:sz w:val="28"/>
-          <w:szCs w:val="28"/>
-          <w:lang w:val="ru-RU"/>
-        </w:rPr>
-        <w:t xml:space="preserve"> </w:t>
-      </w:r>
-      <w:r>
-        <w:rPr>
-          <w:rFonts w:ascii="Times New Roman" w:eastAsiaTheme="minorEastAsia" w:hAnsi="Times New Roman" w:cs="Times New Roman"/>
-          <w:sz w:val="28"/>
-          <w:szCs w:val="28"/>
-          <w:lang w:val="en-US"/>
-        </w:rPr>
-        <w:t>Capacity</w:t>
-      </w:r>
-      <w:r>
-        <w:rPr>
-          <w:rFonts w:ascii="Times New Roman" w:eastAsiaTheme="minorEastAsia" w:hAnsi="Times New Roman" w:cs="Times New Roman"/>
-          <w:sz w:val="28"/>
-          <w:szCs w:val="28"/>
-          <w:lang w:val="ru-RU"/>
-        </w:rPr>
-        <w:t xml:space="preserve"> (</w:t>
-      </w:r>
-      <w:r>
-        <w:rPr>
-          <w:rFonts w:ascii="Times New Roman" w:eastAsiaTheme="minorEastAsia" w:hAnsi="Times New Roman" w:cs="Times New Roman"/>
-          <w:sz w:val="28"/>
-          <w:szCs w:val="28"/>
-        </w:rPr>
-        <w:t>объем энергии, который батарея могла хранить на момент выхода с завода</w:t>
-      </w:r>
-      <w:r>
-        <w:rPr>
-          <w:rFonts w:ascii="Times New Roman" w:eastAsiaTheme="minorEastAsia" w:hAnsi="Times New Roman" w:cs="Times New Roman"/>
-          <w:sz w:val="28"/>
-          <w:szCs w:val="28"/>
-          <w:lang w:val="ru-RU"/>
-        </w:rPr>
-        <w:t>)</w:t>
-      </w:r>
-      <w:r>
-        <w:rPr>
-          <w:rFonts w:ascii="Times New Roman" w:eastAsiaTheme="minorEastAsia" w:hAnsi="Times New Roman" w:cs="Times New Roman"/>
-          <w:sz w:val="28"/>
-          <w:szCs w:val="28"/>
-          <w:lang w:val="ru-RU"/>
-        </w:rPr>
-        <w:t>,</w:t>
-      </w:r>
-      <w:r>
-        <w:rPr>
-          <w:rFonts w:ascii="Times New Roman" w:eastAsiaTheme="minorEastAsia" w:hAnsi="Times New Roman" w:cs="Times New Roman"/>
-          <w:sz w:val="28"/>
-          <w:szCs w:val="28"/>
-          <w:lang w:val="ru-RU"/>
-        </w:rPr>
-        <w:t xml:space="preserve"> </w:t>
-      </w:r>
-      <w:r>
-        <w:rPr>
-          <w:rFonts w:ascii="Times New Roman" w:eastAsiaTheme="minorEastAsia" w:hAnsi="Times New Roman" w:cs="Times New Roman"/>
-          <w:sz w:val="28"/>
-          <w:szCs w:val="28"/>
-          <w:lang w:val="en-US"/>
-        </w:rPr>
-        <w:t>Q</w:t>
-      </w:r>
-      <w:r>
-        <w:rPr>
-          <w:rFonts w:ascii="Times New Roman" w:eastAsiaTheme="minorEastAsia" w:hAnsi="Times New Roman" w:cs="Times New Roman"/>
-          <w:sz w:val="28"/>
-          <w:szCs w:val="28"/>
-          <w:vertAlign w:val="subscript"/>
-          <w:lang w:val="ru-RU"/>
-        </w:rPr>
-        <w:t xml:space="preserve">2 </w:t>
-      </w:r>
-      <w:r>
-        <w:rPr>
-          <w:rFonts w:ascii="Times New Roman" w:eastAsiaTheme="minorEastAsia" w:hAnsi="Times New Roman" w:cs="Times New Roman"/>
-          <w:sz w:val="28"/>
-          <w:szCs w:val="28"/>
-          <w:lang w:val="ru-RU"/>
-        </w:rPr>
-        <w:t xml:space="preserve">— </w:t>
-      </w:r>
-      <w:r>
-        <w:rPr>
-          <w:rFonts w:ascii="Times New Roman" w:eastAsiaTheme="minorEastAsia" w:hAnsi="Times New Roman" w:cs="Times New Roman"/>
-          <w:sz w:val="28"/>
-          <w:szCs w:val="28"/>
-          <w:lang w:val="en-US"/>
-        </w:rPr>
-        <w:t>Full</w:t>
-      </w:r>
-      <w:r>
-        <w:rPr>
-          <w:rFonts w:ascii="Times New Roman" w:eastAsiaTheme="minorEastAsia" w:hAnsi="Times New Roman" w:cs="Times New Roman"/>
-          <w:sz w:val="28"/>
-          <w:szCs w:val="28"/>
-          <w:lang w:val="ru-RU"/>
-        </w:rPr>
-        <w:t xml:space="preserve"> </w:t>
-      </w:r>
-      <w:r>
-        <w:rPr>
-          <w:rFonts w:ascii="Times New Roman" w:eastAsiaTheme="minorEastAsia" w:hAnsi="Times New Roman" w:cs="Times New Roman"/>
-          <w:sz w:val="28"/>
-          <w:szCs w:val="28"/>
-          <w:lang w:val="en-US"/>
-        </w:rPr>
-        <w:t>Charge</w:t>
-      </w:r>
-      <w:r>
-        <w:rPr>
-          <w:rFonts w:ascii="Times New Roman" w:eastAsiaTheme="minorEastAsia" w:hAnsi="Times New Roman" w:cs="Times New Roman"/>
-          <w:sz w:val="28"/>
-          <w:szCs w:val="28"/>
-          <w:lang w:val="ru-RU"/>
-        </w:rPr>
-        <w:t xml:space="preserve"> </w:t>
-      </w:r>
-      <w:r>
-        <w:rPr>
-          <w:rFonts w:ascii="Times New Roman" w:eastAsiaTheme="minorEastAsia" w:hAnsi="Times New Roman" w:cs="Times New Roman"/>
-          <w:sz w:val="28"/>
-          <w:szCs w:val="28"/>
-          <w:lang w:val="en-US"/>
-        </w:rPr>
-        <w:t>Capacity</w:t>
-      </w:r>
-      <w:r>
-        <w:rPr>
-          <w:rFonts w:ascii="Times New Roman" w:eastAsiaTheme="minorEastAsia" w:hAnsi="Times New Roman" w:cs="Times New Roman"/>
-          <w:sz w:val="28"/>
-          <w:szCs w:val="28"/>
-          <w:lang w:val="ru-RU"/>
-        </w:rPr>
-        <w:t xml:space="preserve"> (</w:t>
-      </w:r>
-      <w:r>
-        <w:rPr>
-          <w:rFonts w:ascii="Times New Roman" w:eastAsiaTheme="minorEastAsia" w:hAnsi="Times New Roman" w:cs="Times New Roman"/>
-          <w:sz w:val="28"/>
-          <w:szCs w:val="28"/>
-        </w:rPr>
-        <w:t>объем энергии, который батарея способна накопить сейчас при заряде до 100%</w:t>
-      </w:r>
-      <w:r>
-        <w:rPr>
-          <w:rFonts w:ascii="Times New Roman" w:eastAsiaTheme="minorEastAsia" w:hAnsi="Times New Roman" w:cs="Times New Roman"/>
-          <w:sz w:val="28"/>
-          <w:szCs w:val="28"/>
-          <w:lang w:val="ru-RU"/>
-        </w:rPr>
-        <w:t xml:space="preserve">), </w:t>
-      </w:r>
-      <w:r>
-        <w:rPr>
-          <w:rFonts w:ascii="Times New Roman" w:eastAsiaTheme="minorEastAsia" w:hAnsi="Times New Roman" w:cs="Times New Roman"/>
-          <w:sz w:val="28"/>
-          <w:szCs w:val="28"/>
-          <w:lang w:val="en-US"/>
-        </w:rPr>
-        <w:t>η</w:t>
-      </w:r>
-      <w:r>
-        <w:rPr>
-          <w:rFonts w:ascii="Times New Roman" w:eastAsiaTheme="minorEastAsia" w:hAnsi="Times New Roman" w:cs="Times New Roman"/>
-          <w:sz w:val="28"/>
-          <w:szCs w:val="28"/>
-          <w:lang w:val="ru-RU"/>
-        </w:rPr>
-        <w:t xml:space="preserve"> </w:t>
-      </w:r>
-      <w:r>
-        <w:rPr>
-          <w:rFonts w:ascii="Times New Roman" w:eastAsiaTheme="minorEastAsia" w:hAnsi="Times New Roman" w:cs="Times New Roman"/>
-          <w:sz w:val="28"/>
-          <w:szCs w:val="28"/>
-          <w:lang w:val="ru-RU"/>
-        </w:rPr>
-        <w:t>— химический</w:t>
-      </w:r>
-      <w:r>
-        <w:rPr>
-          <w:rFonts w:ascii="Times New Roman" w:eastAsiaTheme="minorEastAsia" w:hAnsi="Times New Roman" w:cs="Times New Roman"/>
-          <w:sz w:val="28"/>
-          <w:szCs w:val="28"/>
-          <w:lang w:val="ru-RU"/>
-        </w:rPr>
-        <w:t xml:space="preserve"> износ батареи, тогда:</w:t>
-      </w:r>
-    </w:p>
-    <w:p>
-      <w:pPr>
-        <w:spacing w:after="0" w:line="240" w:lineRule="auto"/>
-        <w:ind w:firstLine="720"/>
-        <w:rPr>
-          <w:rFonts w:ascii="Times New Roman" w:eastAsiaTheme="minorEastAsia" w:hAnsi="Times New Roman" w:cs="Times New Roman"/>
-          <w:sz w:val="28"/>
-          <w:szCs w:val="28"/>
-          <w:lang w:val="ru-RU"/>
-        </w:rPr>
-      </w:pPr>
-      <m:oMathPara>
-        <m:oMath>
-          <m:r>
-            <w:rPr>
-              <w:rFonts w:ascii="Cambria Math" w:eastAsiaTheme="minorEastAsia" w:hAnsi="Cambria Math" w:cs="Times New Roman"/>
-              <w:sz w:val="28"/>
-              <w:szCs w:val="28"/>
-              <w:lang w:val="en-US"/>
-            </w:rPr>
-            <m:t>η</m:t>
-          </m:r>
-          <m:r>
-            <w:rPr>
-              <w:rFonts w:ascii="Cambria Math" w:eastAsiaTheme="minorEastAsia" w:hAnsi="Cambria Math" w:cs="Times New Roman"/>
-              <w:sz w:val="28"/>
-              <w:szCs w:val="28"/>
-              <w:lang w:val="ru-RU"/>
-            </w:rPr>
-            <m:t>=(1</m:t>
-          </m:r>
-          <m:r>
-            <w:rPr>
-              <w:rFonts w:ascii="Cambria Math" w:eastAsiaTheme="minorEastAsia" w:hAnsi="Cambria Math" w:cs="Times New Roman"/>
-              <w:sz w:val="28"/>
-              <w:szCs w:val="28"/>
-              <w:lang w:val="en-US"/>
-            </w:rPr>
-            <m:t>-</m:t>
-          </m:r>
-          <m:f>
-            <m:fPr>
-              <m:ctrlPr>
-                <w:rPr>
-                  <w:rFonts w:ascii="Cambria Math" w:eastAsiaTheme="minorEastAsia" w:hAnsi="Cambria Math" w:cs="Times New Roman"/>
-                  <w:i/>
-                  <w:iCs/>
-                  <w:sz w:val="28"/>
-                  <w:szCs w:val="28"/>
-                  <w:lang w:val="en-US"/>
-                </w:rPr>
-              </m:ctrlPr>
-            </m:fPr>
-            <m:num>
-              <m:sSub>
-                <m:sSubPr>
-                  <m:ctrlPr>
-                    <w:rPr>
-                      <w:rFonts w:ascii="Cambria Math" w:eastAsiaTheme="minorEastAsia" w:hAnsi="Cambria Math" w:cs="Times New Roman"/>
-                      <w:i/>
-                      <w:iCs/>
-                      <w:sz w:val="28"/>
-                      <w:szCs w:val="28"/>
-                      <w:lang w:val="ru-RU"/>
-                    </w:rPr>
-                  </m:ctrlPr>
-                </m:sSubPr>
-                <m:e>
-                  <m:r>
-                    <w:rPr>
-                      <w:rFonts w:ascii="Cambria Math" w:eastAsiaTheme="minorEastAsia" w:hAnsi="Cambria Math" w:cs="Times New Roman"/>
-                      <w:sz w:val="28"/>
-                      <w:szCs w:val="28"/>
-                      <w:lang w:val="en-US"/>
-                    </w:rPr>
-                    <m:t>Q</m:t>
-                  </m:r>
-                  <m:ctrlPr>
-                    <w:rPr>
-                      <w:rFonts w:ascii="Cambria Math" w:eastAsiaTheme="minorEastAsia" w:hAnsi="Cambria Math" w:cs="Times New Roman"/>
-                      <w:i/>
-                      <w:iCs/>
-                      <w:sz w:val="28"/>
-                      <w:szCs w:val="28"/>
-                      <w:lang w:val="en-US"/>
-                    </w:rPr>
-                  </m:ctrlPr>
-                </m:e>
-                <m:sub>
-                  <m:r>
-                    <w:rPr>
-                      <w:rFonts w:ascii="Cambria Math" w:eastAsiaTheme="minorEastAsia" w:hAnsi="Cambria Math" w:cs="Times New Roman"/>
-                      <w:sz w:val="28"/>
-                      <w:szCs w:val="28"/>
-                      <w:lang w:val="ru-RU"/>
-                    </w:rPr>
-                    <m:t>2</m:t>
-                  </m:r>
-                </m:sub>
-              </m:sSub>
-              <m:ctrlPr>
-                <w:rPr>
-                  <w:rFonts w:ascii="Cambria Math" w:eastAsiaTheme="minorEastAsia" w:hAnsi="Cambria Math" w:cs="Times New Roman"/>
-                  <w:i/>
-                  <w:iCs/>
-                  <w:sz w:val="28"/>
-                  <w:szCs w:val="28"/>
-                  <w:lang w:val="ru-RU"/>
-                </w:rPr>
-              </m:ctrlPr>
-            </m:num>
-            <m:den>
-              <m:sSub>
-                <m:sSubPr>
-                  <m:ctrlPr>
-                    <w:rPr>
-                      <w:rFonts w:ascii="Cambria Math" w:eastAsiaTheme="minorEastAsia" w:hAnsi="Cambria Math" w:cs="Times New Roman"/>
-                      <w:i/>
-                      <w:iCs/>
-                      <w:sz w:val="28"/>
-                      <w:szCs w:val="28"/>
-                      <w:lang w:val="ru-RU"/>
-                    </w:rPr>
-                  </m:ctrlPr>
-                </m:sSubPr>
-                <m:e>
-                  <m:r>
-                    <w:rPr>
-                      <w:rFonts w:ascii="Cambria Math" w:eastAsiaTheme="minorEastAsia" w:hAnsi="Cambria Math" w:cs="Times New Roman"/>
-                      <w:sz w:val="28"/>
-                      <w:szCs w:val="28"/>
-                      <w:lang w:val="ru-RU"/>
-                    </w:rPr>
-                    <m:t>Q</m:t>
-                  </m:r>
-                </m:e>
-                <m:sub>
-                  <m:r>
-                    <w:rPr>
-                      <w:rFonts w:ascii="Cambria Math" w:eastAsiaTheme="minorEastAsia" w:hAnsi="Cambria Math" w:cs="Times New Roman"/>
-                      <w:sz w:val="28"/>
-                      <w:szCs w:val="28"/>
-                      <w:lang w:val="ru-RU"/>
-                    </w:rPr>
-                    <m:t>1</m:t>
-                  </m:r>
-                </m:sub>
-              </m:sSub>
-            </m:den>
-          </m:f>
-          <m:r>
-            <w:rPr>
-              <w:rFonts w:ascii="Cambria Math" w:eastAsiaTheme="minorEastAsia" w:hAnsi="Cambria Math" w:cs="Times New Roman"/>
-              <w:sz w:val="28"/>
-              <w:szCs w:val="28"/>
-              <w:lang w:val="ru-RU"/>
-            </w:rPr>
-            <m:t>)×</m:t>
-          </m:r>
-          <m:r>
-            <w:rPr>
-              <w:rFonts w:ascii="Cambria Math" w:eastAsiaTheme="minorEastAsia" w:hAnsi="Cambria Math" w:cs="Times New Roman"/>
-              <w:sz w:val="28"/>
-              <w:szCs w:val="28"/>
-              <w:lang w:val="en-US"/>
-            </w:rPr>
-            <m:t>100%=(1-</m:t>
-          </m:r>
-          <m:f>
-            <m:fPr>
-              <m:ctrlPr>
-                <w:rPr>
-                  <w:rFonts w:ascii="Cambria Math" w:eastAsiaTheme="minorEastAsia" w:hAnsi="Cambria Math" w:cs="Times New Roman"/>
-                  <w:i/>
-                  <w:iCs/>
-                  <w:sz w:val="28"/>
-                  <w:szCs w:val="28"/>
-                  <w:lang w:val="en-US"/>
-                </w:rPr>
-              </m:ctrlPr>
-            </m:fPr>
-            <m:num>
-              <m:r>
-                <w:rPr>
-                  <w:rFonts w:ascii="Cambria Math" w:eastAsiaTheme="minorEastAsia" w:hAnsi="Cambria Math" w:cs="Times New Roman"/>
-                  <w:sz w:val="28"/>
-                  <w:szCs w:val="28"/>
-                  <w:lang w:val="en-US"/>
-                </w:rPr>
-                <m:t>52869 м</m:t>
-              </m:r>
-              <m:r>
-                <w:rPr>
-                  <w:rFonts w:ascii="Cambria Math" w:eastAsiaTheme="minorEastAsia" w:hAnsi="Cambria Math" w:cs="Times New Roman"/>
-                  <w:sz w:val="28"/>
-                  <w:szCs w:val="28"/>
-                  <w:lang w:val="ru-RU"/>
-                </w:rPr>
-                <m:t>Вт</m:t>
-              </m:r>
-              <m:r>
-                <w:rPr>
-                  <w:rFonts w:ascii="Cambria Math" w:eastAsiaTheme="minorEastAsia" w:hAnsi="Cambria Math" w:cs="Times New Roman"/>
-                  <w:sz w:val="28"/>
-                  <w:szCs w:val="28"/>
-                </w:rPr>
-                <m:t>·ч</m:t>
-              </m:r>
-            </m:num>
-            <m:den>
-              <m:r>
-                <w:rPr>
-                  <w:rFonts w:ascii="Cambria Math" w:eastAsiaTheme="minorEastAsia" w:hAnsi="Cambria Math" w:cs="Times New Roman"/>
-                  <w:sz w:val="28"/>
-                  <w:szCs w:val="28"/>
-                  <w:lang w:val="en-US"/>
-                </w:rPr>
-                <m:t>55999 м</m:t>
-              </m:r>
-              <m:r>
-                <w:rPr>
-                  <w:rFonts w:ascii="Cambria Math" w:eastAsiaTheme="minorEastAsia" w:hAnsi="Cambria Math" w:cs="Times New Roman"/>
-                  <w:sz w:val="28"/>
-                  <w:szCs w:val="28"/>
-                  <w:lang w:val="ru-RU"/>
-                </w:rPr>
-                <m:t>Вт</m:t>
-              </m:r>
-              <m:r>
-                <w:rPr>
-                  <w:rFonts w:ascii="Cambria Math" w:eastAsiaTheme="minorEastAsia" w:hAnsi="Cambria Math" w:cs="Times New Roman"/>
-                  <w:sz w:val="28"/>
-                  <w:szCs w:val="28"/>
-                </w:rPr>
-                <m:t>·ч</m:t>
-              </m:r>
-            </m:den>
-          </m:f>
-          <m:r>
-            <w:rPr>
-              <w:rFonts w:ascii="Cambria Math" w:eastAsiaTheme="minorEastAsia" w:hAnsi="Cambria Math" w:cs="Times New Roman"/>
-              <w:sz w:val="28"/>
-              <w:szCs w:val="28"/>
-              <w:lang w:val="ru-RU"/>
-            </w:rPr>
-            <m:t>)×1</m:t>
-          </m:r>
-          <m:r>
-            <w:rPr>
-              <w:rFonts w:ascii="Cambria Math" w:eastAsiaTheme="minorEastAsia" w:hAnsi="Cambria Math" w:cs="Times New Roman"/>
-              <w:sz w:val="28"/>
-              <w:szCs w:val="28"/>
-              <w:lang w:val="en-US"/>
-            </w:rPr>
-            <m:t>00%=5.59%</m:t>
-          </m:r>
-        </m:oMath>
-      </m:oMathPara>
-    </w:p>
-    <w:p>
-      <w:pPr>
-        <w:spacing w:after="0" w:line="240" w:lineRule="auto"/>
-        <w:ind w:firstLine="709"/>
-        <w:rPr>
-          <w:rFonts w:ascii="Times New Roman" w:eastAsiaTheme="minorEastAsia" w:hAnsi="Times New Roman" w:cs="Times New Roman"/>
-          <w:sz w:val="28"/>
-          <w:szCs w:val="28"/>
-          <w:lang w:val="ru-RU"/>
-        </w:rPr>
-      </w:pPr>
-      <w:r>
-        <w:rPr>
-          <w:rFonts w:ascii="Times New Roman" w:eastAsiaTheme="minorEastAsia" w:hAnsi="Times New Roman" w:cs="Times New Roman"/>
-          <w:sz w:val="28"/>
-          <w:szCs w:val="28"/>
-          <w:lang w:val="ru-RU"/>
-        </w:rPr>
-        <w:t>Износ составляет 5.59</w:t>
-      </w:r>
-      <w:r>
-        <w:rPr>
-          <w:rFonts w:ascii="Times New Roman" w:eastAsiaTheme="minorEastAsia" w:hAnsi="Times New Roman" w:cs="Times New Roman"/>
-          <w:sz w:val="28"/>
-          <w:szCs w:val="28"/>
-          <w:lang w:val="ru-RU"/>
-        </w:rPr>
-        <w:t xml:space="preserve"> </w:t>
-      </w:r>
-      <w:r>
-        <w:rPr>
-          <w:rFonts w:ascii="Times New Roman" w:eastAsiaTheme="minorEastAsia" w:hAnsi="Times New Roman" w:cs="Times New Roman"/>
-          <w:sz w:val="28"/>
-          <w:szCs w:val="28"/>
-          <w:lang w:val="ru-RU"/>
-        </w:rPr>
-        <w:t>%.</w:t>
-      </w:r>
-    </w:p>
-    <w:p>
-      <w:pPr>
-        <w:spacing w:after="0" w:line="240" w:lineRule="auto"/>
-        <w:ind w:firstLine="709"/>
-        <w:rPr>
-          <w:rFonts w:ascii="Times New Roman" w:eastAsiaTheme="minorEastAsia" w:hAnsi="Times New Roman" w:cs="Times New Roman"/>
-          <w:sz w:val="28"/>
-          <w:szCs w:val="28"/>
-          <w:lang w:val="ru-RU"/>
-        </w:rPr>
-      </w:pPr>
+        <w:t xml:space="preserve">5. </w:t>
+      </w:r>
+      <w:r>
+        <w:rPr>
+          <w:rFonts w:ascii="Times New Roman" w:eastAsiaTheme="minorEastAsia" w:hAnsi="Times New Roman" w:cs="Times New Roman"/>
+          <w:b/>
+          <w:bCs/>
+          <w:sz w:val="28"/>
+          <w:szCs w:val="28"/>
+        </w:rPr>
+        <w:t>Диагностика раздела автозагрузки (Startup)</w:t>
+      </w:r>
     </w:p>
     <w:p>
       <w:pPr>
@@ -2563,657 +2324,9 @@
           <w:bCs/>
           <w:sz w:val="28"/>
           <w:szCs w:val="28"/>
-        </w:rPr>
-        <w:t xml:space="preserve">Шаг </w:t>
-      </w:r>
-      <w:r>
-        <w:rPr>
-          <w:rFonts w:ascii="Times New Roman" w:eastAsiaTheme="minorEastAsia" w:hAnsi="Times New Roman" w:cs="Times New Roman"/>
-          <w:b/>
-          <w:bCs/>
-          <w:sz w:val="28"/>
-          <w:szCs w:val="28"/>
-          <w:lang w:val="ru-RU"/>
-        </w:rPr>
-        <w:t>№</w:t>
-      </w:r>
-      <w:r>
-        <w:rPr>
-          <w:rFonts w:ascii="Times New Roman" w:eastAsiaTheme="minorEastAsia" w:hAnsi="Times New Roman" w:cs="Times New Roman"/>
-          <w:b/>
-          <w:bCs/>
-          <w:sz w:val="28"/>
-          <w:szCs w:val="28"/>
-          <w:lang w:val="ru-RU"/>
-        </w:rPr>
-        <w:t xml:space="preserve"> </w:t>
-      </w:r>
-      <w:r>
-        <w:rPr>
-          <w:rFonts w:ascii="Times New Roman" w:eastAsiaTheme="minorEastAsia" w:hAnsi="Times New Roman" w:cs="Times New Roman"/>
-          <w:b/>
-          <w:bCs/>
-          <w:sz w:val="28"/>
-          <w:szCs w:val="28"/>
-        </w:rPr>
-        <w:t>6. Оценка эксплуатационного ресурса (Cycle Count)</w:t>
-      </w:r>
-    </w:p>
-    <w:p>
-      <w:pPr>
-        <w:spacing w:after="0" w:line="240" w:lineRule="auto"/>
-        <w:ind w:firstLine="709"/>
-        <w:jc w:val="both"/>
-        <w:rPr>
-          <w:rFonts w:ascii="Times New Roman" w:eastAsiaTheme="minorEastAsia" w:hAnsi="Times New Roman" w:cs="Times New Roman"/>
-          <w:sz w:val="28"/>
-          <w:szCs w:val="28"/>
-        </w:rPr>
-      </w:pPr>
-      <w:r>
-        <w:rPr>
-          <w:rFonts w:ascii="Times New Roman" w:eastAsiaTheme="minorEastAsia" w:hAnsi="Times New Roman" w:cs="Times New Roman"/>
-          <w:sz w:val="28"/>
-          <w:szCs w:val="28"/>
-        </w:rPr>
-        <w:t xml:space="preserve">Судя по системному отчёту, параметр Cycle Count не определён. Устройство новое, в использовании находится </w:t>
-      </w:r>
-      <w:r>
-        <w:rPr>
-          <w:rFonts w:ascii="Times New Roman" w:eastAsiaTheme="minorEastAsia" w:hAnsi="Times New Roman" w:cs="Times New Roman"/>
-          <w:sz w:val="28"/>
-          <w:szCs w:val="28"/>
-        </w:rPr>
-        <w:t>чуть больше</w:t>
-      </w:r>
-      <w:r>
-        <w:rPr>
-          <w:rFonts w:ascii="Times New Roman" w:eastAsiaTheme="minorEastAsia" w:hAnsi="Times New Roman" w:cs="Times New Roman"/>
-          <w:sz w:val="28"/>
-          <w:szCs w:val="28"/>
-        </w:rPr>
-        <w:t xml:space="preserve"> месяц</w:t>
-      </w:r>
-      <w:r>
-        <w:rPr>
-          <w:rFonts w:ascii="Times New Roman" w:eastAsiaTheme="minorEastAsia" w:hAnsi="Times New Roman" w:cs="Times New Roman"/>
-          <w:sz w:val="28"/>
-          <w:szCs w:val="28"/>
-        </w:rPr>
-        <w:t>а</w:t>
-      </w:r>
-      <w:r>
-        <w:rPr>
-          <w:rFonts w:ascii="Times New Roman" w:eastAsiaTheme="minorEastAsia" w:hAnsi="Times New Roman" w:cs="Times New Roman"/>
-          <w:sz w:val="28"/>
-          <w:szCs w:val="28"/>
-        </w:rPr>
-        <w:t>, на основе вычисленного химического износа батареи (5.59</w:t>
-      </w:r>
-      <w:r>
-        <w:rPr>
-          <w:rFonts w:ascii="Times New Roman" w:eastAsiaTheme="minorEastAsia" w:hAnsi="Times New Roman" w:cs="Times New Roman"/>
-          <w:sz w:val="28"/>
-          <w:szCs w:val="28"/>
-          <w:lang w:val="ru-RU"/>
-        </w:rPr>
-        <w:t xml:space="preserve"> </w:t>
-      </w:r>
-      <w:r>
-        <w:rPr>
-          <w:rFonts w:ascii="Times New Roman" w:eastAsiaTheme="minorEastAsia" w:hAnsi="Times New Roman" w:cs="Times New Roman"/>
-          <w:sz w:val="28"/>
-          <w:szCs w:val="28"/>
-        </w:rPr>
-        <w:t>%) можно сделать вывод, что аккумулятор находится в отличном состоянии. Данный износ во многом связан с начальной калибровкой и заводской погрешностью емкости новой батареи.</w:t>
-      </w:r>
-    </w:p>
-    <w:p>
-      <w:pPr>
-        <w:spacing w:after="0" w:line="240" w:lineRule="auto"/>
-        <w:ind w:firstLine="709"/>
-        <w:jc w:val="both"/>
-        <w:rPr>
-          <w:rFonts w:ascii="Times New Roman" w:eastAsiaTheme="minorEastAsia" w:hAnsi="Times New Roman" w:cs="Times New Roman"/>
-          <w:sz w:val="28"/>
-          <w:szCs w:val="28"/>
-        </w:rPr>
-      </w:pPr>
-      <w:r>
-        <w:rPr>
-          <w:rFonts w:ascii="Times New Roman" w:eastAsiaTheme="minorEastAsia" w:hAnsi="Times New Roman" w:cs="Times New Roman"/>
-          <w:sz w:val="28"/>
-          <w:szCs w:val="28"/>
-        </w:rPr>
-        <w:t>Устройство сохранило 94.41</w:t>
-      </w:r>
-      <w:r>
-        <w:rPr>
-          <w:rFonts w:ascii="Times New Roman" w:eastAsiaTheme="minorEastAsia" w:hAnsi="Times New Roman" w:cs="Times New Roman"/>
-          <w:sz w:val="28"/>
-          <w:szCs w:val="28"/>
-          <w:lang w:val="ru-RU"/>
-        </w:rPr>
-        <w:t> </w:t>
-      </w:r>
-      <w:r>
-        <w:rPr>
-          <w:rFonts w:ascii="Times New Roman" w:eastAsiaTheme="minorEastAsia" w:hAnsi="Times New Roman" w:cs="Times New Roman"/>
-          <w:sz w:val="28"/>
-          <w:szCs w:val="28"/>
-        </w:rPr>
-        <w:t>% своей первоначальной емкости. Принимая во внимание, что критическим порогом деградации считается падение емкости до 80</w:t>
-      </w:r>
-      <w:r>
-        <w:rPr>
-          <w:rFonts w:ascii="Times New Roman" w:eastAsiaTheme="minorEastAsia" w:hAnsi="Times New Roman" w:cs="Times New Roman"/>
-          <w:sz w:val="28"/>
-          <w:szCs w:val="28"/>
-          <w:lang w:val="ru-RU"/>
-        </w:rPr>
-        <w:t xml:space="preserve"> </w:t>
-      </w:r>
-      <w:r>
-        <w:rPr>
-          <w:rFonts w:ascii="Times New Roman" w:eastAsiaTheme="minorEastAsia" w:hAnsi="Times New Roman" w:cs="Times New Roman"/>
-          <w:sz w:val="28"/>
-          <w:szCs w:val="28"/>
-        </w:rPr>
-        <w:t>% (что эквивалентно потере 20</w:t>
-      </w:r>
-      <w:r>
-        <w:rPr>
-          <w:rFonts w:ascii="Times New Roman" w:eastAsiaTheme="minorEastAsia" w:hAnsi="Times New Roman" w:cs="Times New Roman"/>
-          <w:sz w:val="28"/>
-          <w:szCs w:val="28"/>
-          <w:lang w:val="ru-RU"/>
-        </w:rPr>
-        <w:t xml:space="preserve"> </w:t>
-      </w:r>
-      <w:r>
-        <w:rPr>
-          <w:rFonts w:ascii="Times New Roman" w:eastAsiaTheme="minorEastAsia" w:hAnsi="Times New Roman" w:cs="Times New Roman"/>
-          <w:sz w:val="28"/>
-          <w:szCs w:val="28"/>
-        </w:rPr>
-        <w:t>%), батарея израсходовала лишь около четверти от своего минимального заложенного ресурса до первой необходимой замены. Оставшегося</w:t>
-      </w:r>
-      <w:r>
-        <w:rPr>
-          <w:rFonts w:ascii="Times New Roman" w:eastAsiaTheme="minorEastAsia" w:hAnsi="Times New Roman" w:cs="Times New Roman"/>
-          <w:sz w:val="28"/>
-          <w:szCs w:val="28"/>
-        </w:rPr>
-        <w:t xml:space="preserve"> запаса прочности аккумулятора при текущем темпе использования гарантированно хватит еще на 2-3 года.</w:t>
-      </w:r>
-    </w:p>
-    <w:p>
-      <w:pPr>
-        <w:spacing w:after="0" w:line="240" w:lineRule="auto"/>
-        <w:jc w:val="center"/>
-        <w:rPr>
-          <w:rFonts w:ascii="Times New Roman" w:eastAsiaTheme="minorEastAsia" w:hAnsi="Times New Roman" w:cs="Times New Roman"/>
-          <w:b/>
-          <w:bCs/>
-          <w:sz w:val="28"/>
-          <w:szCs w:val="28"/>
-          <w:lang w:val="ru-RU"/>
-        </w:rPr>
-      </w:pPr>
-    </w:p>
-    <w:p>
-      <w:pPr>
-        <w:spacing w:after="0" w:line="240" w:lineRule="auto"/>
-        <w:jc w:val="center"/>
-        <w:rPr>
-          <w:rFonts w:ascii="Times New Roman" w:eastAsiaTheme="minorEastAsia" w:hAnsi="Times New Roman" w:cs="Times New Roman"/>
-          <w:b/>
-          <w:bCs/>
-          <w:sz w:val="28"/>
-          <w:szCs w:val="28"/>
-          <w:u w:val="single"/>
-          <w:lang w:val="ru-RU"/>
-        </w:rPr>
-      </w:pPr>
-      <w:r>
-        <w:rPr>
-          <w:rFonts w:ascii="Times New Roman" w:eastAsiaTheme="minorEastAsia" w:hAnsi="Times New Roman" w:cs="Times New Roman"/>
-          <w:b/>
-          <w:bCs/>
-          <w:sz w:val="28"/>
-          <w:szCs w:val="28"/>
-          <w:u w:val="single"/>
-        </w:rPr>
-        <w:t>ТЕХНИКА БЕЗОПАСНОСТИ (ч. 2)</w:t>
-      </w:r>
-    </w:p>
-    <w:p>
-      <w:pPr>
-        <w:spacing w:after="0" w:line="240" w:lineRule="auto"/>
-        <w:jc w:val="center"/>
-        <w:rPr>
-          <w:rFonts w:ascii="Times New Roman" w:eastAsiaTheme="minorEastAsia" w:hAnsi="Times New Roman" w:cs="Times New Roman"/>
-          <w:b/>
-          <w:bCs/>
-          <w:sz w:val="28"/>
-          <w:szCs w:val="28"/>
-          <w:lang w:val="ru-RU"/>
-        </w:rPr>
-      </w:pPr>
-    </w:p>
-    <w:p>
-      <w:pPr>
-        <w:spacing w:after="0" w:line="240" w:lineRule="auto"/>
-        <w:jc w:val="both"/>
-        <w:rPr>
-          <w:rFonts w:ascii="Times New Roman" w:eastAsiaTheme="minorEastAsia" w:hAnsi="Times New Roman" w:cs="Times New Roman"/>
-          <w:b/>
-          <w:bCs/>
-          <w:sz w:val="28"/>
-          <w:szCs w:val="28"/>
-          <w:lang w:val="ru-RU"/>
-        </w:rPr>
-      </w:pPr>
-      <w:r>
-        <w:rPr>
-          <w:rFonts w:ascii="Times New Roman" w:eastAsiaTheme="minorEastAsia" w:hAnsi="Times New Roman" w:cs="Times New Roman"/>
-          <w:b/>
-          <w:bCs/>
-          <w:sz w:val="28"/>
-          <w:szCs w:val="28"/>
-        </w:rPr>
-        <w:t xml:space="preserve">Шаг </w:t>
-      </w:r>
-      <w:r>
-        <w:rPr>
-          <w:rFonts w:ascii="Times New Roman" w:eastAsiaTheme="minorEastAsia" w:hAnsi="Times New Roman" w:cs="Times New Roman"/>
-          <w:b/>
-          <w:bCs/>
-          <w:sz w:val="28"/>
-          <w:szCs w:val="28"/>
-          <w:lang w:val="ru-RU"/>
-        </w:rPr>
-        <w:t>№</w:t>
-      </w:r>
-      <w:r>
-        <w:rPr>
-          <w:rFonts w:ascii="Times New Roman" w:eastAsiaTheme="minorEastAsia" w:hAnsi="Times New Roman" w:cs="Times New Roman"/>
-          <w:b/>
-          <w:bCs/>
-          <w:sz w:val="28"/>
-          <w:szCs w:val="28"/>
-          <w:lang w:val="ru-RU"/>
-        </w:rPr>
-        <w:t xml:space="preserve"> </w:t>
-      </w:r>
-      <w:r>
-        <w:rPr>
-          <w:rFonts w:ascii="Times New Roman" w:eastAsiaTheme="minorEastAsia" w:hAnsi="Times New Roman" w:cs="Times New Roman"/>
-          <w:b/>
-          <w:bCs/>
-          <w:sz w:val="28"/>
-          <w:szCs w:val="28"/>
-        </w:rPr>
-        <w:t>7. Разработка мер защиты от электростатического разряда (ЭСР / ESD)</w:t>
-      </w:r>
-    </w:p>
-    <w:p>
-      <w:pPr>
-        <w:spacing w:after="0" w:line="240" w:lineRule="auto"/>
-        <w:ind w:firstLine="709"/>
-        <w:jc w:val="both"/>
-        <w:rPr>
-          <w:rFonts w:ascii="Times New Roman" w:eastAsiaTheme="minorEastAsia" w:hAnsi="Times New Roman" w:cs="Times New Roman"/>
-          <w:b/>
-          <w:bCs/>
-          <w:sz w:val="28"/>
-          <w:szCs w:val="28"/>
-          <w:lang w:val="ru-RU"/>
-        </w:rPr>
-      </w:pPr>
-      <w:r>
-        <w:rPr>
-          <w:rFonts w:ascii="Times New Roman" w:eastAsiaTheme="minorEastAsia" w:hAnsi="Times New Roman" w:cs="Times New Roman"/>
-          <w:b/>
-          <w:bCs/>
-          <w:sz w:val="28"/>
-          <w:szCs w:val="28"/>
-        </w:rPr>
-        <w:t>Анализ статистики разностей потенциалов:</w:t>
-      </w:r>
-    </w:p>
-    <w:p>
-      <w:pPr>
-        <w:spacing w:after="0" w:line="240" w:lineRule="auto"/>
-        <w:ind w:firstLine="709"/>
-        <w:jc w:val="both"/>
-        <w:rPr>
-          <w:rFonts w:ascii="Times New Roman" w:eastAsiaTheme="minorEastAsia" w:hAnsi="Times New Roman" w:cs="Times New Roman"/>
-          <w:sz w:val="28"/>
-          <w:szCs w:val="28"/>
-          <w:lang w:val="ru-RU"/>
-        </w:rPr>
-      </w:pPr>
-      <w:r>
-        <w:rPr>
-          <w:rFonts w:ascii="Times New Roman" w:eastAsiaTheme="minorEastAsia" w:hAnsi="Times New Roman" w:cs="Times New Roman"/>
-          <w:sz w:val="28"/>
-          <w:szCs w:val="28"/>
-        </w:rPr>
-        <w:t>Человек начинает физически ощущать удар статического тока только</w:t>
-      </w:r>
-      <w:r>
-        <w:rPr>
-          <w:rFonts w:ascii="Times New Roman" w:eastAsiaTheme="minorEastAsia" w:hAnsi="Times New Roman" w:cs="Times New Roman"/>
-          <w:sz w:val="28"/>
-          <w:szCs w:val="28"/>
-          <w:lang w:val="ru-RU"/>
-        </w:rPr>
-        <w:t xml:space="preserve"> </w:t>
-      </w:r>
-      <w:r>
-        <w:rPr>
-          <w:rFonts w:ascii="Times New Roman" w:eastAsiaTheme="minorEastAsia" w:hAnsi="Times New Roman" w:cs="Times New Roman"/>
-          <w:sz w:val="28"/>
-          <w:szCs w:val="28"/>
-        </w:rPr>
-        <w:t xml:space="preserve">тогда, когда </w:t>
-      </w:r>
-      <w:r>
-        <w:rPr>
-          <w:rFonts w:ascii="Times New Roman" w:eastAsiaTheme="minorEastAsia" w:hAnsi="Times New Roman" w:cs="Times New Roman"/>
-          <w:sz w:val="28"/>
-          <w:szCs w:val="28"/>
-          <w:lang w:val="ru-RU"/>
-        </w:rPr>
-        <w:t>разность потенциалов</w:t>
-      </w:r>
-      <w:r>
-        <w:rPr>
-          <w:rFonts w:ascii="Times New Roman" w:eastAsiaTheme="minorEastAsia" w:hAnsi="Times New Roman" w:cs="Times New Roman"/>
-          <w:sz w:val="28"/>
-          <w:szCs w:val="28"/>
-        </w:rPr>
-        <w:t xml:space="preserve"> превышает 3000 В. При этом</w:t>
-      </w:r>
-      <w:r>
-        <w:rPr>
-          <w:rFonts w:ascii="Times New Roman" w:eastAsiaTheme="minorEastAsia" w:hAnsi="Times New Roman" w:cs="Times New Roman"/>
-          <w:sz w:val="28"/>
-          <w:szCs w:val="28"/>
-          <w:lang w:val="ru-RU"/>
-        </w:rPr>
-        <w:t xml:space="preserve"> </w:t>
-      </w:r>
-      <w:r>
-        <w:rPr>
-          <w:rFonts w:ascii="Times New Roman" w:eastAsiaTheme="minorEastAsia" w:hAnsi="Times New Roman" w:cs="Times New Roman"/>
-          <w:sz w:val="28"/>
-          <w:szCs w:val="28"/>
-        </w:rPr>
-        <w:t>современные сверхчувствительные микрочипы (центральный</w:t>
-      </w:r>
-      <w:r>
-        <w:rPr>
-          <w:rFonts w:ascii="Times New Roman" w:eastAsiaTheme="minorEastAsia" w:hAnsi="Times New Roman" w:cs="Times New Roman"/>
-          <w:sz w:val="28"/>
-          <w:szCs w:val="28"/>
-          <w:lang w:val="ru-RU"/>
-        </w:rPr>
-        <w:t xml:space="preserve"> </w:t>
-      </w:r>
-      <w:r>
-        <w:rPr>
-          <w:rFonts w:ascii="Times New Roman" w:eastAsiaTheme="minorEastAsia" w:hAnsi="Times New Roman" w:cs="Times New Roman"/>
-          <w:sz w:val="28"/>
-          <w:szCs w:val="28"/>
-        </w:rPr>
-        <w:t>процессор, чипы оперативной памяти) могут получить необратимые</w:t>
-      </w:r>
-      <w:r>
-        <w:rPr>
-          <w:rFonts w:ascii="Times New Roman" w:eastAsiaTheme="minorEastAsia" w:hAnsi="Times New Roman" w:cs="Times New Roman"/>
-          <w:sz w:val="28"/>
-          <w:szCs w:val="28"/>
-          <w:lang w:val="ru-RU"/>
-        </w:rPr>
-        <w:t xml:space="preserve"> </w:t>
-      </w:r>
-      <w:r>
-        <w:rPr>
-          <w:rFonts w:ascii="Times New Roman" w:eastAsiaTheme="minorEastAsia" w:hAnsi="Times New Roman" w:cs="Times New Roman"/>
-          <w:sz w:val="28"/>
-          <w:szCs w:val="28"/>
-        </w:rPr>
-        <w:t>микроп</w:t>
-      </w:r>
-      <w:r>
-        <w:rPr>
-          <w:rFonts w:ascii="Times New Roman" w:eastAsiaTheme="minorEastAsia" w:hAnsi="Times New Roman" w:cs="Times New Roman"/>
-          <w:sz w:val="28"/>
-          <w:szCs w:val="28"/>
-          <w:lang w:val="ru-RU"/>
-        </w:rPr>
-        <w:t>робои</w:t>
-      </w:r>
-      <w:r>
-        <w:rPr>
-          <w:rFonts w:ascii="Times New Roman" w:eastAsiaTheme="minorEastAsia" w:hAnsi="Times New Roman" w:cs="Times New Roman"/>
-          <w:sz w:val="28"/>
-          <w:szCs w:val="28"/>
-        </w:rPr>
-        <w:t xml:space="preserve"> и полностью выйти из строя при разряде всего в</w:t>
-      </w:r>
-      <w:r>
-        <w:rPr>
-          <w:rFonts w:ascii="Times New Roman" w:eastAsiaTheme="minorEastAsia" w:hAnsi="Times New Roman" w:cs="Times New Roman"/>
-          <w:sz w:val="28"/>
-          <w:szCs w:val="28"/>
-          <w:lang w:val="ru-RU"/>
-        </w:rPr>
-        <w:t xml:space="preserve"> </w:t>
-      </w:r>
-      <w:r>
-        <w:rPr>
-          <w:rFonts w:ascii="Times New Roman" w:eastAsiaTheme="minorEastAsia" w:hAnsi="Times New Roman" w:cs="Times New Roman"/>
-          <w:sz w:val="28"/>
-          <w:szCs w:val="28"/>
-        </w:rPr>
-        <w:t>30</w:t>
-      </w:r>
-      <w:r>
-        <w:rPr>
-          <w:rFonts w:ascii="Times New Roman" w:eastAsiaTheme="minorEastAsia" w:hAnsi="Times New Roman" w:cs="Times New Roman"/>
-          <w:sz w:val="28"/>
-          <w:szCs w:val="28"/>
-          <w:lang w:val="ru-RU"/>
-        </w:rPr>
-        <w:t xml:space="preserve"> </w:t>
-      </w:r>
-      <w:r>
-        <w:rPr>
-          <w:rFonts w:ascii="Times New Roman" w:eastAsiaTheme="minorEastAsia" w:hAnsi="Times New Roman" w:cs="Times New Roman"/>
-          <w:sz w:val="28"/>
-          <w:szCs w:val="28"/>
-        </w:rPr>
-        <w:t>В. Из-за этой скрытой угрозы проведение</w:t>
-      </w:r>
-      <w:r>
-        <w:rPr>
-          <w:rFonts w:ascii="Times New Roman" w:eastAsiaTheme="minorEastAsia" w:hAnsi="Times New Roman" w:cs="Times New Roman"/>
-          <w:sz w:val="28"/>
-          <w:szCs w:val="28"/>
-          <w:lang w:val="ru-RU"/>
-        </w:rPr>
-        <w:t xml:space="preserve"> </w:t>
-      </w:r>
-      <w:r>
-        <w:rPr>
-          <w:rFonts w:ascii="Times New Roman" w:eastAsiaTheme="minorEastAsia" w:hAnsi="Times New Roman" w:cs="Times New Roman"/>
-          <w:sz w:val="28"/>
-          <w:szCs w:val="28"/>
-        </w:rPr>
-        <w:t>профилактических</w:t>
-      </w:r>
-      <w:r>
-        <w:rPr>
-          <w:rFonts w:ascii="Times New Roman" w:eastAsiaTheme="minorEastAsia" w:hAnsi="Times New Roman" w:cs="Times New Roman"/>
-          <w:sz w:val="28"/>
-          <w:szCs w:val="28"/>
-          <w:lang w:val="ru-RU"/>
-        </w:rPr>
-        <w:t xml:space="preserve"> </w:t>
-      </w:r>
-      <w:r>
-        <w:rPr>
-          <w:rFonts w:ascii="Times New Roman" w:eastAsiaTheme="minorEastAsia" w:hAnsi="Times New Roman" w:cs="Times New Roman"/>
-          <w:sz w:val="28"/>
-          <w:szCs w:val="28"/>
-        </w:rPr>
-        <w:t>работ требует строгого соблюдения правил безопасности.</w:t>
-      </w:r>
-    </w:p>
-    <w:p>
-      <w:pPr>
-        <w:spacing w:after="0" w:line="240" w:lineRule="auto"/>
-        <w:ind w:firstLine="709"/>
-        <w:jc w:val="both"/>
-        <w:rPr>
-          <w:rFonts w:ascii="Times New Roman" w:eastAsiaTheme="minorEastAsia" w:hAnsi="Times New Roman" w:cs="Times New Roman"/>
-          <w:b/>
-          <w:bCs/>
-          <w:sz w:val="28"/>
-          <w:szCs w:val="28"/>
-          <w:lang w:val="ru-RU"/>
-        </w:rPr>
-      </w:pPr>
-    </w:p>
-    <w:p>
-      <w:pPr>
-        <w:spacing w:after="0" w:line="240" w:lineRule="auto"/>
-        <w:ind w:firstLine="709"/>
-        <w:jc w:val="both"/>
-        <w:rPr>
-          <w:rFonts w:ascii="Times New Roman" w:eastAsiaTheme="minorEastAsia" w:hAnsi="Times New Roman" w:cs="Times New Roman"/>
-          <w:b/>
-          <w:bCs/>
-          <w:sz w:val="28"/>
-          <w:szCs w:val="28"/>
-          <w:lang w:val="ru-RU"/>
-        </w:rPr>
-      </w:pPr>
-    </w:p>
-    <w:p>
-      <w:pPr>
-        <w:spacing w:after="0" w:line="240" w:lineRule="auto"/>
-        <w:ind w:firstLine="709"/>
-        <w:jc w:val="both"/>
-        <w:rPr>
-          <w:rFonts w:ascii="Times New Roman" w:eastAsiaTheme="minorEastAsia" w:hAnsi="Times New Roman" w:cs="Times New Roman"/>
-          <w:b/>
-          <w:bCs/>
-          <w:sz w:val="28"/>
-          <w:szCs w:val="28"/>
-          <w:lang w:val="ru-RU"/>
-        </w:rPr>
-      </w:pPr>
-    </w:p>
-    <w:p>
-      <w:pPr>
-        <w:spacing w:after="0" w:line="240" w:lineRule="auto"/>
-        <w:ind w:firstLine="709"/>
-        <w:jc w:val="both"/>
-        <w:rPr>
-          <w:rFonts w:ascii="Times New Roman" w:eastAsiaTheme="minorEastAsia" w:hAnsi="Times New Roman" w:cs="Times New Roman"/>
-          <w:b/>
-          <w:bCs/>
-          <w:sz w:val="28"/>
-          <w:szCs w:val="28"/>
-          <w:lang w:val="ru-RU"/>
-        </w:rPr>
-      </w:pPr>
-    </w:p>
-    <w:p>
-      <w:pPr>
-        <w:spacing w:after="0" w:line="240" w:lineRule="auto"/>
-        <w:ind w:firstLine="709"/>
-        <w:jc w:val="both"/>
-        <w:rPr>
-          <w:rFonts w:ascii="Times New Roman" w:eastAsiaTheme="minorEastAsia" w:hAnsi="Times New Roman" w:cs="Times New Roman"/>
-          <w:b/>
-          <w:bCs/>
-          <w:sz w:val="28"/>
-          <w:szCs w:val="28"/>
-          <w:lang w:val="ru-RU"/>
-        </w:rPr>
-      </w:pPr>
-    </w:p>
-    <w:p>
-      <w:pPr>
-        <w:spacing w:after="0" w:line="240" w:lineRule="auto"/>
-        <w:ind w:firstLine="709"/>
-        <w:jc w:val="both"/>
-        <w:rPr>
-          <w:rFonts w:ascii="Times New Roman" w:eastAsiaTheme="minorEastAsia" w:hAnsi="Times New Roman" w:cs="Times New Roman"/>
-          <w:b/>
-          <w:bCs/>
-          <w:sz w:val="28"/>
-          <w:szCs w:val="28"/>
-          <w:lang w:val="ru-RU"/>
-        </w:rPr>
-      </w:pPr>
-    </w:p>
-    <w:p>
-      <w:pPr>
-        <w:spacing w:after="0" w:line="240" w:lineRule="auto"/>
-        <w:ind w:firstLine="709"/>
-        <w:jc w:val="both"/>
-        <w:rPr>
-          <w:rFonts w:ascii="Times New Roman" w:eastAsiaTheme="minorEastAsia" w:hAnsi="Times New Roman" w:cs="Times New Roman"/>
-          <w:b/>
-          <w:bCs/>
-          <w:sz w:val="28"/>
-          <w:szCs w:val="28"/>
-          <w:lang w:val="ru-RU"/>
-        </w:rPr>
-      </w:pPr>
-    </w:p>
-    <w:p>
-      <w:pPr>
-        <w:spacing w:after="0" w:line="240" w:lineRule="auto"/>
-        <w:ind w:firstLine="709"/>
-        <w:jc w:val="both"/>
-        <w:rPr>
-          <w:rFonts w:ascii="Times New Roman" w:eastAsiaTheme="minorEastAsia" w:hAnsi="Times New Roman" w:cs="Times New Roman"/>
-          <w:b/>
-          <w:bCs/>
-          <w:sz w:val="28"/>
-          <w:szCs w:val="28"/>
-          <w:lang w:val="ru-RU"/>
-        </w:rPr>
-      </w:pPr>
-    </w:p>
-    <w:p>
-      <w:pPr>
-        <w:spacing w:after="0" w:line="240" w:lineRule="auto"/>
-        <w:ind w:firstLine="709"/>
-        <w:jc w:val="both"/>
-        <w:rPr>
-          <w:rFonts w:ascii="Times New Roman" w:eastAsiaTheme="minorEastAsia" w:hAnsi="Times New Roman" w:cs="Times New Roman"/>
-          <w:sz w:val="28"/>
-          <w:szCs w:val="28"/>
-        </w:rPr>
-      </w:pPr>
-      <w:r>
-        <w:rPr>
-          <w:rFonts w:ascii="Times New Roman" w:eastAsiaTheme="minorEastAsia" w:hAnsi="Times New Roman" w:cs="Times New Roman"/>
-          <w:b/>
-          <w:bCs/>
-          <w:sz w:val="28"/>
-          <w:szCs w:val="28"/>
-        </w:rPr>
-        <w:lastRenderedPageBreak/>
-        <w:t>Чек-лист инженера для защиты от ЭСР (перед вскрытием корпуса):</w:t>
+          <w:lang w:val="ru-RU"/>
+        </w:rPr>
+        <w:t>Сторонние программы в автозагрузке:</w:t>
       </w:r>
     </w:p>
     <w:p>
@@ -3224,10 +2337,10 @@
           <w:numId w:val="12"/>
         </w:numPr>
         <w:tabs>
-          <w:tab w:val="left" w:pos="851"/>
+          <w:tab w:val="left" w:pos="1134"/>
         </w:tabs>
         <w:spacing w:after="0" w:line="240" w:lineRule="auto"/>
-        <w:ind w:left="0" w:firstLine="567"/>
+        <w:ind w:left="0" w:firstLine="709"/>
         <w:jc w:val="both"/>
         <w:rPr>
           <w:rFonts w:ascii="Times New Roman" w:eastAsiaTheme="minorEastAsia" w:hAnsi="Times New Roman" w:cs="Times New Roman"/>
@@ -3238,47 +2351,20 @@
       <w:r>
         <w:rPr>
           <w:rFonts w:ascii="Times New Roman" w:eastAsiaTheme="minorEastAsia" w:hAnsi="Times New Roman" w:cs="Times New Roman"/>
-          <w:b/>
-          <w:bCs/>
-          <w:sz w:val="28"/>
-          <w:szCs w:val="28"/>
-        </w:rPr>
-        <w:t>Антистатический браслет</w:t>
-      </w:r>
-      <w:r>
-        <w:rPr>
-          <w:rFonts w:ascii="Times New Roman" w:eastAsiaTheme="minorEastAsia" w:hAnsi="Times New Roman" w:cs="Times New Roman"/>
-          <w:b/>
-          <w:bCs/>
-          <w:sz w:val="28"/>
-          <w:szCs w:val="28"/>
-        </w:rPr>
-        <w:t>:</w:t>
-      </w:r>
-      <w:r>
-        <w:rPr>
-          <w:rFonts w:ascii="Times New Roman" w:eastAsiaTheme="minorEastAsia" w:hAnsi="Times New Roman" w:cs="Times New Roman"/>
-          <w:sz w:val="28"/>
-          <w:szCs w:val="28"/>
-          <w:lang w:val="ru-RU"/>
-        </w:rPr>
-        <w:t xml:space="preserve"> </w:t>
-      </w:r>
-      <w:r>
-        <w:rPr>
-          <w:rFonts w:ascii="Times New Roman" w:eastAsiaTheme="minorEastAsia" w:hAnsi="Times New Roman" w:cs="Times New Roman"/>
-          <w:sz w:val="28"/>
-          <w:szCs w:val="28"/>
-        </w:rPr>
-        <w:t>надеть</w:t>
-      </w:r>
-      <w:r>
-        <w:rPr>
-          <w:rFonts w:ascii="Times New Roman" w:eastAsiaTheme="minorEastAsia" w:hAnsi="Times New Roman" w:cs="Times New Roman"/>
-          <w:sz w:val="28"/>
-          <w:szCs w:val="28"/>
-        </w:rPr>
-        <w:t xml:space="preserve"> браслет на запястье и подключить его заземляющий провод к контуру заземления или неокрашенной металлической части корпуса оборудования.</w:t>
+          <w:sz w:val="28"/>
+          <w:szCs w:val="28"/>
+          <w:lang w:val="en-US"/>
+        </w:rPr>
+        <w:t>Discord</w:t>
+      </w:r>
+      <w:r>
+        <w:rPr>
+          <w:rFonts w:ascii="Times New Roman" w:eastAsiaTheme="minorEastAsia" w:hAnsi="Times New Roman" w:cs="Times New Roman"/>
+          <w:sz w:val="28"/>
+          <w:szCs w:val="28"/>
+          <w:lang w:val="ru-RU"/>
+        </w:rPr>
+        <w:t>;</w:t>
       </w:r>
     </w:p>
     <w:p>
@@ -3289,10 +2375,10 @@
           <w:numId w:val="12"/>
         </w:numPr>
         <w:tabs>
-          <w:tab w:val="left" w:pos="851"/>
+          <w:tab w:val="left" w:pos="1134"/>
         </w:tabs>
         <w:spacing w:after="0" w:line="240" w:lineRule="auto"/>
-        <w:ind w:left="0" w:firstLine="567"/>
+        <w:ind w:left="0" w:firstLine="709"/>
         <w:jc w:val="both"/>
         <w:rPr>
           <w:rFonts w:ascii="Times New Roman" w:eastAsiaTheme="minorEastAsia" w:hAnsi="Times New Roman" w:cs="Times New Roman"/>
@@ -3303,38 +2389,11 @@
       <w:r>
         <w:rPr>
           <w:rFonts w:ascii="Times New Roman" w:eastAsiaTheme="minorEastAsia" w:hAnsi="Times New Roman" w:cs="Times New Roman"/>
-          <w:b/>
-          <w:bCs/>
-          <w:sz w:val="28"/>
-          <w:szCs w:val="28"/>
-        </w:rPr>
-        <w:t>Антистатический коврик</w:t>
-      </w:r>
-      <w:r>
-        <w:rPr>
-          <w:rFonts w:ascii="Times New Roman" w:eastAsiaTheme="minorEastAsia" w:hAnsi="Times New Roman" w:cs="Times New Roman"/>
-          <w:b/>
-          <w:bCs/>
-          <w:sz w:val="28"/>
-          <w:szCs w:val="28"/>
-        </w:rPr>
-        <w:t>:</w:t>
-      </w:r>
-      <w:r>
-        <w:rPr>
-          <w:rFonts w:ascii="Times New Roman" w:eastAsiaTheme="minorEastAsia" w:hAnsi="Times New Roman" w:cs="Times New Roman"/>
-          <w:sz w:val="28"/>
-          <w:szCs w:val="28"/>
-        </w:rPr>
-        <w:t xml:space="preserve"> разложить</w:t>
-      </w:r>
-      <w:r>
-        <w:rPr>
-          <w:rFonts w:ascii="Times New Roman" w:eastAsiaTheme="minorEastAsia" w:hAnsi="Times New Roman" w:cs="Times New Roman"/>
-          <w:sz w:val="28"/>
-          <w:szCs w:val="28"/>
-        </w:rPr>
-        <w:t xml:space="preserve"> коврик на рабочем столе и надежно заземлить его, чтобы выровнять потенциалы между столом, инструментами и компонентами ПК.</w:t>
+          <w:sz w:val="28"/>
+          <w:szCs w:val="28"/>
+          <w:lang w:val="en-US"/>
+        </w:rPr>
+        <w:t>Steam;</w:t>
       </w:r>
     </w:p>
     <w:p>
@@ -3345,10 +2404,10 @@
           <w:numId w:val="12"/>
         </w:numPr>
         <w:tabs>
-          <w:tab w:val="left" w:pos="851"/>
+          <w:tab w:val="left" w:pos="1134"/>
         </w:tabs>
         <w:spacing w:after="0" w:line="240" w:lineRule="auto"/>
-        <w:ind w:left="0" w:firstLine="567"/>
+        <w:ind w:left="0" w:firstLine="709"/>
         <w:jc w:val="both"/>
         <w:rPr>
           <w:rFonts w:ascii="Times New Roman" w:eastAsiaTheme="minorEastAsia" w:hAnsi="Times New Roman" w:cs="Times New Roman"/>
@@ -3359,38 +2418,56 @@
       <w:r>
         <w:rPr>
           <w:rFonts w:ascii="Times New Roman" w:eastAsiaTheme="minorEastAsia" w:hAnsi="Times New Roman" w:cs="Times New Roman"/>
-          <w:b/>
-          <w:bCs/>
-          <w:sz w:val="28"/>
-          <w:szCs w:val="28"/>
-        </w:rPr>
-        <w:t>Правило снятия статики касанием</w:t>
-      </w:r>
-      <w:r>
-        <w:rPr>
-          <w:rFonts w:ascii="Times New Roman" w:eastAsiaTheme="minorEastAsia" w:hAnsi="Times New Roman" w:cs="Times New Roman"/>
-          <w:b/>
-          <w:bCs/>
-          <w:sz w:val="28"/>
-          <w:szCs w:val="28"/>
-        </w:rPr>
-        <w:t>:</w:t>
-      </w:r>
-      <w:r>
-        <w:rPr>
-          <w:rFonts w:ascii="Times New Roman" w:eastAsiaTheme="minorEastAsia" w:hAnsi="Times New Roman" w:cs="Times New Roman"/>
-          <w:sz w:val="28"/>
-          <w:szCs w:val="28"/>
-        </w:rPr>
-        <w:t xml:space="preserve"> перед</w:t>
-      </w:r>
-      <w:r>
-        <w:rPr>
-          <w:rFonts w:ascii="Times New Roman" w:eastAsiaTheme="minorEastAsia" w:hAnsi="Times New Roman" w:cs="Times New Roman"/>
-          <w:sz w:val="28"/>
-          <w:szCs w:val="28"/>
-        </w:rPr>
-        <w:t xml:space="preserve"> прикосновением к внутренним платам обязательно коснуться рукой неокрашенной металлической части корпуса заземленного системного блока.</w:t>
+          <w:sz w:val="28"/>
+          <w:szCs w:val="28"/>
+          <w:lang w:val="en-US"/>
+        </w:rPr>
+        <w:t>Viber.</w:t>
+      </w:r>
+    </w:p>
+    <w:p>
+      <w:pPr>
+        <w:pStyle w:val="a7"/>
+        <w:tabs>
+          <w:tab w:val="left" w:pos="1134"/>
+        </w:tabs>
+        <w:spacing w:after="0" w:line="240" w:lineRule="auto"/>
+        <w:ind w:left="709"/>
+        <w:jc w:val="both"/>
+        <w:rPr>
+          <w:rFonts w:ascii="Times New Roman" w:eastAsiaTheme="minorEastAsia" w:hAnsi="Times New Roman" w:cs="Times New Roman"/>
+          <w:sz w:val="28"/>
+          <w:szCs w:val="28"/>
+          <w:lang w:val="en-US"/>
+        </w:rPr>
+      </w:pPr>
+    </w:p>
+    <w:p>
+      <w:pPr>
+        <w:pStyle w:val="a7"/>
+        <w:tabs>
+          <w:tab w:val="left" w:pos="1134"/>
+        </w:tabs>
+        <w:spacing w:after="0" w:line="240" w:lineRule="auto"/>
+        <w:ind w:left="709"/>
+        <w:jc w:val="both"/>
+        <w:rPr>
+          <w:rFonts w:ascii="Times New Roman" w:eastAsiaTheme="minorEastAsia" w:hAnsi="Times New Roman" w:cs="Times New Roman"/>
+          <w:b/>
+          <w:bCs/>
+          <w:sz w:val="28"/>
+          <w:szCs w:val="28"/>
+        </w:rPr>
+      </w:pPr>
+      <w:r>
+        <w:rPr>
+          <w:rFonts w:ascii="Times New Roman" w:eastAsiaTheme="minorEastAsia" w:hAnsi="Times New Roman" w:cs="Times New Roman"/>
+          <w:b/>
+          <w:bCs/>
+          <w:sz w:val="28"/>
+          <w:szCs w:val="28"/>
+        </w:rPr>
+        <w:t>Пошаговый алгоритм безопасного отключения приложений встроенными средствами Windows:</w:t>
       </w:r>
     </w:p>
     <w:p>
@@ -3398,13 +2475,13 @@
         <w:pStyle w:val="a7"/>
         <w:numPr>
           <w:ilvl w:val="0"/>
-          <w:numId w:val="12"/>
+          <w:numId w:val="14"/>
         </w:numPr>
         <w:tabs>
-          <w:tab w:val="left" w:pos="851"/>
+          <w:tab w:val="left" w:pos="1134"/>
         </w:tabs>
         <w:spacing w:after="0" w:line="240" w:lineRule="auto"/>
-        <w:ind w:left="0" w:firstLine="567"/>
+        <w:ind w:left="0" w:firstLine="709"/>
         <w:jc w:val="both"/>
         <w:rPr>
           <w:rFonts w:ascii="Times New Roman" w:eastAsiaTheme="minorEastAsia" w:hAnsi="Times New Roman" w:cs="Times New Roman"/>
@@ -3415,43 +2492,506 @@
       <w:r>
         <w:rPr>
           <w:rFonts w:ascii="Times New Roman" w:eastAsiaTheme="minorEastAsia" w:hAnsi="Times New Roman" w:cs="Times New Roman"/>
-          <w:b/>
-          <w:bCs/>
-          <w:sz w:val="28"/>
-          <w:szCs w:val="28"/>
-        </w:rPr>
-        <w:t>Специализированная упаковка</w:t>
-      </w:r>
-      <w:r>
-        <w:rPr>
-          <w:rFonts w:ascii="Times New Roman" w:eastAsiaTheme="minorEastAsia" w:hAnsi="Times New Roman" w:cs="Times New Roman"/>
-          <w:b/>
-          <w:bCs/>
-          <w:sz w:val="28"/>
-          <w:szCs w:val="28"/>
-        </w:rPr>
-        <w:t>:</w:t>
-      </w:r>
-      <w:r>
-        <w:rPr>
-          <w:rFonts w:ascii="Times New Roman" w:eastAsiaTheme="minorEastAsia" w:hAnsi="Times New Roman" w:cs="Times New Roman"/>
-          <w:sz w:val="28"/>
-          <w:szCs w:val="28"/>
-        </w:rPr>
-        <w:t xml:space="preserve"> хранить</w:t>
-      </w:r>
-      <w:r>
-        <w:rPr>
-          <w:rFonts w:ascii="Times New Roman" w:eastAsiaTheme="minorEastAsia" w:hAnsi="Times New Roman" w:cs="Times New Roman"/>
-          <w:sz w:val="28"/>
-          <w:szCs w:val="28"/>
-        </w:rPr>
-        <w:t xml:space="preserve"> и транспортировать любые снятые электронные платы (материнскую плату, ОЗУ, видеокарту) строго в антистатических пакетах.</w:t>
+          <w:sz w:val="28"/>
+          <w:szCs w:val="28"/>
+        </w:rPr>
+        <w:t xml:space="preserve">Открытие Диспетчера задач: </w:t>
+      </w:r>
+      <w:r>
+        <w:rPr>
+          <w:rFonts w:ascii="Times New Roman" w:eastAsiaTheme="minorEastAsia" w:hAnsi="Times New Roman" w:cs="Times New Roman"/>
+          <w:sz w:val="28"/>
+          <w:szCs w:val="28"/>
+          <w:lang w:val="ru-RU"/>
+        </w:rPr>
+        <w:t>нажмите</w:t>
+      </w:r>
+      <w:r>
+        <w:rPr>
+          <w:rFonts w:ascii="Times New Roman" w:eastAsiaTheme="minorEastAsia" w:hAnsi="Times New Roman" w:cs="Times New Roman"/>
+          <w:sz w:val="28"/>
+          <w:szCs w:val="28"/>
+        </w:rPr>
+        <w:t xml:space="preserve"> комбинацию клавиш Ctrl + Shift + Esc (или кликните правой кнопкой мыши по кнопке «Пуск» и выберите пункт «Диспетчер задач»).</w:t>
+      </w:r>
+    </w:p>
+    <w:p>
+      <w:pPr>
+        <w:pStyle w:val="a7"/>
+        <w:numPr>
+          <w:ilvl w:val="0"/>
+          <w:numId w:val="14"/>
+        </w:numPr>
+        <w:tabs>
+          <w:tab w:val="left" w:pos="1134"/>
+        </w:tabs>
+        <w:spacing w:after="0" w:line="240" w:lineRule="auto"/>
+        <w:ind w:left="0" w:firstLine="709"/>
+        <w:jc w:val="both"/>
+        <w:rPr>
+          <w:rFonts w:ascii="Times New Roman" w:eastAsiaTheme="minorEastAsia" w:hAnsi="Times New Roman" w:cs="Times New Roman"/>
+          <w:sz w:val="28"/>
+          <w:szCs w:val="28"/>
+        </w:rPr>
+      </w:pPr>
+      <w:r>
+        <w:rPr>
+          <w:rFonts w:ascii="Times New Roman" w:eastAsiaTheme="minorEastAsia" w:hAnsi="Times New Roman" w:cs="Times New Roman"/>
+          <w:sz w:val="28"/>
+          <w:szCs w:val="28"/>
+        </w:rPr>
+        <w:t xml:space="preserve">Переход в нужный раздел: </w:t>
+      </w:r>
+      <w:r>
+        <w:rPr>
+          <w:rFonts w:ascii="Times New Roman" w:eastAsiaTheme="minorEastAsia" w:hAnsi="Times New Roman" w:cs="Times New Roman"/>
+          <w:sz w:val="28"/>
+          <w:szCs w:val="28"/>
+          <w:lang w:val="ru-RU"/>
+        </w:rPr>
+        <w:t>в</w:t>
+      </w:r>
+      <w:r>
+        <w:rPr>
+          <w:rFonts w:ascii="Times New Roman" w:eastAsiaTheme="minorEastAsia" w:hAnsi="Times New Roman" w:cs="Times New Roman"/>
+          <w:sz w:val="28"/>
+          <w:szCs w:val="28"/>
+        </w:rPr>
+        <w:t xml:space="preserve"> левом боковом меню открывшегося окна выберите вкладку «Автозагрузка приложений» (иконка в виде спидометра или датчика).</w:t>
+      </w:r>
+    </w:p>
+    <w:p>
+      <w:pPr>
+        <w:pStyle w:val="a7"/>
+        <w:numPr>
+          <w:ilvl w:val="0"/>
+          <w:numId w:val="14"/>
+        </w:numPr>
+        <w:tabs>
+          <w:tab w:val="left" w:pos="1134"/>
+        </w:tabs>
+        <w:spacing w:after="0" w:line="240" w:lineRule="auto"/>
+        <w:ind w:left="0" w:firstLine="709"/>
+        <w:jc w:val="both"/>
+        <w:rPr>
+          <w:rFonts w:ascii="Times New Roman" w:eastAsiaTheme="minorEastAsia" w:hAnsi="Times New Roman" w:cs="Times New Roman"/>
+          <w:sz w:val="28"/>
+          <w:szCs w:val="28"/>
+        </w:rPr>
+      </w:pPr>
+      <w:r>
+        <w:rPr>
+          <w:rFonts w:ascii="Times New Roman" w:eastAsiaTheme="minorEastAsia" w:hAnsi="Times New Roman" w:cs="Times New Roman"/>
+          <w:sz w:val="28"/>
+          <w:szCs w:val="28"/>
+        </w:rPr>
+        <w:t xml:space="preserve">Анализ влияния: </w:t>
+      </w:r>
+      <w:r>
+        <w:rPr>
+          <w:rFonts w:ascii="Times New Roman" w:eastAsiaTheme="minorEastAsia" w:hAnsi="Times New Roman" w:cs="Times New Roman"/>
+          <w:sz w:val="28"/>
+          <w:szCs w:val="28"/>
+          <w:lang w:val="ru-RU"/>
+        </w:rPr>
+        <w:t>внимательно</w:t>
+      </w:r>
+      <w:r>
+        <w:rPr>
+          <w:rFonts w:ascii="Times New Roman" w:eastAsiaTheme="minorEastAsia" w:hAnsi="Times New Roman" w:cs="Times New Roman"/>
+          <w:sz w:val="28"/>
+          <w:szCs w:val="28"/>
+        </w:rPr>
+        <w:t xml:space="preserve"> изучите столбец «Влияние на запуск». Приложения со статусом «Высокое» сильнее всего замедляют старт операционной системы.</w:t>
+      </w:r>
+    </w:p>
+    <w:p>
+      <w:pPr>
+        <w:pStyle w:val="a7"/>
+        <w:numPr>
+          <w:ilvl w:val="0"/>
+          <w:numId w:val="14"/>
+        </w:numPr>
+        <w:tabs>
+          <w:tab w:val="left" w:pos="1134"/>
+        </w:tabs>
+        <w:spacing w:after="0" w:line="240" w:lineRule="auto"/>
+        <w:ind w:left="0" w:firstLine="709"/>
+        <w:jc w:val="both"/>
+        <w:rPr>
+          <w:rFonts w:ascii="Times New Roman" w:eastAsiaTheme="minorEastAsia" w:hAnsi="Times New Roman" w:cs="Times New Roman"/>
+          <w:sz w:val="28"/>
+          <w:szCs w:val="28"/>
+        </w:rPr>
+      </w:pPr>
+      <w:r>
+        <w:rPr>
+          <w:rFonts w:ascii="Times New Roman" w:eastAsiaTheme="minorEastAsia" w:hAnsi="Times New Roman" w:cs="Times New Roman"/>
+          <w:sz w:val="28"/>
+          <w:szCs w:val="28"/>
+        </w:rPr>
+        <w:lastRenderedPageBreak/>
+        <w:t xml:space="preserve">Отключение элемента: </w:t>
+      </w:r>
+      <w:r>
+        <w:rPr>
+          <w:rFonts w:ascii="Times New Roman" w:eastAsiaTheme="minorEastAsia" w:hAnsi="Times New Roman" w:cs="Times New Roman"/>
+          <w:sz w:val="28"/>
+          <w:szCs w:val="28"/>
+          <w:lang w:val="ru-RU"/>
+        </w:rPr>
+        <w:t>найдите</w:t>
+      </w:r>
+      <w:r>
+        <w:rPr>
+          <w:rFonts w:ascii="Times New Roman" w:eastAsiaTheme="minorEastAsia" w:hAnsi="Times New Roman" w:cs="Times New Roman"/>
+          <w:sz w:val="28"/>
+          <w:szCs w:val="28"/>
+        </w:rPr>
+        <w:t xml:space="preserve"> стороннее приложение, которое хотите убрать из автозапуска (например, Steam или Discord), кликните по нему правой кнопкой мыши и в контекстном меню выберите пункт «Отключить».</w:t>
+      </w:r>
+    </w:p>
+    <w:p>
+      <w:pPr>
+        <w:pStyle w:val="a7"/>
+        <w:numPr>
+          <w:ilvl w:val="0"/>
+          <w:numId w:val="14"/>
+        </w:numPr>
+        <w:tabs>
+          <w:tab w:val="left" w:pos="1134"/>
+        </w:tabs>
+        <w:spacing w:after="0" w:line="240" w:lineRule="auto"/>
+        <w:ind w:left="0" w:firstLine="709"/>
+        <w:jc w:val="both"/>
+        <w:rPr>
+          <w:rFonts w:ascii="Times New Roman" w:eastAsiaTheme="minorEastAsia" w:hAnsi="Times New Roman" w:cs="Times New Roman"/>
+          <w:sz w:val="28"/>
+          <w:szCs w:val="28"/>
+        </w:rPr>
+      </w:pPr>
+      <w:r>
+        <w:rPr>
+          <w:rFonts w:ascii="Times New Roman" w:eastAsiaTheme="minorEastAsia" w:hAnsi="Times New Roman" w:cs="Times New Roman"/>
+          <w:sz w:val="28"/>
+          <w:szCs w:val="28"/>
+        </w:rPr>
+        <w:t xml:space="preserve">Проверка результата: </w:t>
+      </w:r>
+      <w:r>
+        <w:rPr>
+          <w:rFonts w:ascii="Times New Roman" w:eastAsiaTheme="minorEastAsia" w:hAnsi="Times New Roman" w:cs="Times New Roman"/>
+          <w:sz w:val="28"/>
+          <w:szCs w:val="28"/>
+          <w:lang w:val="ru-RU"/>
+        </w:rPr>
+        <w:t>убедитесь</w:t>
+      </w:r>
+      <w:r>
+        <w:rPr>
+          <w:rFonts w:ascii="Times New Roman" w:eastAsiaTheme="minorEastAsia" w:hAnsi="Times New Roman" w:cs="Times New Roman"/>
+          <w:sz w:val="28"/>
+          <w:szCs w:val="28"/>
+        </w:rPr>
+        <w:t>, что состояние программы в столбце «Состояние» изменилось на «Отключено». Изменения вступят в силу при следующем перезапуске компьютера, при этом сама программа останется на диске и её можно будет запустить вручную в любой момент через ярлык.</w:t>
+      </w:r>
+    </w:p>
+    <w:p>
+      <w:pPr>
+        <w:spacing w:after="0" w:line="240" w:lineRule="auto"/>
+        <w:ind w:firstLine="709"/>
+        <w:jc w:val="both"/>
+        <w:rPr>
+          <w:rFonts w:ascii="Times New Roman" w:eastAsiaTheme="minorEastAsia" w:hAnsi="Times New Roman" w:cs="Times New Roman"/>
+          <w:b/>
+          <w:bCs/>
+          <w:sz w:val="28"/>
+          <w:szCs w:val="28"/>
+          <w:lang w:val="ru-RU"/>
+        </w:rPr>
+      </w:pPr>
+    </w:p>
+    <w:p>
+      <w:pPr>
+        <w:spacing w:after="0" w:line="240" w:lineRule="auto"/>
+        <w:jc w:val="center"/>
+        <w:rPr>
+          <w:rFonts w:ascii="Times New Roman" w:eastAsiaTheme="minorEastAsia" w:hAnsi="Times New Roman" w:cs="Times New Roman"/>
+          <w:b/>
+          <w:bCs/>
+          <w:sz w:val="28"/>
+          <w:szCs w:val="28"/>
+          <w:u w:val="single"/>
+          <w:lang w:val="ru-RU"/>
+        </w:rPr>
+      </w:pPr>
+      <w:r>
+        <w:rPr>
+          <w:rFonts w:ascii="Times New Roman" w:eastAsiaTheme="minorEastAsia" w:hAnsi="Times New Roman" w:cs="Times New Roman"/>
+          <w:b/>
+          <w:bCs/>
+          <w:sz w:val="28"/>
+          <w:szCs w:val="28"/>
+          <w:u w:val="single"/>
+          <w:lang w:val="ru-RU"/>
+        </w:rPr>
+        <w:t>АУДИТ АВТОЗАГРУЗКИ</w:t>
+      </w:r>
+    </w:p>
+    <w:p>
+      <w:pPr>
+        <w:spacing w:after="0" w:line="240" w:lineRule="auto"/>
+        <w:ind w:firstLine="709"/>
+        <w:jc w:val="both"/>
+        <w:rPr>
+          <w:rFonts w:ascii="Times New Roman" w:eastAsiaTheme="minorEastAsia" w:hAnsi="Times New Roman" w:cs="Times New Roman"/>
+          <w:sz w:val="28"/>
+          <w:szCs w:val="28"/>
+          <w:lang w:val="ru-RU"/>
+        </w:rPr>
+      </w:pPr>
+    </w:p>
+    <w:p>
+      <w:pPr>
+        <w:spacing w:after="0" w:line="240" w:lineRule="auto"/>
+        <w:ind w:firstLine="720"/>
+        <w:jc w:val="both"/>
+        <w:rPr>
+          <w:rFonts w:ascii="Times New Roman" w:eastAsiaTheme="minorEastAsia" w:hAnsi="Times New Roman" w:cs="Times New Roman"/>
+          <w:b/>
+          <w:bCs/>
+          <w:sz w:val="28"/>
+          <w:szCs w:val="28"/>
+          <w:lang w:val="ru-RU"/>
+        </w:rPr>
+      </w:pPr>
+      <w:r>
+        <w:rPr>
+          <w:rFonts w:ascii="Times New Roman" w:eastAsiaTheme="minorEastAsia" w:hAnsi="Times New Roman" w:cs="Times New Roman"/>
+          <w:b/>
+          <w:bCs/>
+          <w:sz w:val="28"/>
+          <w:szCs w:val="28"/>
+        </w:rPr>
+        <w:t>Шаг</w:t>
+      </w:r>
+      <w:r>
+        <w:rPr>
+          <w:rFonts w:ascii="Times New Roman" w:eastAsiaTheme="minorEastAsia" w:hAnsi="Times New Roman" w:cs="Times New Roman"/>
+          <w:b/>
+          <w:bCs/>
+          <w:sz w:val="28"/>
+          <w:szCs w:val="28"/>
+          <w:lang w:val="ru-RU"/>
+        </w:rPr>
+        <w:t>и</w:t>
+      </w:r>
+      <w:r>
+        <w:rPr>
+          <w:rFonts w:ascii="Times New Roman" w:eastAsiaTheme="minorEastAsia" w:hAnsi="Times New Roman" w:cs="Times New Roman"/>
+          <w:b/>
+          <w:bCs/>
+          <w:sz w:val="28"/>
+          <w:szCs w:val="28"/>
+        </w:rPr>
+        <w:t xml:space="preserve"> </w:t>
+      </w:r>
+      <w:r>
+        <w:rPr>
+          <w:rFonts w:ascii="Times New Roman" w:eastAsiaTheme="minorEastAsia" w:hAnsi="Times New Roman" w:cs="Times New Roman"/>
+          <w:b/>
+          <w:bCs/>
+          <w:sz w:val="28"/>
+          <w:szCs w:val="28"/>
+          <w:lang w:val="ru-RU"/>
+        </w:rPr>
+        <w:t>№ </w:t>
+      </w:r>
+      <w:r>
+        <w:rPr>
+          <w:rFonts w:ascii="Times New Roman" w:eastAsiaTheme="minorEastAsia" w:hAnsi="Times New Roman" w:cs="Times New Roman"/>
+          <w:b/>
+          <w:bCs/>
+          <w:sz w:val="28"/>
+          <w:szCs w:val="28"/>
+          <w:lang w:val="ru-RU"/>
+        </w:rPr>
+        <w:t>6 и 7</w:t>
+      </w:r>
+      <w:r>
+        <w:rPr>
+          <w:rFonts w:ascii="Times New Roman" w:eastAsiaTheme="minorEastAsia" w:hAnsi="Times New Roman" w:cs="Times New Roman"/>
+          <w:b/>
+          <w:bCs/>
+          <w:sz w:val="28"/>
+          <w:szCs w:val="28"/>
+        </w:rPr>
+        <w:t xml:space="preserve">. </w:t>
+      </w:r>
+      <w:r>
+        <w:rPr>
+          <w:rFonts w:ascii="Times New Roman" w:eastAsiaTheme="minorEastAsia" w:hAnsi="Times New Roman" w:cs="Times New Roman"/>
+          <w:b/>
+          <w:bCs/>
+          <w:sz w:val="28"/>
+          <w:szCs w:val="28"/>
+        </w:rPr>
+        <w:t>Парсинг (анализ) сгенерированного отчета</w:t>
+      </w:r>
+    </w:p>
+    <w:p>
+      <w:pPr>
+        <w:pStyle w:val="a7"/>
+        <w:numPr>
+          <w:ilvl w:val="0"/>
+          <w:numId w:val="15"/>
+        </w:numPr>
+        <w:tabs>
+          <w:tab w:val="left" w:pos="1134"/>
+        </w:tabs>
+        <w:spacing w:after="0" w:line="240" w:lineRule="auto"/>
+        <w:ind w:left="0" w:firstLine="709"/>
+        <w:jc w:val="both"/>
+        <w:rPr>
+          <w:rFonts w:ascii="Times New Roman" w:eastAsiaTheme="minorEastAsia" w:hAnsi="Times New Roman" w:cs="Times New Roman"/>
+          <w:sz w:val="28"/>
+          <w:szCs w:val="28"/>
+          <w:lang w:val="ru-RU"/>
+        </w:rPr>
+      </w:pPr>
+      <w:r>
+        <w:rPr>
+          <w:rFonts w:ascii="Times New Roman" w:eastAsiaTheme="minorEastAsia" w:hAnsi="Times New Roman" w:cs="Times New Roman"/>
+          <w:sz w:val="28"/>
+          <w:szCs w:val="28"/>
+        </w:rPr>
+        <w:t>Текущее напряжение ядра ЦП</w:t>
+      </w:r>
+      <w:r>
+        <w:rPr>
+          <w:rFonts w:ascii="Times New Roman" w:eastAsiaTheme="minorEastAsia" w:hAnsi="Times New Roman" w:cs="Times New Roman"/>
+          <w:sz w:val="28"/>
+          <w:szCs w:val="28"/>
+          <w:lang w:val="ru-RU"/>
+        </w:rPr>
+        <w:t>: 1.1 В;</w:t>
+      </w:r>
+    </w:p>
+    <w:p>
+      <w:pPr>
+        <w:pStyle w:val="a7"/>
+        <w:numPr>
+          <w:ilvl w:val="0"/>
+          <w:numId w:val="15"/>
+        </w:numPr>
+        <w:tabs>
+          <w:tab w:val="left" w:pos="1134"/>
+        </w:tabs>
+        <w:spacing w:after="0" w:line="240" w:lineRule="auto"/>
+        <w:ind w:left="0" w:firstLine="709"/>
+        <w:jc w:val="both"/>
+        <w:rPr>
+          <w:rFonts w:ascii="Times New Roman" w:eastAsiaTheme="minorEastAsia" w:hAnsi="Times New Roman" w:cs="Times New Roman"/>
+          <w:sz w:val="28"/>
+          <w:szCs w:val="28"/>
+          <w:lang w:val="ru-RU"/>
+        </w:rPr>
+      </w:pPr>
+      <w:r>
+        <w:rPr>
+          <w:rFonts w:ascii="Times New Roman" w:eastAsiaTheme="minorEastAsia" w:hAnsi="Times New Roman" w:cs="Times New Roman"/>
+          <w:sz w:val="28"/>
+          <w:szCs w:val="28"/>
+          <w:lang w:val="ru-RU"/>
+        </w:rPr>
+        <w:t>Степпинг (ревизия) кристалла центрального процессора</w:t>
+      </w:r>
+      <w:r>
+        <w:rPr>
+          <w:rFonts w:ascii="Times New Roman" w:eastAsiaTheme="minorEastAsia" w:hAnsi="Times New Roman" w:cs="Times New Roman"/>
+          <w:sz w:val="28"/>
+          <w:szCs w:val="28"/>
+          <w:lang w:val="ru-RU"/>
+        </w:rPr>
+        <w:t xml:space="preserve">: </w:t>
+      </w:r>
+      <w:r>
+        <w:rPr>
+          <w:rFonts w:ascii="Times New Roman" w:eastAsiaTheme="minorEastAsia" w:hAnsi="Times New Roman" w:cs="Times New Roman"/>
+          <w:sz w:val="28"/>
+          <w:szCs w:val="28"/>
+          <w:lang w:val="en-US"/>
+        </w:rPr>
+        <w:t>J</w:t>
+      </w:r>
+      <w:r>
+        <w:rPr>
+          <w:rFonts w:ascii="Times New Roman" w:eastAsiaTheme="minorEastAsia" w:hAnsi="Times New Roman" w:cs="Times New Roman"/>
+          <w:sz w:val="28"/>
+          <w:szCs w:val="28"/>
+          <w:lang w:val="ru-RU"/>
+        </w:rPr>
+        <w:t>0;</w:t>
+      </w:r>
+    </w:p>
+    <w:p>
+      <w:pPr>
+        <w:pStyle w:val="a7"/>
+        <w:numPr>
+          <w:ilvl w:val="0"/>
+          <w:numId w:val="15"/>
+        </w:numPr>
+        <w:tabs>
+          <w:tab w:val="left" w:pos="1134"/>
+        </w:tabs>
+        <w:spacing w:after="0" w:line="240" w:lineRule="auto"/>
+        <w:ind w:left="0" w:firstLine="709"/>
+        <w:jc w:val="both"/>
+        <w:rPr>
+          <w:rFonts w:ascii="Times New Roman" w:eastAsiaTheme="minorEastAsia" w:hAnsi="Times New Roman" w:cs="Times New Roman"/>
+          <w:sz w:val="28"/>
+          <w:szCs w:val="28"/>
+          <w:lang w:val="ru-RU"/>
+        </w:rPr>
+      </w:pPr>
+      <w:r>
+        <w:rPr>
+          <w:rFonts w:ascii="Times New Roman" w:eastAsiaTheme="minorEastAsia" w:hAnsi="Times New Roman" w:cs="Times New Roman"/>
+          <w:sz w:val="28"/>
+          <w:szCs w:val="28"/>
+        </w:rPr>
+        <w:t>Точная версия графического драйвера</w:t>
+      </w:r>
+      <w:r>
+        <w:rPr>
+          <w:rFonts w:ascii="Times New Roman" w:eastAsiaTheme="minorEastAsia" w:hAnsi="Times New Roman" w:cs="Times New Roman"/>
+          <w:sz w:val="28"/>
+          <w:szCs w:val="28"/>
+          <w:lang w:val="ru-RU"/>
+        </w:rPr>
+        <w:t xml:space="preserve">: </w:t>
+      </w:r>
+      <w:r>
+        <w:rPr>
+          <w:rFonts w:ascii="Times New Roman" w:eastAsiaTheme="minorEastAsia" w:hAnsi="Times New Roman" w:cs="Times New Roman"/>
+          <w:sz w:val="28"/>
+          <w:szCs w:val="28"/>
+        </w:rPr>
+        <w:t>32.0.101.7076</w:t>
+      </w:r>
+      <w:r>
+        <w:rPr>
+          <w:rFonts w:ascii="Times New Roman" w:eastAsiaTheme="minorEastAsia" w:hAnsi="Times New Roman" w:cs="Times New Roman"/>
+          <w:sz w:val="28"/>
+          <w:szCs w:val="28"/>
+          <w:lang w:val="ru-RU"/>
+        </w:rPr>
+        <w:t>.</w:t>
       </w:r>
     </w:p>
     <w:sectPr>
       <w:pgSz w:w="11906" w:h="16838"/>
-      <w:pgMar w:top="1134" w:right="851" w:bottom="1134" w:left="1701" w:header="0" w:footer="0" w:gutter="0"/>
+      <w:pgMar w:top="1134" w:right="851" w:bottom="851" w:left="1701" w:header="0" w:footer="0" w:gutter="0"/>
       <w:cols w:space="708"/>
       <w:docGrid w:linePitch="360"/>
     </w:sectPr>
@@ -3887,6 +3427,96 @@
     </w:lvl>
   </w:abstractNum>
   <w:abstractNum w:abstractNumId="3" w15:restartNumberingAfterBreak="0">
+    <w:nsid w:val="259E6AC4"/>
+    <w:multiLevelType w:val="hybridMultilevel"/>
+    <w:tmpl w:val="9E7A5ED6"/>
+    <w:lvl w:ilvl="0" w:tplc="B75AA7AA">
+      <w:start w:val="1"/>
+      <w:numFmt w:val="decimal"/>
+      <w:lvlText w:val="%1."/>
+      <w:lvlJc w:val="left"/>
+      <w:pPr>
+        <w:ind w:left="1429" w:hanging="360"/>
+      </w:pPr>
+      <w:rPr>
+        <w:b w:val="0"/>
+        <w:bCs w:val="0"/>
+      </w:rPr>
+    </w:lvl>
+    <w:lvl w:ilvl="1" w:tplc="20000019" w:tentative="1">
+      <w:start w:val="1"/>
+      <w:numFmt w:val="lowerLetter"/>
+      <w:lvlText w:val="%2."/>
+      <w:lvlJc w:val="left"/>
+      <w:pPr>
+        <w:ind w:left="2149" w:hanging="360"/>
+      </w:pPr>
+    </w:lvl>
+    <w:lvl w:ilvl="2" w:tplc="2000001B" w:tentative="1">
+      <w:start w:val="1"/>
+      <w:numFmt w:val="lowerRoman"/>
+      <w:lvlText w:val="%3."/>
+      <w:lvlJc w:val="right"/>
+      <w:pPr>
+        <w:ind w:left="2869" w:hanging="180"/>
+      </w:pPr>
+    </w:lvl>
+    <w:lvl w:ilvl="3" w:tplc="2000000F" w:tentative="1">
+      <w:start w:val="1"/>
+      <w:numFmt w:val="decimal"/>
+      <w:lvlText w:val="%4."/>
+      <w:lvlJc w:val="left"/>
+      <w:pPr>
+        <w:ind w:left="3589" w:hanging="360"/>
+      </w:pPr>
+    </w:lvl>
+    <w:lvl w:ilvl="4" w:tplc="20000019" w:tentative="1">
+      <w:start w:val="1"/>
+      <w:numFmt w:val="lowerLetter"/>
+      <w:lvlText w:val="%5."/>
+      <w:lvlJc w:val="left"/>
+      <w:pPr>
+        <w:ind w:left="4309" w:hanging="360"/>
+      </w:pPr>
+    </w:lvl>
+    <w:lvl w:ilvl="5" w:tplc="2000001B" w:tentative="1">
+      <w:start w:val="1"/>
+      <w:numFmt w:val="lowerRoman"/>
+      <w:lvlText w:val="%6."/>
+      <w:lvlJc w:val="right"/>
+      <w:pPr>
+        <w:ind w:left="5029" w:hanging="180"/>
+      </w:pPr>
+    </w:lvl>
+    <w:lvl w:ilvl="6" w:tplc="2000000F" w:tentative="1">
+      <w:start w:val="1"/>
+      <w:numFmt w:val="decimal"/>
+      <w:lvlText w:val="%7."/>
+      <w:lvlJc w:val="left"/>
+      <w:pPr>
+        <w:ind w:left="5749" w:hanging="360"/>
+      </w:pPr>
+    </w:lvl>
+    <w:lvl w:ilvl="7" w:tplc="20000019" w:tentative="1">
+      <w:start w:val="1"/>
+      <w:numFmt w:val="lowerLetter"/>
+      <w:lvlText w:val="%8."/>
+      <w:lvlJc w:val="left"/>
+      <w:pPr>
+        <w:ind w:left="6469" w:hanging="360"/>
+      </w:pPr>
+    </w:lvl>
+    <w:lvl w:ilvl="8" w:tplc="2000001B" w:tentative="1">
+      <w:start w:val="1"/>
+      <w:numFmt w:val="lowerRoman"/>
+      <w:lvlText w:val="%9."/>
+      <w:lvlJc w:val="right"/>
+      <w:pPr>
+        <w:ind w:left="7189" w:hanging="180"/>
+      </w:pPr>
+    </w:lvl>
+  </w:abstractNum>
+  <w:abstractNum w:abstractNumId="4" w15:restartNumberingAfterBreak="0">
     <w:nsid w:val="294441AC"/>
     <w:multiLevelType w:val="hybridMultilevel"/>
     <w:tmpl w:val="62F029E8"/>
@@ -3999,7 +3629,7 @@
       </w:rPr>
     </w:lvl>
   </w:abstractNum>
-  <w:abstractNum w:abstractNumId="4" w15:restartNumberingAfterBreak="0">
+  <w:abstractNum w:abstractNumId="5" w15:restartNumberingAfterBreak="0">
     <w:nsid w:val="352D42FE"/>
     <w:multiLevelType w:val="multilevel"/>
     <w:tmpl w:val="75662EC8"/>
@@ -4148,7 +3778,7 @@
       </w:rPr>
     </w:lvl>
   </w:abstractNum>
-  <w:abstractNum w:abstractNumId="5" w15:restartNumberingAfterBreak="0">
+  <w:abstractNum w:abstractNumId="6" w15:restartNumberingAfterBreak="0">
     <w:nsid w:val="3C1A02EF"/>
     <w:multiLevelType w:val="hybridMultilevel"/>
     <w:tmpl w:val="90D4783C"/>
@@ -4261,7 +3891,7 @@
       </w:rPr>
     </w:lvl>
   </w:abstractNum>
-  <w:abstractNum w:abstractNumId="6" w15:restartNumberingAfterBreak="0">
+  <w:abstractNum w:abstractNumId="7" w15:restartNumberingAfterBreak="0">
     <w:nsid w:val="4F4C5D6C"/>
     <w:multiLevelType w:val="hybridMultilevel"/>
     <w:tmpl w:val="90CEBCF6"/>
@@ -4374,10 +4004,123 @@
       </w:rPr>
     </w:lvl>
   </w:abstractNum>
-  <w:abstractNum w:abstractNumId="7" w15:restartNumberingAfterBreak="0">
+  <w:abstractNum w:abstractNumId="8" w15:restartNumberingAfterBreak="0">
+    <w:nsid w:val="57DE16F0"/>
+    <w:multiLevelType w:val="hybridMultilevel"/>
+    <w:tmpl w:val="466ADFEC"/>
+    <w:lvl w:ilvl="0" w:tplc="20000001">
+      <w:start w:val="1"/>
+      <w:numFmt w:val="bullet"/>
+      <w:lvlText w:val=""/>
+      <w:lvlJc w:val="left"/>
+      <w:pPr>
+        <w:ind w:left="1440" w:hanging="360"/>
+      </w:pPr>
+      <w:rPr>
+        <w:rFonts w:ascii="Symbol" w:hAnsi="Symbol" w:hint="default"/>
+      </w:rPr>
+    </w:lvl>
+    <w:lvl w:ilvl="1" w:tplc="20000003" w:tentative="1">
+      <w:start w:val="1"/>
+      <w:numFmt w:val="bullet"/>
+      <w:lvlText w:val="o"/>
+      <w:lvlJc w:val="left"/>
+      <w:pPr>
+        <w:ind w:left="2160" w:hanging="360"/>
+      </w:pPr>
+      <w:rPr>
+        <w:rFonts w:ascii="Courier New" w:hAnsi="Courier New" w:cs="Courier New" w:hint="default"/>
+      </w:rPr>
+    </w:lvl>
+    <w:lvl w:ilvl="2" w:tplc="20000005" w:tentative="1">
+      <w:start w:val="1"/>
+      <w:numFmt w:val="bullet"/>
+      <w:lvlText w:val=""/>
+      <w:lvlJc w:val="left"/>
+      <w:pPr>
+        <w:ind w:left="2880" w:hanging="360"/>
+      </w:pPr>
+      <w:rPr>
+        <w:rFonts w:ascii="Wingdings" w:hAnsi="Wingdings" w:hint="default"/>
+      </w:rPr>
+    </w:lvl>
+    <w:lvl w:ilvl="3" w:tplc="20000001" w:tentative="1">
+      <w:start w:val="1"/>
+      <w:numFmt w:val="bullet"/>
+      <w:lvlText w:val=""/>
+      <w:lvlJc w:val="left"/>
+      <w:pPr>
+        <w:ind w:left="3600" w:hanging="360"/>
+      </w:pPr>
+      <w:rPr>
+        <w:rFonts w:ascii="Symbol" w:hAnsi="Symbol" w:hint="default"/>
+      </w:rPr>
+    </w:lvl>
+    <w:lvl w:ilvl="4" w:tplc="20000003" w:tentative="1">
+      <w:start w:val="1"/>
+      <w:numFmt w:val="bullet"/>
+      <w:lvlText w:val="o"/>
+      <w:lvlJc w:val="left"/>
+      <w:pPr>
+        <w:ind w:left="4320" w:hanging="360"/>
+      </w:pPr>
+      <w:rPr>
+        <w:rFonts w:ascii="Courier New" w:hAnsi="Courier New" w:cs="Courier New" w:hint="default"/>
+      </w:rPr>
+    </w:lvl>
+    <w:lvl w:ilvl="5" w:tplc="20000005" w:tentative="1">
+      <w:start w:val="1"/>
+      <w:numFmt w:val="bullet"/>
+      <w:lvlText w:val=""/>
+      <w:lvlJc w:val="left"/>
+      <w:pPr>
+        <w:ind w:left="5040" w:hanging="360"/>
+      </w:pPr>
+      <w:rPr>
+        <w:rFonts w:ascii="Wingdings" w:hAnsi="Wingdings" w:hint="default"/>
+      </w:rPr>
+    </w:lvl>
+    <w:lvl w:ilvl="6" w:tplc="20000001" w:tentative="1">
+      <w:start w:val="1"/>
+      <w:numFmt w:val="bullet"/>
+      <w:lvlText w:val=""/>
+      <w:lvlJc w:val="left"/>
+      <w:pPr>
+        <w:ind w:left="5760" w:hanging="360"/>
+      </w:pPr>
+      <w:rPr>
+        <w:rFonts w:ascii="Symbol" w:hAnsi="Symbol" w:hint="default"/>
+      </w:rPr>
+    </w:lvl>
+    <w:lvl w:ilvl="7" w:tplc="20000003" w:tentative="1">
+      <w:start w:val="1"/>
+      <w:numFmt w:val="bullet"/>
+      <w:lvlText w:val="o"/>
+      <w:lvlJc w:val="left"/>
+      <w:pPr>
+        <w:ind w:left="6480" w:hanging="360"/>
+      </w:pPr>
+      <w:rPr>
+        <w:rFonts w:ascii="Courier New" w:hAnsi="Courier New" w:cs="Courier New" w:hint="default"/>
+      </w:rPr>
+    </w:lvl>
+    <w:lvl w:ilvl="8" w:tplc="20000005" w:tentative="1">
+      <w:start w:val="1"/>
+      <w:numFmt w:val="bullet"/>
+      <w:lvlText w:val=""/>
+      <w:lvlJc w:val="left"/>
+      <w:pPr>
+        <w:ind w:left="7200" w:hanging="360"/>
+      </w:pPr>
+      <w:rPr>
+        <w:rFonts w:ascii="Wingdings" w:hAnsi="Wingdings" w:hint="default"/>
+      </w:rPr>
+    </w:lvl>
+  </w:abstractNum>
+  <w:abstractNum w:abstractNumId="9" w15:restartNumberingAfterBreak="0">
     <w:nsid w:val="6793391E"/>
     <w:multiLevelType w:val="hybridMultilevel"/>
-    <w:tmpl w:val="E702D0FA"/>
+    <w:tmpl w:val="347CD69E"/>
     <w:lvl w:ilvl="0" w:tplc="20000001">
       <w:start w:val="1"/>
       <w:numFmt w:val="bullet"/>
@@ -4390,6 +4133,121 @@
         <w:rFonts w:ascii="Symbol" w:hAnsi="Symbol" w:hint="default"/>
       </w:rPr>
     </w:lvl>
+    <w:lvl w:ilvl="1" w:tplc="20000003">
+      <w:start w:val="1"/>
+      <w:numFmt w:val="bullet"/>
+      <w:lvlText w:val="o"/>
+      <w:lvlJc w:val="left"/>
+      <w:pPr>
+        <w:ind w:left="2149" w:hanging="360"/>
+      </w:pPr>
+      <w:rPr>
+        <w:rFonts w:ascii="Courier New" w:hAnsi="Courier New" w:cs="Courier New" w:hint="default"/>
+      </w:rPr>
+    </w:lvl>
+    <w:lvl w:ilvl="2" w:tplc="20000005" w:tentative="1">
+      <w:start w:val="1"/>
+      <w:numFmt w:val="bullet"/>
+      <w:lvlText w:val=""/>
+      <w:lvlJc w:val="left"/>
+      <w:pPr>
+        <w:ind w:left="2869" w:hanging="360"/>
+      </w:pPr>
+      <w:rPr>
+        <w:rFonts w:ascii="Wingdings" w:hAnsi="Wingdings" w:hint="default"/>
+      </w:rPr>
+    </w:lvl>
+    <w:lvl w:ilvl="3" w:tplc="20000001" w:tentative="1">
+      <w:start w:val="1"/>
+      <w:numFmt w:val="bullet"/>
+      <w:lvlText w:val=""/>
+      <w:lvlJc w:val="left"/>
+      <w:pPr>
+        <w:ind w:left="3589" w:hanging="360"/>
+      </w:pPr>
+      <w:rPr>
+        <w:rFonts w:ascii="Symbol" w:hAnsi="Symbol" w:hint="default"/>
+      </w:rPr>
+    </w:lvl>
+    <w:lvl w:ilvl="4" w:tplc="20000003" w:tentative="1">
+      <w:start w:val="1"/>
+      <w:numFmt w:val="bullet"/>
+      <w:lvlText w:val="o"/>
+      <w:lvlJc w:val="left"/>
+      <w:pPr>
+        <w:ind w:left="4309" w:hanging="360"/>
+      </w:pPr>
+      <w:rPr>
+        <w:rFonts w:ascii="Courier New" w:hAnsi="Courier New" w:cs="Courier New" w:hint="default"/>
+      </w:rPr>
+    </w:lvl>
+    <w:lvl w:ilvl="5" w:tplc="20000005" w:tentative="1">
+      <w:start w:val="1"/>
+      <w:numFmt w:val="bullet"/>
+      <w:lvlText w:val=""/>
+      <w:lvlJc w:val="left"/>
+      <w:pPr>
+        <w:ind w:left="5029" w:hanging="360"/>
+      </w:pPr>
+      <w:rPr>
+        <w:rFonts w:ascii="Wingdings" w:hAnsi="Wingdings" w:hint="default"/>
+      </w:rPr>
+    </w:lvl>
+    <w:lvl w:ilvl="6" w:tplc="20000001" w:tentative="1">
+      <w:start w:val="1"/>
+      <w:numFmt w:val="bullet"/>
+      <w:lvlText w:val=""/>
+      <w:lvlJc w:val="left"/>
+      <w:pPr>
+        <w:ind w:left="5749" w:hanging="360"/>
+      </w:pPr>
+      <w:rPr>
+        <w:rFonts w:ascii="Symbol" w:hAnsi="Symbol" w:hint="default"/>
+      </w:rPr>
+    </w:lvl>
+    <w:lvl w:ilvl="7" w:tplc="20000003" w:tentative="1">
+      <w:start w:val="1"/>
+      <w:numFmt w:val="bullet"/>
+      <w:lvlText w:val="o"/>
+      <w:lvlJc w:val="left"/>
+      <w:pPr>
+        <w:ind w:left="6469" w:hanging="360"/>
+      </w:pPr>
+      <w:rPr>
+        <w:rFonts w:ascii="Courier New" w:hAnsi="Courier New" w:cs="Courier New" w:hint="default"/>
+      </w:rPr>
+    </w:lvl>
+    <w:lvl w:ilvl="8" w:tplc="20000005" w:tentative="1">
+      <w:start w:val="1"/>
+      <w:numFmt w:val="bullet"/>
+      <w:lvlText w:val=""/>
+      <w:lvlJc w:val="left"/>
+      <w:pPr>
+        <w:ind w:left="7189" w:hanging="360"/>
+      </w:pPr>
+      <w:rPr>
+        <w:rFonts w:ascii="Wingdings" w:hAnsi="Wingdings" w:hint="default"/>
+      </w:rPr>
+    </w:lvl>
+  </w:abstractNum>
+  <w:abstractNum w:abstractNumId="10" w15:restartNumberingAfterBreak="0">
+    <w:nsid w:val="71D66D51"/>
+    <w:multiLevelType w:val="hybridMultilevel"/>
+    <w:tmpl w:val="8D161BF0"/>
+    <w:lvl w:ilvl="0" w:tplc="B75AA7AA">
+      <w:start w:val="1"/>
+      <w:numFmt w:val="decimal"/>
+      <w:lvlText w:val="%1."/>
+      <w:lvlJc w:val="left"/>
+      <w:pPr>
+        <w:ind w:left="2858" w:hanging="360"/>
+      </w:pPr>
+      <w:rPr>
+        <w:rFonts w:hint="default"/>
+        <w:b w:val="0"/>
+        <w:bCs w:val="0"/>
+      </w:rPr>
+    </w:lvl>
     <w:lvl w:ilvl="1" w:tplc="20000003" w:tentative="1">
       <w:start w:val="1"/>
       <w:numFmt w:val="bullet"/>
@@ -4487,7 +4345,7 @@
       </w:rPr>
     </w:lvl>
   </w:abstractNum>
-  <w:abstractNum w:abstractNumId="8" w15:restartNumberingAfterBreak="0">
+  <w:abstractNum w:abstractNumId="11" w15:restartNumberingAfterBreak="0">
     <w:nsid w:val="74D152A5"/>
     <w:multiLevelType w:val="hybridMultilevel"/>
     <w:tmpl w:val="7F044E12"/>
@@ -4601,40 +4459,49 @@
     </w:lvl>
   </w:abstractNum>
   <w:num w:numId="1" w16cid:durableId="434981079">
-    <w:abstractNumId w:val="3"/>
+    <w:abstractNumId w:val="4"/>
   </w:num>
   <w:num w:numId="2" w16cid:durableId="1636131838">
-    <w:abstractNumId w:val="6"/>
+    <w:abstractNumId w:val="7"/>
   </w:num>
   <w:num w:numId="3" w16cid:durableId="1970479089">
     <w:abstractNumId w:val="1"/>
   </w:num>
   <w:num w:numId="4" w16cid:durableId="190000553">
-    <w:abstractNumId w:val="8"/>
+    <w:abstractNumId w:val="11"/>
   </w:num>
   <w:num w:numId="5" w16cid:durableId="250819787">
-    <w:abstractNumId w:val="6"/>
+    <w:abstractNumId w:val="7"/>
   </w:num>
   <w:num w:numId="6" w16cid:durableId="131334857">
     <w:abstractNumId w:val="0"/>
   </w:num>
   <w:num w:numId="7" w16cid:durableId="567569138">
-    <w:abstractNumId w:val="3"/>
+    <w:abstractNumId w:val="4"/>
   </w:num>
   <w:num w:numId="8" w16cid:durableId="1941981853">
     <w:abstractNumId w:val="2"/>
   </w:num>
   <w:num w:numId="9" w16cid:durableId="368844238">
-    <w:abstractNumId w:val="8"/>
+    <w:abstractNumId w:val="11"/>
   </w:num>
   <w:num w:numId="10" w16cid:durableId="1636258183">
-    <w:abstractNumId w:val="7"/>
+    <w:abstractNumId w:val="9"/>
   </w:num>
   <w:num w:numId="11" w16cid:durableId="442455544">
-    <w:abstractNumId w:val="4"/>
+    <w:abstractNumId w:val="5"/>
   </w:num>
   <w:num w:numId="12" w16cid:durableId="1265069331">
-    <w:abstractNumId w:val="5"/>
+    <w:abstractNumId w:val="6"/>
+  </w:num>
+  <w:num w:numId="13" w16cid:durableId="1304848206">
+    <w:abstractNumId w:val="10"/>
+  </w:num>
+  <w:num w:numId="14" w16cid:durableId="1458375924">
+    <w:abstractNumId w:val="3"/>
+  </w:num>
+  <w:num w:numId="15" w16cid:durableId="1949582812">
+    <w:abstractNumId w:val="8"/>
   </w:num>
 </w:numbering>
 </file>
@@ -5039,7 +4906,7 @@
   <w:style w:type="paragraph" w:default="1" w:styleId="a">
     <w:name w:val="Normal"/>
     <w:qFormat/>
-    <w:rsid w:val="00C10D65"/>
+    <w:rsid w:val="00F574B0"/>
   </w:style>
   <w:style w:type="paragraph" w:styleId="1">
     <w:name w:val="heading 1"/>
@@ -5243,7 +5110,6 @@
   <w:style w:type="character" w:default="1" w:styleId="a0">
     <w:name w:val="Default Paragraph Font"/>
     <w:uiPriority w:val="1"/>
-    <w:semiHidden/>
     <w:unhideWhenUsed/>
   </w:style>
   <w:style w:type="table" w:default="1" w:styleId="a1">
